--- a/python/p7_advanced_modules_and_submodules_documentary.docx
+++ b/python/p7_advanced_modules_and_submodules_documentary.docx
@@ -6,7 +6,7 @@
       <w:pPr>
         <w:jc w:val="center"/>
         <w:rPr>
-          <w:rFonts w:ascii="Carlito" w:hAnsi="Carlito" w:cs="Carlito"/>
+          <w:rFonts w:ascii="Calibri" w:hAnsi="Calibri" w:cs="Calibri"/>
           <w:b/>
           <w:bCs/>
           <w:sz w:val="44"/>
@@ -15,7 +15,7 @@
       </w:pPr>
       <w:r>
         <w:rPr>
-          <w:rFonts w:ascii="Carlito" w:hAnsi="Carlito" w:cs="Carlito"/>
+          <w:rFonts w:ascii="Calibri" w:hAnsi="Calibri" w:cs="Calibri"/>
           <w:b/>
           <w:bCs/>
           <w:sz w:val="44"/>
@@ -27,16 +27,16 @@
     <w:p>
       <w:pPr>
         <w:rPr>
-          <w:rFonts w:ascii="Carlito" w:hAnsi="Carlito" w:cs="Carlito"/>
-          <w:sz w:val="36"/>
-          <w:szCs w:val="36"/>
-        </w:rPr>
-      </w:pPr>
-      <w:r>
-        <w:rPr>
-          <w:rFonts w:ascii="Carlito" w:hAnsi="Carlito" w:cs="Carlito"/>
-          <w:sz w:val="36"/>
-          <w:szCs w:val="36"/>
+          <w:rFonts w:ascii="Calibri" w:hAnsi="Calibri" w:cs="Calibri"/>
+          <w:sz w:val="32"/>
+          <w:szCs w:val="32"/>
+        </w:rPr>
+      </w:pPr>
+      <w:r>
+        <w:rPr>
+          <w:rFonts w:ascii="Calibri" w:hAnsi="Calibri" w:cs="Calibri"/>
+          <w:sz w:val="32"/>
+          <w:szCs w:val="32"/>
         </w:rPr>
         <w:br w:type="page"/>
       </w:r>
@@ -45,16 +45,16 @@
       <w:pPr>
         <w:jc w:val="both"/>
         <w:rPr>
-          <w:rFonts w:ascii="Carlito" w:hAnsi="Carlito" w:cs="Carlito"/>
-          <w:b/>
-          <w:bCs/>
-          <w:sz w:val="36"/>
-          <w:szCs w:val="36"/>
-        </w:rPr>
-      </w:pPr>
-      <w:r>
-        <w:rPr>
-          <w:rFonts w:ascii="Carlito" w:hAnsi="Carlito" w:cs="Carlito"/>
+          <w:rFonts w:ascii="Calibri" w:hAnsi="Calibri" w:cs="Calibri"/>
+          <w:b/>
+          <w:bCs/>
+          <w:sz w:val="36"/>
+          <w:szCs w:val="36"/>
+        </w:rPr>
+      </w:pPr>
+      <w:r>
+        <w:rPr>
+          <w:rFonts w:ascii="Calibri" w:hAnsi="Calibri" w:cs="Calibri"/>
           <w:b/>
           <w:bCs/>
           <w:sz w:val="36"/>
@@ -66,7 +66,7 @@
       <w:proofErr w:type="spellStart"/>
       <w:r>
         <w:rPr>
-          <w:rFonts w:ascii="Carlito" w:hAnsi="Carlito" w:cs="Carlito"/>
+          <w:rFonts w:ascii="Calibri" w:hAnsi="Calibri" w:cs="Calibri"/>
           <w:b/>
           <w:bCs/>
           <w:sz w:val="36"/>
@@ -77,7 +77,7 @@
       <w:proofErr w:type="spellEnd"/>
       <w:r>
         <w:rPr>
-          <w:rFonts w:ascii="Carlito" w:hAnsi="Carlito" w:cs="Carlito"/>
+          <w:rFonts w:ascii="Calibri" w:hAnsi="Calibri" w:cs="Calibri"/>
           <w:b/>
           <w:bCs/>
           <w:sz w:val="36"/>
@@ -90,14 +90,14 @@
       <w:pPr>
         <w:jc w:val="both"/>
         <w:rPr>
-          <w:rFonts w:ascii="Carlito" w:hAnsi="Carlito" w:cs="Carlito"/>
-          <w:sz w:val="36"/>
-          <w:szCs w:val="36"/>
-        </w:rPr>
-      </w:pPr>
-      <w:r>
-        <w:rPr>
-          <w:rFonts w:ascii="Carlito" w:hAnsi="Carlito" w:cs="Carlito"/>
+          <w:rFonts w:ascii="Calibri" w:hAnsi="Calibri" w:cs="Calibri"/>
+          <w:sz w:val="36"/>
+          <w:szCs w:val="36"/>
+        </w:rPr>
+      </w:pPr>
+      <w:r>
+        <w:rPr>
+          <w:rFonts w:ascii="Calibri" w:hAnsi="Calibri" w:cs="Calibri"/>
           <w:sz w:val="36"/>
           <w:szCs w:val="36"/>
         </w:rPr>
@@ -106,7 +106,7 @@
       <w:proofErr w:type="spellStart"/>
       <w:r>
         <w:rPr>
-          <w:rFonts w:ascii="Carlito" w:hAnsi="Carlito" w:cs="Carlito"/>
+          <w:rFonts w:ascii="Calibri" w:hAnsi="Calibri" w:cs="Calibri"/>
           <w:b/>
           <w:bCs/>
           <w:sz w:val="36"/>
@@ -117,7 +117,7 @@
       <w:proofErr w:type="spellEnd"/>
       <w:r>
         <w:rPr>
-          <w:rFonts w:ascii="Carlito" w:hAnsi="Carlito" w:cs="Carlito"/>
+          <w:rFonts w:ascii="Calibri" w:hAnsi="Calibri" w:cs="Calibri"/>
           <w:sz w:val="36"/>
           <w:szCs w:val="36"/>
         </w:rPr>
@@ -126,7 +126,7 @@
       <w:proofErr w:type="spellStart"/>
       <w:r>
         <w:rPr>
-          <w:rFonts w:ascii="Carlito" w:hAnsi="Carlito" w:cs="Carlito"/>
+          <w:rFonts w:ascii="Calibri" w:hAnsi="Calibri" w:cs="Calibri"/>
           <w:sz w:val="36"/>
           <w:szCs w:val="36"/>
         </w:rPr>
@@ -135,7 +135,7 @@
       <w:proofErr w:type="spellEnd"/>
       <w:r>
         <w:rPr>
-          <w:rFonts w:ascii="Carlito" w:hAnsi="Carlito" w:cs="Carlito"/>
+          <w:rFonts w:ascii="Calibri" w:hAnsi="Calibri" w:cs="Calibri"/>
           <w:sz w:val="36"/>
           <w:szCs w:val="36"/>
         </w:rPr>
@@ -144,7 +144,7 @@
       <w:proofErr w:type="spellStart"/>
       <w:r>
         <w:rPr>
-          <w:rFonts w:ascii="Carlito" w:hAnsi="Carlito" w:cs="Carlito"/>
+          <w:rFonts w:ascii="Calibri" w:hAnsi="Calibri" w:cs="Calibri"/>
           <w:b/>
           <w:bCs/>
           <w:sz w:val="36"/>
@@ -155,7 +155,7 @@
       <w:proofErr w:type="spellEnd"/>
       <w:r>
         <w:rPr>
-          <w:rFonts w:ascii="Carlito" w:hAnsi="Carlito" w:cs="Carlito"/>
+          <w:rFonts w:ascii="Calibri" w:hAnsi="Calibri" w:cs="Calibri"/>
           <w:sz w:val="36"/>
           <w:szCs w:val="36"/>
         </w:rPr>
@@ -164,7 +164,7 @@
       <w:proofErr w:type="spellStart"/>
       <w:r>
         <w:rPr>
-          <w:rFonts w:ascii="Carlito" w:hAnsi="Carlito" w:cs="Carlito"/>
+          <w:rFonts w:ascii="Calibri" w:hAnsi="Calibri" w:cs="Calibri"/>
           <w:b/>
           <w:bCs/>
           <w:sz w:val="36"/>
@@ -175,7 +175,7 @@
       <w:proofErr w:type="spellEnd"/>
       <w:r>
         <w:rPr>
-          <w:rFonts w:ascii="Carlito" w:hAnsi="Carlito" w:cs="Carlito"/>
+          <w:rFonts w:ascii="Calibri" w:hAnsi="Calibri" w:cs="Calibri"/>
           <w:b/>
           <w:bCs/>
           <w:sz w:val="36"/>
@@ -185,7 +185,7 @@
       </w:r>
       <w:r>
         <w:rPr>
-          <w:rFonts w:ascii="Carlito" w:hAnsi="Carlito" w:cs="Carlito"/>
+          <w:rFonts w:ascii="Calibri" w:hAnsi="Calibri" w:cs="Calibri"/>
           <w:sz w:val="36"/>
           <w:szCs w:val="36"/>
         </w:rPr>
@@ -196,14 +196,14 @@
       <w:pPr>
         <w:jc w:val="both"/>
         <w:rPr>
-          <w:rFonts w:ascii="Carlito" w:hAnsi="Carlito" w:cs="Carlito"/>
-          <w:sz w:val="36"/>
-          <w:szCs w:val="36"/>
-        </w:rPr>
-      </w:pPr>
-      <w:r>
-        <w:rPr>
-          <w:rFonts w:ascii="Carlito" w:hAnsi="Carlito" w:cs="Carlito"/>
+          <w:rFonts w:ascii="Calibri" w:hAnsi="Calibri" w:cs="Calibri"/>
+          <w:sz w:val="36"/>
+          <w:szCs w:val="36"/>
+        </w:rPr>
+      </w:pPr>
+      <w:r>
+        <w:rPr>
+          <w:rFonts w:ascii="Calibri" w:hAnsi="Calibri" w:cs="Calibri"/>
           <w:sz w:val="36"/>
           <w:szCs w:val="36"/>
         </w:rPr>
@@ -214,14 +214,14 @@
       <w:pPr>
         <w:jc w:val="both"/>
         <w:rPr>
-          <w:rFonts w:ascii="Carlito" w:hAnsi="Carlito" w:cs="Carlito"/>
-          <w:sz w:val="36"/>
-          <w:szCs w:val="36"/>
-        </w:rPr>
-      </w:pPr>
-      <w:r>
-        <w:rPr>
-          <w:rFonts w:ascii="Carlito" w:hAnsi="Carlito" w:cs="Carlito"/>
+          <w:rFonts w:ascii="Calibri" w:hAnsi="Calibri" w:cs="Calibri"/>
+          <w:sz w:val="36"/>
+          <w:szCs w:val="36"/>
+        </w:rPr>
+      </w:pPr>
+      <w:r>
+        <w:rPr>
+          <w:rFonts w:ascii="Calibri" w:hAnsi="Calibri" w:cs="Calibri"/>
           <w:sz w:val="36"/>
           <w:szCs w:val="36"/>
         </w:rPr>
@@ -230,7 +230,7 @@
       <w:proofErr w:type="gramStart"/>
       <w:r>
         <w:rPr>
-          <w:rFonts w:ascii="Carlito" w:hAnsi="Carlito" w:cs="Carlito"/>
+          <w:rFonts w:ascii="Calibri" w:hAnsi="Calibri" w:cs="Calibri"/>
           <w:sz w:val="36"/>
           <w:szCs w:val="36"/>
         </w:rPr>
@@ -238,7 +238,7 @@
       </w:r>
       <w:r>
         <w:rPr>
-          <w:rFonts w:ascii="Carlito" w:hAnsi="Carlito" w:cs="Carlito"/>
+          <w:rFonts w:ascii="Calibri" w:hAnsi="Calibri" w:cs="Calibri"/>
           <w:b/>
           <w:bCs/>
           <w:sz w:val="36"/>
@@ -249,7 +249,7 @@
       <w:proofErr w:type="gramEnd"/>
       <w:r>
         <w:rPr>
-          <w:rFonts w:ascii="Carlito" w:hAnsi="Carlito" w:cs="Carlito"/>
+          <w:rFonts w:ascii="Calibri" w:hAnsi="Calibri" w:cs="Calibri"/>
           <w:b/>
           <w:bCs/>
           <w:sz w:val="36"/>
@@ -259,7 +259,7 @@
       </w:r>
       <w:r>
         <w:rPr>
-          <w:rFonts w:ascii="Carlito" w:hAnsi="Carlito" w:cs="Carlito"/>
+          <w:rFonts w:ascii="Calibri" w:hAnsi="Calibri" w:cs="Calibri"/>
           <w:sz w:val="36"/>
           <w:szCs w:val="36"/>
         </w:rPr>
@@ -268,7 +268,7 @@
       <w:proofErr w:type="gramStart"/>
       <w:r>
         <w:rPr>
-          <w:rFonts w:ascii="Carlito" w:hAnsi="Carlito" w:cs="Carlito"/>
+          <w:rFonts w:ascii="Calibri" w:hAnsi="Calibri" w:cs="Calibri"/>
           <w:sz w:val="36"/>
           <w:szCs w:val="36"/>
         </w:rPr>
@@ -276,7 +276,7 @@
       </w:r>
       <w:r>
         <w:rPr>
-          <w:rFonts w:ascii="Carlito" w:hAnsi="Carlito" w:cs="Carlito"/>
+          <w:rFonts w:ascii="Calibri" w:hAnsi="Calibri" w:cs="Calibri"/>
           <w:b/>
           <w:bCs/>
           <w:sz w:val="36"/>
@@ -287,7 +287,7 @@
       <w:proofErr w:type="gramEnd"/>
       <w:r>
         <w:rPr>
-          <w:rFonts w:ascii="Carlito" w:hAnsi="Carlito" w:cs="Carlito"/>
+          <w:rFonts w:ascii="Calibri" w:hAnsi="Calibri" w:cs="Calibri"/>
           <w:b/>
           <w:bCs/>
           <w:sz w:val="36"/>
@@ -298,7 +298,7 @@
       <w:proofErr w:type="spellStart"/>
       <w:r>
         <w:rPr>
-          <w:rFonts w:ascii="Carlito" w:hAnsi="Carlito" w:cs="Carlito"/>
+          <w:rFonts w:ascii="Calibri" w:hAnsi="Calibri" w:cs="Calibri"/>
           <w:b/>
           <w:bCs/>
           <w:sz w:val="36"/>
@@ -309,7 +309,7 @@
       <w:proofErr w:type="spellEnd"/>
       <w:r>
         <w:rPr>
-          <w:rFonts w:ascii="Carlito" w:hAnsi="Carlito" w:cs="Carlito"/>
+          <w:rFonts w:ascii="Calibri" w:hAnsi="Calibri" w:cs="Calibri"/>
           <w:b/>
           <w:bCs/>
           <w:sz w:val="36"/>
@@ -319,7 +319,7 @@
       </w:r>
       <w:r>
         <w:rPr>
-          <w:rFonts w:ascii="Carlito" w:hAnsi="Carlito" w:cs="Carlito"/>
+          <w:rFonts w:ascii="Calibri" w:hAnsi="Calibri" w:cs="Calibri"/>
           <w:sz w:val="36"/>
           <w:szCs w:val="36"/>
         </w:rPr>
@@ -330,14 +330,14 @@
       <w:pPr>
         <w:jc w:val="both"/>
         <w:rPr>
-          <w:rFonts w:ascii="Carlito" w:hAnsi="Carlito" w:cs="Carlito"/>
-          <w:sz w:val="36"/>
-          <w:szCs w:val="36"/>
-        </w:rPr>
-      </w:pPr>
-      <w:r>
-        <w:rPr>
-          <w:rFonts w:ascii="Carlito" w:hAnsi="Carlito" w:cs="Carlito"/>
+          <w:rFonts w:ascii="Calibri" w:hAnsi="Calibri" w:cs="Calibri"/>
+          <w:sz w:val="36"/>
+          <w:szCs w:val="36"/>
+        </w:rPr>
+      </w:pPr>
+      <w:r>
+        <w:rPr>
+          <w:rFonts w:ascii="Calibri" w:hAnsi="Calibri" w:cs="Calibri"/>
           <w:sz w:val="36"/>
           <w:szCs w:val="36"/>
         </w:rPr>
@@ -346,7 +346,7 @@
       <w:proofErr w:type="gramStart"/>
       <w:r>
         <w:rPr>
-          <w:rFonts w:ascii="Carlito" w:hAnsi="Carlito" w:cs="Carlito"/>
+          <w:rFonts w:ascii="Calibri" w:hAnsi="Calibri" w:cs="Calibri"/>
           <w:sz w:val="36"/>
           <w:szCs w:val="36"/>
         </w:rPr>
@@ -354,7 +354,7 @@
       </w:r>
       <w:r>
         <w:rPr>
-          <w:rFonts w:ascii="Carlito" w:hAnsi="Carlito" w:cs="Carlito"/>
+          <w:rFonts w:ascii="Calibri" w:hAnsi="Calibri" w:cs="Calibri"/>
           <w:b/>
           <w:bCs/>
           <w:sz w:val="36"/>
@@ -365,7 +365,7 @@
       <w:proofErr w:type="gramEnd"/>
       <w:r>
         <w:rPr>
-          <w:rFonts w:ascii="Carlito" w:hAnsi="Carlito" w:cs="Carlito"/>
+          <w:rFonts w:ascii="Calibri" w:hAnsi="Calibri" w:cs="Calibri"/>
           <w:b/>
           <w:bCs/>
           <w:sz w:val="36"/>
@@ -376,7 +376,7 @@
       <w:proofErr w:type="spellStart"/>
       <w:r>
         <w:rPr>
-          <w:rFonts w:ascii="Carlito" w:hAnsi="Carlito" w:cs="Carlito"/>
+          <w:rFonts w:ascii="Calibri" w:hAnsi="Calibri" w:cs="Calibri"/>
           <w:b/>
           <w:bCs/>
           <w:sz w:val="36"/>
@@ -387,7 +387,7 @@
       <w:proofErr w:type="spellEnd"/>
       <w:r>
         <w:rPr>
-          <w:rFonts w:ascii="Carlito" w:hAnsi="Carlito" w:cs="Carlito"/>
+          <w:rFonts w:ascii="Calibri" w:hAnsi="Calibri" w:cs="Calibri"/>
           <w:b/>
           <w:bCs/>
           <w:sz w:val="36"/>
@@ -397,7 +397,7 @@
       </w:r>
       <w:r>
         <w:rPr>
-          <w:rFonts w:ascii="Carlito" w:hAnsi="Carlito" w:cs="Carlito"/>
+          <w:rFonts w:ascii="Calibri" w:hAnsi="Calibri" w:cs="Calibri"/>
           <w:sz w:val="36"/>
           <w:szCs w:val="36"/>
         </w:rPr>
@@ -406,7 +406,7 @@
       <w:proofErr w:type="gramStart"/>
       <w:r>
         <w:rPr>
-          <w:rFonts w:ascii="Carlito" w:hAnsi="Carlito" w:cs="Carlito"/>
+          <w:rFonts w:ascii="Calibri" w:hAnsi="Calibri" w:cs="Calibri"/>
           <w:sz w:val="36"/>
           <w:szCs w:val="36"/>
         </w:rPr>
@@ -414,7 +414,7 @@
       </w:r>
       <w:r>
         <w:rPr>
-          <w:rFonts w:ascii="Carlito" w:hAnsi="Carlito" w:cs="Carlito"/>
+          <w:rFonts w:ascii="Calibri" w:hAnsi="Calibri" w:cs="Calibri"/>
           <w:b/>
           <w:bCs/>
           <w:sz w:val="36"/>
@@ -425,7 +425,7 @@
       <w:proofErr w:type="gramEnd"/>
       <w:r>
         <w:rPr>
-          <w:rFonts w:ascii="Carlito" w:hAnsi="Carlito" w:cs="Carlito"/>
+          <w:rFonts w:ascii="Calibri" w:hAnsi="Calibri" w:cs="Calibri"/>
           <w:b/>
           <w:bCs/>
           <w:sz w:val="36"/>
@@ -435,7 +435,7 @@
       </w:r>
       <w:r>
         <w:rPr>
-          <w:rFonts w:ascii="Carlito" w:hAnsi="Carlito" w:cs="Carlito"/>
+          <w:rFonts w:ascii="Calibri" w:hAnsi="Calibri" w:cs="Calibri"/>
           <w:sz w:val="36"/>
           <w:szCs w:val="36"/>
         </w:rPr>
@@ -446,14 +446,14 @@
       <w:pPr>
         <w:jc w:val="both"/>
         <w:rPr>
-          <w:rFonts w:ascii="Carlito" w:hAnsi="Carlito" w:cs="Carlito"/>
-          <w:sz w:val="36"/>
-          <w:szCs w:val="36"/>
-        </w:rPr>
-      </w:pPr>
-      <w:r>
-        <w:rPr>
-          <w:rFonts w:ascii="Carlito" w:hAnsi="Carlito" w:cs="Carlito"/>
+          <w:rFonts w:ascii="Calibri" w:hAnsi="Calibri" w:cs="Calibri"/>
+          <w:sz w:val="36"/>
+          <w:szCs w:val="36"/>
+        </w:rPr>
+      </w:pPr>
+      <w:r>
+        <w:rPr>
+          <w:rFonts w:ascii="Calibri" w:hAnsi="Calibri" w:cs="Calibri"/>
           <w:sz w:val="36"/>
           <w:szCs w:val="36"/>
         </w:rPr>
@@ -464,17 +464,17 @@
       <w:pPr>
         <w:jc w:val="both"/>
         <w:rPr>
-          <w:rFonts w:ascii="Carlito" w:hAnsi="Carlito" w:cs="Carlito"/>
-          <w:b/>
-          <w:bCs/>
-          <w:color w:val="D86DCB" w:themeColor="accent5" w:themeTint="99"/>
-          <w:sz w:val="36"/>
-          <w:szCs w:val="36"/>
-        </w:rPr>
-      </w:pPr>
-      <w:r>
-        <w:rPr>
-          <w:rFonts w:ascii="Carlito" w:hAnsi="Carlito" w:cs="Carlito"/>
+          <w:rFonts w:ascii="Calibri" w:hAnsi="Calibri" w:cs="Calibri"/>
+          <w:b/>
+          <w:bCs/>
+          <w:color w:val="D86DCB" w:themeColor="accent5" w:themeTint="99"/>
+          <w:sz w:val="36"/>
+          <w:szCs w:val="36"/>
+        </w:rPr>
+      </w:pPr>
+      <w:r>
+        <w:rPr>
+          <w:rFonts w:ascii="Calibri" w:hAnsi="Calibri" w:cs="Calibri"/>
           <w:b/>
           <w:bCs/>
           <w:color w:val="D86DCB" w:themeColor="accent5" w:themeTint="99"/>
@@ -487,7 +487,7 @@
       <w:proofErr w:type="gramStart"/>
       <w:r>
         <w:rPr>
-          <w:rFonts w:ascii="Carlito" w:hAnsi="Carlito" w:cs="Carlito"/>
+          <w:rFonts w:ascii="Calibri" w:hAnsi="Calibri" w:cs="Calibri"/>
           <w:b/>
           <w:bCs/>
           <w:color w:val="D86DCB" w:themeColor="accent5" w:themeTint="99"/>
@@ -500,7 +500,7 @@
       <w:proofErr w:type="gramEnd"/>
       <w:r>
         <w:rPr>
-          <w:rFonts w:ascii="Carlito" w:hAnsi="Carlito" w:cs="Carlito"/>
+          <w:rFonts w:ascii="Calibri" w:hAnsi="Calibri" w:cs="Calibri"/>
           <w:b/>
           <w:bCs/>
           <w:color w:val="D86DCB" w:themeColor="accent5" w:themeTint="99"/>
@@ -512,7 +512,7 @@
       <w:proofErr w:type="spellStart"/>
       <w:r>
         <w:rPr>
-          <w:rFonts w:ascii="Carlito" w:hAnsi="Carlito" w:cs="Carlito"/>
+          <w:rFonts w:ascii="Calibri" w:hAnsi="Calibri" w:cs="Calibri"/>
           <w:b/>
           <w:bCs/>
           <w:color w:val="D86DCB" w:themeColor="accent5" w:themeTint="99"/>
@@ -524,7 +524,7 @@
       <w:proofErr w:type="spellEnd"/>
       <w:r>
         <w:rPr>
-          <w:rFonts w:ascii="Carlito" w:hAnsi="Carlito" w:cs="Carlito"/>
+          <w:rFonts w:ascii="Calibri" w:hAnsi="Calibri" w:cs="Calibri"/>
           <w:b/>
           <w:bCs/>
           <w:color w:val="D86DCB" w:themeColor="accent5" w:themeTint="99"/>
@@ -536,7 +536,7 @@
       <w:proofErr w:type="spellStart"/>
       <w:r>
         <w:rPr>
-          <w:rFonts w:ascii="Carlito" w:hAnsi="Carlito" w:cs="Carlito"/>
+          <w:rFonts w:ascii="Calibri" w:hAnsi="Calibri" w:cs="Calibri"/>
           <w:b/>
           <w:bCs/>
           <w:color w:val="D86DCB" w:themeColor="accent5" w:themeTint="99"/>
@@ -551,17 +551,17 @@
       <w:pPr>
         <w:jc w:val="both"/>
         <w:rPr>
-          <w:rFonts w:ascii="Carlito" w:hAnsi="Carlito" w:cs="Carlito"/>
-          <w:b/>
-          <w:bCs/>
-          <w:color w:val="D86DCB" w:themeColor="accent5" w:themeTint="99"/>
-          <w:sz w:val="36"/>
-          <w:szCs w:val="36"/>
-        </w:rPr>
-      </w:pPr>
-      <w:r>
-        <w:rPr>
-          <w:rFonts w:ascii="Carlito" w:hAnsi="Carlito" w:cs="Carlito"/>
+          <w:rFonts w:ascii="Calibri" w:hAnsi="Calibri" w:cs="Calibri"/>
+          <w:b/>
+          <w:bCs/>
+          <w:color w:val="D86DCB" w:themeColor="accent5" w:themeTint="99"/>
+          <w:sz w:val="36"/>
+          <w:szCs w:val="36"/>
+        </w:rPr>
+      </w:pPr>
+      <w:r>
+        <w:rPr>
+          <w:rFonts w:ascii="Calibri" w:hAnsi="Calibri" w:cs="Calibri"/>
           <w:b/>
           <w:bCs/>
           <w:color w:val="D86DCB" w:themeColor="accent5" w:themeTint="99"/>
@@ -573,7 +573,7 @@
       <w:proofErr w:type="spellStart"/>
       <w:r>
         <w:rPr>
-          <w:rFonts w:ascii="Carlito" w:hAnsi="Carlito" w:cs="Carlito"/>
+          <w:rFonts w:ascii="Calibri" w:hAnsi="Calibri" w:cs="Calibri"/>
           <w:b/>
           <w:bCs/>
           <w:color w:val="D86DCB" w:themeColor="accent5" w:themeTint="99"/>
@@ -585,7 +585,7 @@
       <w:proofErr w:type="gramStart"/>
       <w:r>
         <w:rPr>
-          <w:rFonts w:ascii="Carlito" w:hAnsi="Carlito" w:cs="Carlito"/>
+          <w:rFonts w:ascii="Calibri" w:hAnsi="Calibri" w:cs="Calibri"/>
           <w:b/>
           <w:bCs/>
           <w:color w:val="D86DCB" w:themeColor="accent5" w:themeTint="99"/>
@@ -597,7 +597,7 @@
       <w:proofErr w:type="spellEnd"/>
       <w:r>
         <w:rPr>
-          <w:rFonts w:ascii="Carlito" w:hAnsi="Carlito" w:cs="Carlito"/>
+          <w:rFonts w:ascii="Calibri" w:hAnsi="Calibri" w:cs="Calibri"/>
           <w:b/>
           <w:bCs/>
           <w:color w:val="D86DCB" w:themeColor="accent5" w:themeTint="99"/>
@@ -609,7 +609,7 @@
       <w:proofErr w:type="gramEnd"/>
       <w:r>
         <w:rPr>
-          <w:rFonts w:ascii="Carlito" w:hAnsi="Carlito" w:cs="Carlito"/>
+          <w:rFonts w:ascii="Calibri" w:hAnsi="Calibri" w:cs="Calibri"/>
           <w:b/>
           <w:bCs/>
           <w:color w:val="D86DCB" w:themeColor="accent5" w:themeTint="99"/>
@@ -623,17 +623,17 @@
       <w:pPr>
         <w:jc w:val="both"/>
         <w:rPr>
-          <w:rFonts w:ascii="Carlito" w:hAnsi="Carlito" w:cs="Carlito"/>
-          <w:b/>
-          <w:bCs/>
-          <w:color w:val="D86DCB" w:themeColor="accent5" w:themeTint="99"/>
-          <w:sz w:val="36"/>
-          <w:szCs w:val="36"/>
-        </w:rPr>
-      </w:pPr>
-      <w:r>
-        <w:rPr>
-          <w:rFonts w:ascii="Carlito" w:hAnsi="Carlito" w:cs="Carlito"/>
+          <w:rFonts w:ascii="Calibri" w:hAnsi="Calibri" w:cs="Calibri"/>
+          <w:b/>
+          <w:bCs/>
+          <w:color w:val="D86DCB" w:themeColor="accent5" w:themeTint="99"/>
+          <w:sz w:val="36"/>
+          <w:szCs w:val="36"/>
+        </w:rPr>
+      </w:pPr>
+      <w:r>
+        <w:rPr>
+          <w:rFonts w:ascii="Calibri" w:hAnsi="Calibri" w:cs="Calibri"/>
           <w:b/>
           <w:bCs/>
           <w:color w:val="D86DCB" w:themeColor="accent5" w:themeTint="99"/>
@@ -647,17 +647,17 @@
       <w:pPr>
         <w:jc w:val="both"/>
         <w:rPr>
-          <w:rFonts w:ascii="Carlito" w:hAnsi="Carlito" w:cs="Carlito"/>
-          <w:b/>
-          <w:bCs/>
-          <w:color w:val="D86DCB" w:themeColor="accent5" w:themeTint="99"/>
-          <w:sz w:val="36"/>
-          <w:szCs w:val="36"/>
-        </w:rPr>
-      </w:pPr>
-      <w:r>
-        <w:rPr>
-          <w:rFonts w:ascii="Carlito" w:hAnsi="Carlito" w:cs="Carlito"/>
+          <w:rFonts w:ascii="Calibri" w:hAnsi="Calibri" w:cs="Calibri"/>
+          <w:b/>
+          <w:bCs/>
+          <w:color w:val="D86DCB" w:themeColor="accent5" w:themeTint="99"/>
+          <w:sz w:val="36"/>
+          <w:szCs w:val="36"/>
+        </w:rPr>
+      </w:pPr>
+      <w:r>
+        <w:rPr>
+          <w:rFonts w:ascii="Calibri" w:hAnsi="Calibri" w:cs="Calibri"/>
           <w:b/>
           <w:bCs/>
           <w:color w:val="D86DCB" w:themeColor="accent5" w:themeTint="99"/>
@@ -670,7 +670,7 @@
       <w:proofErr w:type="spellStart"/>
       <w:r>
         <w:rPr>
-          <w:rFonts w:ascii="Carlito" w:hAnsi="Carlito" w:cs="Carlito"/>
+          <w:rFonts w:ascii="Calibri" w:hAnsi="Calibri" w:cs="Calibri"/>
           <w:b/>
           <w:bCs/>
           <w:color w:val="D86DCB" w:themeColor="accent5" w:themeTint="99"/>
@@ -682,7 +682,7 @@
       <w:proofErr w:type="spellEnd"/>
       <w:r>
         <w:rPr>
-          <w:rFonts w:ascii="Carlito" w:hAnsi="Carlito" w:cs="Carlito"/>
+          <w:rFonts w:ascii="Calibri" w:hAnsi="Calibri" w:cs="Calibri"/>
           <w:b/>
           <w:bCs/>
           <w:color w:val="D86DCB" w:themeColor="accent5" w:themeTint="99"/>
@@ -695,7 +695,7 @@
       <w:proofErr w:type="gramStart"/>
       <w:r>
         <w:rPr>
-          <w:rFonts w:ascii="Carlito" w:hAnsi="Carlito" w:cs="Carlito"/>
+          <w:rFonts w:ascii="Calibri" w:hAnsi="Calibri" w:cs="Calibri"/>
           <w:b/>
           <w:bCs/>
           <w:color w:val="D86DCB" w:themeColor="accent5" w:themeTint="99"/>
@@ -707,7 +707,7 @@
       <w:proofErr w:type="spellEnd"/>
       <w:r>
         <w:rPr>
-          <w:rFonts w:ascii="Carlito" w:hAnsi="Carlito" w:cs="Carlito"/>
+          <w:rFonts w:ascii="Calibri" w:hAnsi="Calibri" w:cs="Calibri"/>
           <w:b/>
           <w:bCs/>
           <w:color w:val="D86DCB" w:themeColor="accent5" w:themeTint="99"/>
@@ -722,17 +722,17 @@
       <w:pPr>
         <w:jc w:val="both"/>
         <w:rPr>
-          <w:rFonts w:ascii="Carlito" w:hAnsi="Carlito" w:cs="Carlito"/>
-          <w:b/>
-          <w:bCs/>
-          <w:color w:val="D86DCB" w:themeColor="accent5" w:themeTint="99"/>
-          <w:sz w:val="36"/>
-          <w:szCs w:val="36"/>
-        </w:rPr>
-      </w:pPr>
-      <w:r>
-        <w:rPr>
-          <w:rFonts w:ascii="Carlito" w:hAnsi="Carlito" w:cs="Carlito"/>
+          <w:rFonts w:ascii="Calibri" w:hAnsi="Calibri" w:cs="Calibri"/>
+          <w:b/>
+          <w:bCs/>
+          <w:color w:val="D86DCB" w:themeColor="accent5" w:themeTint="99"/>
+          <w:sz w:val="36"/>
+          <w:szCs w:val="36"/>
+        </w:rPr>
+      </w:pPr>
+      <w:r>
+        <w:rPr>
+          <w:rFonts w:ascii="Calibri" w:hAnsi="Calibri" w:cs="Calibri"/>
           <w:b/>
           <w:bCs/>
           <w:color w:val="D86DCB" w:themeColor="accent5" w:themeTint="99"/>
@@ -744,7 +744,7 @@
       <w:proofErr w:type="gramStart"/>
       <w:r>
         <w:rPr>
-          <w:rFonts w:ascii="Carlito" w:hAnsi="Carlito" w:cs="Carlito"/>
+          <w:rFonts w:ascii="Calibri" w:hAnsi="Calibri" w:cs="Calibri"/>
           <w:b/>
           <w:bCs/>
           <w:color w:val="D86DCB" w:themeColor="accent5" w:themeTint="99"/>
@@ -756,7 +756,7 @@
       <w:proofErr w:type="gramEnd"/>
       <w:r>
         <w:rPr>
-          <w:rFonts w:ascii="Carlito" w:hAnsi="Carlito" w:cs="Carlito"/>
+          <w:rFonts w:ascii="Calibri" w:hAnsi="Calibri" w:cs="Calibri"/>
           <w:b/>
           <w:bCs/>
           <w:color w:val="D86DCB" w:themeColor="accent5" w:themeTint="99"/>
@@ -770,17 +770,17 @@
       <w:pPr>
         <w:jc w:val="both"/>
         <w:rPr>
-          <w:rFonts w:ascii="Carlito" w:hAnsi="Carlito" w:cs="Carlito"/>
-          <w:b/>
-          <w:bCs/>
-          <w:color w:val="D86DCB" w:themeColor="accent5" w:themeTint="99"/>
-          <w:sz w:val="36"/>
-          <w:szCs w:val="36"/>
-        </w:rPr>
-      </w:pPr>
-      <w:r>
-        <w:rPr>
-          <w:rFonts w:ascii="Carlito" w:hAnsi="Carlito" w:cs="Carlito"/>
+          <w:rFonts w:ascii="Calibri" w:hAnsi="Calibri" w:cs="Calibri"/>
+          <w:b/>
+          <w:bCs/>
+          <w:color w:val="D86DCB" w:themeColor="accent5" w:themeTint="99"/>
+          <w:sz w:val="36"/>
+          <w:szCs w:val="36"/>
+        </w:rPr>
+      </w:pPr>
+      <w:r>
+        <w:rPr>
+          <w:rFonts w:ascii="Calibri" w:hAnsi="Calibri" w:cs="Calibri"/>
           <w:b/>
           <w:bCs/>
           <w:color w:val="D86DCB" w:themeColor="accent5" w:themeTint="99"/>
@@ -794,17 +794,17 @@
       <w:pPr>
         <w:jc w:val="both"/>
         <w:rPr>
-          <w:rFonts w:ascii="Carlito" w:hAnsi="Carlito" w:cs="Carlito"/>
-          <w:b/>
-          <w:bCs/>
-          <w:color w:val="D86DCB" w:themeColor="accent5" w:themeTint="99"/>
-          <w:sz w:val="36"/>
-          <w:szCs w:val="36"/>
-        </w:rPr>
-      </w:pPr>
-      <w:r>
-        <w:rPr>
-          <w:rFonts w:ascii="Carlito" w:hAnsi="Carlito" w:cs="Carlito"/>
+          <w:rFonts w:ascii="Calibri" w:hAnsi="Calibri" w:cs="Calibri"/>
+          <w:b/>
+          <w:bCs/>
+          <w:color w:val="D86DCB" w:themeColor="accent5" w:themeTint="99"/>
+          <w:sz w:val="36"/>
+          <w:szCs w:val="36"/>
+        </w:rPr>
+      </w:pPr>
+      <w:r>
+        <w:rPr>
+          <w:rFonts w:ascii="Calibri" w:hAnsi="Calibri" w:cs="Calibri"/>
           <w:b/>
           <w:bCs/>
           <w:color w:val="D86DCB" w:themeColor="accent5" w:themeTint="99"/>
@@ -816,7 +816,7 @@
       <w:proofErr w:type="spellStart"/>
       <w:r>
         <w:rPr>
-          <w:rFonts w:ascii="Carlito" w:hAnsi="Carlito" w:cs="Carlito"/>
+          <w:rFonts w:ascii="Calibri" w:hAnsi="Calibri" w:cs="Calibri"/>
           <w:b/>
           <w:bCs/>
           <w:color w:val="D86DCB" w:themeColor="accent5" w:themeTint="99"/>
@@ -828,7 +828,7 @@
       <w:proofErr w:type="spellEnd"/>
       <w:r>
         <w:rPr>
-          <w:rFonts w:ascii="Carlito" w:hAnsi="Carlito" w:cs="Carlito"/>
+          <w:rFonts w:ascii="Calibri" w:hAnsi="Calibri" w:cs="Calibri"/>
           <w:b/>
           <w:bCs/>
           <w:color w:val="D86DCB" w:themeColor="accent5" w:themeTint="99"/>
@@ -842,17 +842,17 @@
       <w:pPr>
         <w:jc w:val="both"/>
         <w:rPr>
-          <w:rFonts w:ascii="Carlito" w:hAnsi="Carlito" w:cs="Carlito"/>
-          <w:b/>
-          <w:bCs/>
-          <w:color w:val="D86DCB" w:themeColor="accent5" w:themeTint="99"/>
-          <w:sz w:val="36"/>
-          <w:szCs w:val="36"/>
-        </w:rPr>
-      </w:pPr>
-      <w:r>
-        <w:rPr>
-          <w:rFonts w:ascii="Carlito" w:hAnsi="Carlito" w:cs="Carlito"/>
+          <w:rFonts w:ascii="Calibri" w:hAnsi="Calibri" w:cs="Calibri"/>
+          <w:b/>
+          <w:bCs/>
+          <w:color w:val="D86DCB" w:themeColor="accent5" w:themeTint="99"/>
+          <w:sz w:val="36"/>
+          <w:szCs w:val="36"/>
+        </w:rPr>
+      </w:pPr>
+      <w:r>
+        <w:rPr>
+          <w:rFonts w:ascii="Calibri" w:hAnsi="Calibri" w:cs="Calibri"/>
           <w:b/>
           <w:bCs/>
           <w:color w:val="D86DCB" w:themeColor="accent5" w:themeTint="99"/>
@@ -866,17 +866,17 @@
       <w:pPr>
         <w:jc w:val="both"/>
         <w:rPr>
-          <w:rFonts w:ascii="Carlito" w:hAnsi="Carlito" w:cs="Carlito"/>
-          <w:b/>
-          <w:bCs/>
-          <w:color w:val="D86DCB" w:themeColor="accent5" w:themeTint="99"/>
-          <w:sz w:val="36"/>
-          <w:szCs w:val="36"/>
-        </w:rPr>
-      </w:pPr>
-      <w:r>
-        <w:rPr>
-          <w:rFonts w:ascii="Carlito" w:hAnsi="Carlito" w:cs="Carlito"/>
+          <w:rFonts w:ascii="Calibri" w:hAnsi="Calibri" w:cs="Calibri"/>
+          <w:b/>
+          <w:bCs/>
+          <w:color w:val="D86DCB" w:themeColor="accent5" w:themeTint="99"/>
+          <w:sz w:val="36"/>
+          <w:szCs w:val="36"/>
+        </w:rPr>
+      </w:pPr>
+      <w:r>
+        <w:rPr>
+          <w:rFonts w:ascii="Calibri" w:hAnsi="Calibri" w:cs="Calibri"/>
           <w:b/>
           <w:bCs/>
           <w:color w:val="D86DCB" w:themeColor="accent5" w:themeTint="99"/>
@@ -888,7 +888,7 @@
       <w:proofErr w:type="spellStart"/>
       <w:r>
         <w:rPr>
-          <w:rFonts w:ascii="Carlito" w:hAnsi="Carlito" w:cs="Carlito"/>
+          <w:rFonts w:ascii="Calibri" w:hAnsi="Calibri" w:cs="Calibri"/>
           <w:b/>
           <w:bCs/>
           <w:color w:val="D86DCB" w:themeColor="accent5" w:themeTint="99"/>
@@ -900,7 +900,7 @@
       <w:proofErr w:type="gramStart"/>
       <w:r>
         <w:rPr>
-          <w:rFonts w:ascii="Carlito" w:hAnsi="Carlito" w:cs="Carlito"/>
+          <w:rFonts w:ascii="Calibri" w:hAnsi="Calibri" w:cs="Calibri"/>
           <w:b/>
           <w:bCs/>
           <w:color w:val="D86DCB" w:themeColor="accent5" w:themeTint="99"/>
@@ -913,7 +913,7 @@
       <w:proofErr w:type="gramEnd"/>
       <w:r>
         <w:rPr>
-          <w:rFonts w:ascii="Carlito" w:hAnsi="Carlito" w:cs="Carlito"/>
+          <w:rFonts w:ascii="Calibri" w:hAnsi="Calibri" w:cs="Calibri"/>
           <w:b/>
           <w:bCs/>
           <w:color w:val="D86DCB" w:themeColor="accent5" w:themeTint="99"/>
@@ -925,7 +925,7 @@
       <w:proofErr w:type="spellStart"/>
       <w:r>
         <w:rPr>
-          <w:rFonts w:ascii="Carlito" w:hAnsi="Carlito" w:cs="Carlito"/>
+          <w:rFonts w:ascii="Calibri" w:hAnsi="Calibri" w:cs="Calibri"/>
           <w:b/>
           <w:bCs/>
           <w:color w:val="D86DCB" w:themeColor="accent5" w:themeTint="99"/>
@@ -937,7 +937,7 @@
       <w:proofErr w:type="spellEnd"/>
       <w:r>
         <w:rPr>
-          <w:rFonts w:ascii="Carlito" w:hAnsi="Carlito" w:cs="Carlito"/>
+          <w:rFonts w:ascii="Calibri" w:hAnsi="Calibri" w:cs="Calibri"/>
           <w:b/>
           <w:bCs/>
           <w:color w:val="D86DCB" w:themeColor="accent5" w:themeTint="99"/>
@@ -951,17 +951,17 @@
       <w:pPr>
         <w:jc w:val="both"/>
         <w:rPr>
-          <w:rFonts w:ascii="Carlito" w:hAnsi="Carlito" w:cs="Carlito"/>
-          <w:b/>
-          <w:bCs/>
-          <w:color w:val="D86DCB" w:themeColor="accent5" w:themeTint="99"/>
-          <w:sz w:val="36"/>
-          <w:szCs w:val="36"/>
-        </w:rPr>
-      </w:pPr>
-      <w:r>
-        <w:rPr>
-          <w:rFonts w:ascii="Carlito" w:hAnsi="Carlito" w:cs="Carlito"/>
+          <w:rFonts w:ascii="Calibri" w:hAnsi="Calibri" w:cs="Calibri"/>
+          <w:b/>
+          <w:bCs/>
+          <w:color w:val="D86DCB" w:themeColor="accent5" w:themeTint="99"/>
+          <w:sz w:val="36"/>
+          <w:szCs w:val="36"/>
+        </w:rPr>
+      </w:pPr>
+      <w:r>
+        <w:rPr>
+          <w:rFonts w:ascii="Calibri" w:hAnsi="Calibri" w:cs="Calibri"/>
           <w:b/>
           <w:bCs/>
           <w:color w:val="D86DCB" w:themeColor="accent5" w:themeTint="99"/>
@@ -973,7 +973,7 @@
       <w:proofErr w:type="gramStart"/>
       <w:r>
         <w:rPr>
-          <w:rFonts w:ascii="Carlito" w:hAnsi="Carlito" w:cs="Carlito"/>
+          <w:rFonts w:ascii="Calibri" w:hAnsi="Calibri" w:cs="Calibri"/>
           <w:b/>
           <w:bCs/>
           <w:color w:val="D86DCB" w:themeColor="accent5" w:themeTint="99"/>
@@ -986,7 +986,7 @@
       <w:proofErr w:type="gramEnd"/>
       <w:r>
         <w:rPr>
-          <w:rFonts w:ascii="Carlito" w:hAnsi="Carlito" w:cs="Carlito"/>
+          <w:rFonts w:ascii="Calibri" w:hAnsi="Calibri" w:cs="Calibri"/>
           <w:b/>
           <w:bCs/>
           <w:color w:val="D86DCB" w:themeColor="accent5" w:themeTint="99"/>
@@ -998,7 +998,7 @@
       <w:proofErr w:type="spellEnd"/>
       <w:r>
         <w:rPr>
-          <w:rFonts w:ascii="Carlito" w:hAnsi="Carlito" w:cs="Carlito"/>
+          <w:rFonts w:ascii="Calibri" w:hAnsi="Calibri" w:cs="Calibri"/>
           <w:b/>
           <w:bCs/>
           <w:color w:val="D86DCB" w:themeColor="accent5" w:themeTint="99"/>
@@ -1010,7 +1010,7 @@
       <w:proofErr w:type="spellStart"/>
       <w:r>
         <w:rPr>
-          <w:rFonts w:ascii="Carlito" w:hAnsi="Carlito" w:cs="Carlito"/>
+          <w:rFonts w:ascii="Calibri" w:hAnsi="Calibri" w:cs="Calibri"/>
           <w:b/>
           <w:bCs/>
           <w:color w:val="D86DCB" w:themeColor="accent5" w:themeTint="99"/>
@@ -1022,7 +1022,7 @@
       <w:proofErr w:type="spellEnd"/>
       <w:r>
         <w:rPr>
-          <w:rFonts w:ascii="Carlito" w:hAnsi="Carlito" w:cs="Carlito"/>
+          <w:rFonts w:ascii="Calibri" w:hAnsi="Calibri" w:cs="Calibri"/>
           <w:b/>
           <w:bCs/>
           <w:color w:val="D86DCB" w:themeColor="accent5" w:themeTint="99"/>
@@ -1036,17 +1036,17 @@
       <w:pPr>
         <w:jc w:val="both"/>
         <w:rPr>
-          <w:rFonts w:ascii="Carlito" w:hAnsi="Carlito" w:cs="Carlito"/>
-          <w:b/>
-          <w:bCs/>
-          <w:color w:val="D86DCB" w:themeColor="accent5" w:themeTint="99"/>
-          <w:sz w:val="36"/>
-          <w:szCs w:val="36"/>
-        </w:rPr>
-      </w:pPr>
-      <w:r>
-        <w:rPr>
-          <w:rFonts w:ascii="Carlito" w:hAnsi="Carlito" w:cs="Carlito"/>
+          <w:rFonts w:ascii="Calibri" w:hAnsi="Calibri" w:cs="Calibri"/>
+          <w:b/>
+          <w:bCs/>
+          <w:color w:val="D86DCB" w:themeColor="accent5" w:themeTint="99"/>
+          <w:sz w:val="36"/>
+          <w:szCs w:val="36"/>
+        </w:rPr>
+      </w:pPr>
+      <w:r>
+        <w:rPr>
+          <w:rFonts w:ascii="Calibri" w:hAnsi="Calibri" w:cs="Calibri"/>
           <w:b/>
           <w:bCs/>
           <w:color w:val="D86DCB" w:themeColor="accent5" w:themeTint="99"/>
@@ -1058,7 +1058,7 @@
       <w:proofErr w:type="spellStart"/>
       <w:r>
         <w:rPr>
-          <w:rFonts w:ascii="Carlito" w:hAnsi="Carlito" w:cs="Carlito"/>
+          <w:rFonts w:ascii="Calibri" w:hAnsi="Calibri" w:cs="Calibri"/>
           <w:b/>
           <w:bCs/>
           <w:color w:val="D86DCB" w:themeColor="accent5" w:themeTint="99"/>
@@ -1070,7 +1070,7 @@
       <w:proofErr w:type="gramStart"/>
       <w:r>
         <w:rPr>
-          <w:rFonts w:ascii="Carlito" w:hAnsi="Carlito" w:cs="Carlito"/>
+          <w:rFonts w:ascii="Calibri" w:hAnsi="Calibri" w:cs="Calibri"/>
           <w:b/>
           <w:bCs/>
           <w:color w:val="D86DCB" w:themeColor="accent5" w:themeTint="99"/>
@@ -1083,7 +1083,7 @@
       <w:proofErr w:type="gramEnd"/>
       <w:r>
         <w:rPr>
-          <w:rFonts w:ascii="Carlito" w:hAnsi="Carlito" w:cs="Carlito"/>
+          <w:rFonts w:ascii="Calibri" w:hAnsi="Calibri" w:cs="Calibri"/>
           <w:b/>
           <w:bCs/>
           <w:color w:val="D86DCB" w:themeColor="accent5" w:themeTint="99"/>
@@ -1097,17 +1097,17 @@
       <w:pPr>
         <w:jc w:val="both"/>
         <w:rPr>
-          <w:rFonts w:ascii="Carlito" w:hAnsi="Carlito" w:cs="Carlito"/>
-          <w:b/>
-          <w:bCs/>
-          <w:color w:val="D86DCB" w:themeColor="accent5" w:themeTint="99"/>
-          <w:sz w:val="36"/>
-          <w:szCs w:val="36"/>
-        </w:rPr>
-      </w:pPr>
-      <w:r>
-        <w:rPr>
-          <w:rFonts w:ascii="Carlito" w:hAnsi="Carlito" w:cs="Carlito"/>
+          <w:rFonts w:ascii="Calibri" w:hAnsi="Calibri" w:cs="Calibri"/>
+          <w:b/>
+          <w:bCs/>
+          <w:color w:val="D86DCB" w:themeColor="accent5" w:themeTint="99"/>
+          <w:sz w:val="36"/>
+          <w:szCs w:val="36"/>
+        </w:rPr>
+      </w:pPr>
+      <w:r>
+        <w:rPr>
+          <w:rFonts w:ascii="Calibri" w:hAnsi="Calibri" w:cs="Calibri"/>
           <w:b/>
           <w:bCs/>
           <w:color w:val="D86DCB" w:themeColor="accent5" w:themeTint="99"/>
@@ -1119,7 +1119,7 @@
       <w:proofErr w:type="spellStart"/>
       <w:r>
         <w:rPr>
-          <w:rFonts w:ascii="Carlito" w:hAnsi="Carlito" w:cs="Carlito"/>
+          <w:rFonts w:ascii="Calibri" w:hAnsi="Calibri" w:cs="Calibri"/>
           <w:b/>
           <w:bCs/>
           <w:color w:val="D86DCB" w:themeColor="accent5" w:themeTint="99"/>
@@ -1131,7 +1131,7 @@
       <w:proofErr w:type="gramStart"/>
       <w:r>
         <w:rPr>
-          <w:rFonts w:ascii="Carlito" w:hAnsi="Carlito" w:cs="Carlito"/>
+          <w:rFonts w:ascii="Calibri" w:hAnsi="Calibri" w:cs="Calibri"/>
           <w:b/>
           <w:bCs/>
           <w:color w:val="D86DCB" w:themeColor="accent5" w:themeTint="99"/>
@@ -1144,7 +1144,7 @@
       <w:proofErr w:type="gramEnd"/>
       <w:r>
         <w:rPr>
-          <w:rFonts w:ascii="Carlito" w:hAnsi="Carlito" w:cs="Carlito"/>
+          <w:rFonts w:ascii="Calibri" w:hAnsi="Calibri" w:cs="Calibri"/>
           <w:b/>
           <w:bCs/>
           <w:color w:val="D86DCB" w:themeColor="accent5" w:themeTint="99"/>
@@ -1156,7 +1156,7 @@
       <w:proofErr w:type="spellStart"/>
       <w:r>
         <w:rPr>
-          <w:rFonts w:ascii="Carlito" w:hAnsi="Carlito" w:cs="Carlito"/>
+          <w:rFonts w:ascii="Calibri" w:hAnsi="Calibri" w:cs="Calibri"/>
           <w:b/>
           <w:bCs/>
           <w:color w:val="D86DCB" w:themeColor="accent5" w:themeTint="99"/>
@@ -1168,7 +1168,7 @@
       <w:proofErr w:type="spellEnd"/>
       <w:r>
         <w:rPr>
-          <w:rFonts w:ascii="Carlito" w:hAnsi="Carlito" w:cs="Carlito"/>
+          <w:rFonts w:ascii="Calibri" w:hAnsi="Calibri" w:cs="Calibri"/>
           <w:b/>
           <w:bCs/>
           <w:color w:val="D86DCB" w:themeColor="accent5" w:themeTint="99"/>
@@ -1182,17 +1182,17 @@
       <w:pPr>
         <w:jc w:val="both"/>
         <w:rPr>
-          <w:rFonts w:ascii="Carlito" w:hAnsi="Carlito" w:cs="Carlito"/>
-          <w:b/>
-          <w:bCs/>
-          <w:color w:val="D86DCB" w:themeColor="accent5" w:themeTint="99"/>
-          <w:sz w:val="36"/>
-          <w:szCs w:val="36"/>
-        </w:rPr>
-      </w:pPr>
-      <w:r>
-        <w:rPr>
-          <w:rFonts w:ascii="Carlito" w:hAnsi="Carlito" w:cs="Carlito"/>
+          <w:rFonts w:ascii="Calibri" w:hAnsi="Calibri" w:cs="Calibri"/>
+          <w:b/>
+          <w:bCs/>
+          <w:color w:val="D86DCB" w:themeColor="accent5" w:themeTint="99"/>
+          <w:sz w:val="36"/>
+          <w:szCs w:val="36"/>
+        </w:rPr>
+      </w:pPr>
+      <w:r>
+        <w:rPr>
+          <w:rFonts w:ascii="Calibri" w:hAnsi="Calibri" w:cs="Calibri"/>
           <w:b/>
           <w:bCs/>
           <w:color w:val="D86DCB" w:themeColor="accent5" w:themeTint="99"/>
@@ -1205,7 +1205,7 @@
       <w:proofErr w:type="gramStart"/>
       <w:r>
         <w:rPr>
-          <w:rFonts w:ascii="Carlito" w:hAnsi="Carlito" w:cs="Carlito"/>
+          <w:rFonts w:ascii="Calibri" w:hAnsi="Calibri" w:cs="Calibri"/>
           <w:b/>
           <w:bCs/>
           <w:color w:val="D86DCB" w:themeColor="accent5" w:themeTint="99"/>
@@ -1218,7 +1218,7 @@
       <w:proofErr w:type="gramEnd"/>
       <w:r>
         <w:rPr>
-          <w:rFonts w:ascii="Carlito" w:hAnsi="Carlito" w:cs="Carlito"/>
+          <w:rFonts w:ascii="Calibri" w:hAnsi="Calibri" w:cs="Calibri"/>
           <w:b/>
           <w:bCs/>
           <w:color w:val="D86DCB" w:themeColor="accent5" w:themeTint="99"/>
@@ -1230,7 +1230,7 @@
       <w:proofErr w:type="spellStart"/>
       <w:r>
         <w:rPr>
-          <w:rFonts w:ascii="Carlito" w:hAnsi="Carlito" w:cs="Carlito"/>
+          <w:rFonts w:ascii="Calibri" w:hAnsi="Calibri" w:cs="Calibri"/>
           <w:b/>
           <w:bCs/>
           <w:color w:val="D86DCB" w:themeColor="accent5" w:themeTint="99"/>
@@ -1242,7 +1242,7 @@
       <w:proofErr w:type="spellEnd"/>
       <w:r>
         <w:rPr>
-          <w:rFonts w:ascii="Carlito" w:hAnsi="Carlito" w:cs="Carlito"/>
+          <w:rFonts w:ascii="Calibri" w:hAnsi="Calibri" w:cs="Calibri"/>
           <w:b/>
           <w:bCs/>
           <w:color w:val="D86DCB" w:themeColor="accent5" w:themeTint="99"/>
@@ -1254,7 +1254,7 @@
       <w:proofErr w:type="spellStart"/>
       <w:r>
         <w:rPr>
-          <w:rFonts w:ascii="Carlito" w:hAnsi="Carlito" w:cs="Carlito"/>
+          <w:rFonts w:ascii="Calibri" w:hAnsi="Calibri" w:cs="Calibri"/>
           <w:b/>
           <w:bCs/>
           <w:color w:val="D86DCB" w:themeColor="accent5" w:themeTint="99"/>
@@ -1266,7 +1266,7 @@
       <w:proofErr w:type="spellEnd"/>
       <w:r>
         <w:rPr>
-          <w:rFonts w:ascii="Carlito" w:hAnsi="Carlito" w:cs="Carlito"/>
+          <w:rFonts w:ascii="Calibri" w:hAnsi="Calibri" w:cs="Calibri"/>
           <w:b/>
           <w:bCs/>
           <w:color w:val="D86DCB" w:themeColor="accent5" w:themeTint="99"/>
@@ -1280,43 +1280,43 @@
       <w:pPr>
         <w:jc w:val="both"/>
         <w:rPr>
-          <w:rFonts w:ascii="Carlito" w:hAnsi="Carlito" w:cs="Carlito"/>
-          <w:b/>
-          <w:bCs/>
-          <w:color w:val="D86DCB" w:themeColor="accent5" w:themeTint="99"/>
-          <w:sz w:val="36"/>
-          <w:szCs w:val="36"/>
-        </w:rPr>
-      </w:pPr>
-    </w:p>
-    <w:p>
-      <w:pPr>
-        <w:jc w:val="both"/>
-        <w:rPr>
-          <w:rFonts w:ascii="Carlito" w:hAnsi="Carlito" w:cs="Carlito"/>
-          <w:b/>
-          <w:bCs/>
-          <w:color w:val="D86DCB" w:themeColor="accent5" w:themeTint="99"/>
-          <w:sz w:val="36"/>
-          <w:szCs w:val="36"/>
-        </w:rPr>
-      </w:pPr>
-    </w:p>
-    <w:p>
-      <w:pPr>
-        <w:jc w:val="both"/>
-        <w:rPr>
-          <w:rFonts w:ascii="Carlito" w:hAnsi="Carlito" w:cs="Carlito"/>
-          <w:b/>
-          <w:bCs/>
-          <w:color w:val="D86DCB" w:themeColor="accent5" w:themeTint="99"/>
-          <w:sz w:val="36"/>
-          <w:szCs w:val="36"/>
-        </w:rPr>
-      </w:pPr>
-      <w:r>
-        <w:rPr>
-          <w:rFonts w:ascii="Carlito" w:hAnsi="Carlito" w:cs="Carlito"/>
+          <w:rFonts w:ascii="Calibri" w:hAnsi="Calibri" w:cs="Calibri"/>
+          <w:b/>
+          <w:bCs/>
+          <w:color w:val="D86DCB" w:themeColor="accent5" w:themeTint="99"/>
+          <w:sz w:val="36"/>
+          <w:szCs w:val="36"/>
+        </w:rPr>
+      </w:pPr>
+    </w:p>
+    <w:p>
+      <w:pPr>
+        <w:jc w:val="both"/>
+        <w:rPr>
+          <w:rFonts w:ascii="Calibri" w:hAnsi="Calibri" w:cs="Calibri"/>
+          <w:b/>
+          <w:bCs/>
+          <w:color w:val="D86DCB" w:themeColor="accent5" w:themeTint="99"/>
+          <w:sz w:val="36"/>
+          <w:szCs w:val="36"/>
+        </w:rPr>
+      </w:pPr>
+    </w:p>
+    <w:p>
+      <w:pPr>
+        <w:jc w:val="both"/>
+        <w:rPr>
+          <w:rFonts w:ascii="Calibri" w:hAnsi="Calibri" w:cs="Calibri"/>
+          <w:b/>
+          <w:bCs/>
+          <w:color w:val="D86DCB" w:themeColor="accent5" w:themeTint="99"/>
+          <w:sz w:val="36"/>
+          <w:szCs w:val="36"/>
+        </w:rPr>
+      </w:pPr>
+      <w:r>
+        <w:rPr>
+          <w:rFonts w:ascii="Calibri" w:hAnsi="Calibri" w:cs="Calibri"/>
           <w:b/>
           <w:bCs/>
           <w:color w:val="D86DCB" w:themeColor="accent5" w:themeTint="99"/>
@@ -1328,7 +1328,7 @@
       <w:proofErr w:type="spellStart"/>
       <w:r>
         <w:rPr>
-          <w:rFonts w:ascii="Carlito" w:hAnsi="Carlito" w:cs="Carlito"/>
+          <w:rFonts w:ascii="Calibri" w:hAnsi="Calibri" w:cs="Calibri"/>
           <w:b/>
           <w:bCs/>
           <w:color w:val="D86DCB" w:themeColor="accent5" w:themeTint="99"/>
@@ -1340,7 +1340,7 @@
       <w:proofErr w:type="gramStart"/>
       <w:r>
         <w:rPr>
-          <w:rFonts w:ascii="Carlito" w:hAnsi="Carlito" w:cs="Carlito"/>
+          <w:rFonts w:ascii="Calibri" w:hAnsi="Calibri" w:cs="Calibri"/>
           <w:b/>
           <w:bCs/>
           <w:color w:val="D86DCB" w:themeColor="accent5" w:themeTint="99"/>
@@ -1352,7 +1352,7 @@
       <w:proofErr w:type="spellEnd"/>
       <w:r>
         <w:rPr>
-          <w:rFonts w:ascii="Carlito" w:hAnsi="Carlito" w:cs="Carlito"/>
+          <w:rFonts w:ascii="Calibri" w:hAnsi="Calibri" w:cs="Calibri"/>
           <w:b/>
           <w:bCs/>
           <w:color w:val="D86DCB" w:themeColor="accent5" w:themeTint="99"/>
@@ -1364,7 +1364,7 @@
       <w:proofErr w:type="gramEnd"/>
       <w:r>
         <w:rPr>
-          <w:rFonts w:ascii="Carlito" w:hAnsi="Carlito" w:cs="Carlito"/>
+          <w:rFonts w:ascii="Calibri" w:hAnsi="Calibri" w:cs="Calibri"/>
           <w:b/>
           <w:bCs/>
           <w:color w:val="D86DCB" w:themeColor="accent5" w:themeTint="99"/>
@@ -1378,17 +1378,17 @@
       <w:pPr>
         <w:jc w:val="both"/>
         <w:rPr>
-          <w:rFonts w:ascii="Carlito" w:hAnsi="Carlito" w:cs="Carlito"/>
-          <w:b/>
-          <w:bCs/>
-          <w:color w:val="D86DCB" w:themeColor="accent5" w:themeTint="99"/>
-          <w:sz w:val="36"/>
-          <w:szCs w:val="36"/>
-        </w:rPr>
-      </w:pPr>
-      <w:r>
-        <w:rPr>
-          <w:rFonts w:ascii="Carlito" w:hAnsi="Carlito" w:cs="Carlito"/>
+          <w:rFonts w:ascii="Calibri" w:hAnsi="Calibri" w:cs="Calibri"/>
+          <w:b/>
+          <w:bCs/>
+          <w:color w:val="D86DCB" w:themeColor="accent5" w:themeTint="99"/>
+          <w:sz w:val="36"/>
+          <w:szCs w:val="36"/>
+        </w:rPr>
+      </w:pPr>
+      <w:r>
+        <w:rPr>
+          <w:rFonts w:ascii="Calibri" w:hAnsi="Calibri" w:cs="Calibri"/>
           <w:b/>
           <w:bCs/>
           <w:color w:val="D86DCB" w:themeColor="accent5" w:themeTint="99"/>
@@ -1402,17 +1402,17 @@
       <w:pPr>
         <w:jc w:val="both"/>
         <w:rPr>
-          <w:rFonts w:ascii="Carlito" w:hAnsi="Carlito" w:cs="Carlito"/>
-          <w:b/>
-          <w:bCs/>
-          <w:color w:val="D86DCB" w:themeColor="accent5" w:themeTint="99"/>
-          <w:sz w:val="36"/>
-          <w:szCs w:val="36"/>
-        </w:rPr>
-      </w:pPr>
-      <w:r>
-        <w:rPr>
-          <w:rFonts w:ascii="Carlito" w:hAnsi="Carlito" w:cs="Carlito"/>
+          <w:rFonts w:ascii="Calibri" w:hAnsi="Calibri" w:cs="Calibri"/>
+          <w:b/>
+          <w:bCs/>
+          <w:color w:val="D86DCB" w:themeColor="accent5" w:themeTint="99"/>
+          <w:sz w:val="36"/>
+          <w:szCs w:val="36"/>
+        </w:rPr>
+      </w:pPr>
+      <w:r>
+        <w:rPr>
+          <w:rFonts w:ascii="Calibri" w:hAnsi="Calibri" w:cs="Calibri"/>
           <w:b/>
           <w:bCs/>
           <w:color w:val="D86DCB" w:themeColor="accent5" w:themeTint="99"/>
@@ -1424,7 +1424,7 @@
       <w:proofErr w:type="spellStart"/>
       <w:r>
         <w:rPr>
-          <w:rFonts w:ascii="Carlito" w:hAnsi="Carlito" w:cs="Carlito"/>
+          <w:rFonts w:ascii="Calibri" w:hAnsi="Calibri" w:cs="Calibri"/>
           <w:b/>
           <w:bCs/>
           <w:color w:val="D86DCB" w:themeColor="accent5" w:themeTint="99"/>
@@ -1436,7 +1436,7 @@
       <w:proofErr w:type="spellEnd"/>
       <w:r>
         <w:rPr>
-          <w:rFonts w:ascii="Carlito" w:hAnsi="Carlito" w:cs="Carlito"/>
+          <w:rFonts w:ascii="Calibri" w:hAnsi="Calibri" w:cs="Calibri"/>
           <w:b/>
           <w:bCs/>
           <w:color w:val="D86DCB" w:themeColor="accent5" w:themeTint="99"/>
@@ -1449,7 +1449,7 @@
       <w:proofErr w:type="gramStart"/>
       <w:r>
         <w:rPr>
-          <w:rFonts w:ascii="Carlito" w:hAnsi="Carlito" w:cs="Carlito"/>
+          <w:rFonts w:ascii="Calibri" w:hAnsi="Calibri" w:cs="Calibri"/>
           <w:b/>
           <w:bCs/>
           <w:color w:val="D86DCB" w:themeColor="accent5" w:themeTint="99"/>
@@ -1461,7 +1461,7 @@
       <w:proofErr w:type="spellEnd"/>
       <w:r>
         <w:rPr>
-          <w:rFonts w:ascii="Carlito" w:hAnsi="Carlito" w:cs="Carlito"/>
+          <w:rFonts w:ascii="Calibri" w:hAnsi="Calibri" w:cs="Calibri"/>
           <w:b/>
           <w:bCs/>
           <w:color w:val="D86DCB" w:themeColor="accent5" w:themeTint="99"/>
@@ -1476,17 +1476,17 @@
       <w:pPr>
         <w:jc w:val="both"/>
         <w:rPr>
-          <w:rFonts w:ascii="Carlito" w:hAnsi="Carlito" w:cs="Carlito"/>
-          <w:b/>
-          <w:bCs/>
-          <w:color w:val="D86DCB" w:themeColor="accent5" w:themeTint="99"/>
-          <w:sz w:val="36"/>
-          <w:szCs w:val="36"/>
-        </w:rPr>
-      </w:pPr>
-      <w:r>
-        <w:rPr>
-          <w:rFonts w:ascii="Carlito" w:hAnsi="Carlito" w:cs="Carlito"/>
+          <w:rFonts w:ascii="Calibri" w:hAnsi="Calibri" w:cs="Calibri"/>
+          <w:b/>
+          <w:bCs/>
+          <w:color w:val="D86DCB" w:themeColor="accent5" w:themeTint="99"/>
+          <w:sz w:val="36"/>
+          <w:szCs w:val="36"/>
+        </w:rPr>
+      </w:pPr>
+      <w:r>
+        <w:rPr>
+          <w:rFonts w:ascii="Calibri" w:hAnsi="Calibri" w:cs="Calibri"/>
           <w:b/>
           <w:bCs/>
           <w:color w:val="D86DCB" w:themeColor="accent5" w:themeTint="99"/>
@@ -1498,7 +1498,7 @@
       <w:proofErr w:type="spellStart"/>
       <w:r>
         <w:rPr>
-          <w:rFonts w:ascii="Carlito" w:hAnsi="Carlito" w:cs="Carlito"/>
+          <w:rFonts w:ascii="Calibri" w:hAnsi="Calibri" w:cs="Calibri"/>
           <w:b/>
           <w:bCs/>
           <w:color w:val="D86DCB" w:themeColor="accent5" w:themeTint="99"/>
@@ -1510,7 +1510,7 @@
       <w:proofErr w:type="spellEnd"/>
       <w:r>
         <w:rPr>
-          <w:rFonts w:ascii="Carlito" w:hAnsi="Carlito" w:cs="Carlito"/>
+          <w:rFonts w:ascii="Calibri" w:hAnsi="Calibri" w:cs="Calibri"/>
           <w:b/>
           <w:bCs/>
           <w:color w:val="D86DCB" w:themeColor="accent5" w:themeTint="99"/>
@@ -1524,17 +1524,17 @@
       <w:pPr>
         <w:jc w:val="both"/>
         <w:rPr>
-          <w:rFonts w:ascii="Carlito" w:hAnsi="Carlito" w:cs="Carlito"/>
-          <w:b/>
-          <w:bCs/>
-          <w:color w:val="D86DCB" w:themeColor="accent5" w:themeTint="99"/>
-          <w:sz w:val="36"/>
-          <w:szCs w:val="36"/>
-        </w:rPr>
-      </w:pPr>
-      <w:r>
-        <w:rPr>
-          <w:rFonts w:ascii="Carlito" w:hAnsi="Carlito" w:cs="Carlito"/>
+          <w:rFonts w:ascii="Calibri" w:hAnsi="Calibri" w:cs="Calibri"/>
+          <w:b/>
+          <w:bCs/>
+          <w:color w:val="D86DCB" w:themeColor="accent5" w:themeTint="99"/>
+          <w:sz w:val="36"/>
+          <w:szCs w:val="36"/>
+        </w:rPr>
+      </w:pPr>
+      <w:r>
+        <w:rPr>
+          <w:rFonts w:ascii="Calibri" w:hAnsi="Calibri" w:cs="Calibri"/>
           <w:b/>
           <w:bCs/>
           <w:color w:val="D86DCB" w:themeColor="accent5" w:themeTint="99"/>
@@ -1546,7 +1546,7 @@
       <w:proofErr w:type="gramStart"/>
       <w:r>
         <w:rPr>
-          <w:rFonts w:ascii="Carlito" w:hAnsi="Carlito" w:cs="Carlito"/>
+          <w:rFonts w:ascii="Calibri" w:hAnsi="Calibri" w:cs="Calibri"/>
           <w:b/>
           <w:bCs/>
           <w:color w:val="D86DCB" w:themeColor="accent5" w:themeTint="99"/>
@@ -1558,7 +1558,7 @@
       <w:proofErr w:type="gramEnd"/>
       <w:r>
         <w:rPr>
-          <w:rFonts w:ascii="Carlito" w:hAnsi="Carlito" w:cs="Carlito"/>
+          <w:rFonts w:ascii="Calibri" w:hAnsi="Calibri" w:cs="Calibri"/>
           <w:b/>
           <w:bCs/>
           <w:color w:val="D86DCB" w:themeColor="accent5" w:themeTint="99"/>
@@ -1572,17 +1572,17 @@
       <w:pPr>
         <w:jc w:val="both"/>
         <w:rPr>
-          <w:rFonts w:ascii="Carlito" w:hAnsi="Carlito" w:cs="Carlito"/>
-          <w:b/>
-          <w:bCs/>
-          <w:color w:val="D86DCB" w:themeColor="accent5" w:themeTint="99"/>
-          <w:sz w:val="36"/>
-          <w:szCs w:val="36"/>
-        </w:rPr>
-      </w:pPr>
-      <w:r>
-        <w:rPr>
-          <w:rFonts w:ascii="Carlito" w:hAnsi="Carlito" w:cs="Carlito"/>
+          <w:rFonts w:ascii="Calibri" w:hAnsi="Calibri" w:cs="Calibri"/>
+          <w:b/>
+          <w:bCs/>
+          <w:color w:val="D86DCB" w:themeColor="accent5" w:themeTint="99"/>
+          <w:sz w:val="36"/>
+          <w:szCs w:val="36"/>
+        </w:rPr>
+      </w:pPr>
+      <w:r>
+        <w:rPr>
+          <w:rFonts w:ascii="Calibri" w:hAnsi="Calibri" w:cs="Calibri"/>
           <w:b/>
           <w:bCs/>
           <w:color w:val="D86DCB" w:themeColor="accent5" w:themeTint="99"/>
@@ -1596,17 +1596,17 @@
       <w:pPr>
         <w:jc w:val="both"/>
         <w:rPr>
-          <w:rFonts w:ascii="Carlito" w:hAnsi="Carlito" w:cs="Carlito"/>
-          <w:b/>
-          <w:bCs/>
-          <w:color w:val="D86DCB" w:themeColor="accent5" w:themeTint="99"/>
-          <w:sz w:val="36"/>
-          <w:szCs w:val="36"/>
-        </w:rPr>
-      </w:pPr>
-      <w:r>
-        <w:rPr>
-          <w:rFonts w:ascii="Carlito" w:hAnsi="Carlito" w:cs="Carlito"/>
+          <w:rFonts w:ascii="Calibri" w:hAnsi="Calibri" w:cs="Calibri"/>
+          <w:b/>
+          <w:bCs/>
+          <w:color w:val="D86DCB" w:themeColor="accent5" w:themeTint="99"/>
+          <w:sz w:val="36"/>
+          <w:szCs w:val="36"/>
+        </w:rPr>
+      </w:pPr>
+      <w:r>
+        <w:rPr>
+          <w:rFonts w:ascii="Calibri" w:hAnsi="Calibri" w:cs="Calibri"/>
           <w:b/>
           <w:bCs/>
           <w:color w:val="D86DCB" w:themeColor="accent5" w:themeTint="99"/>
@@ -1618,7 +1618,7 @@
       <w:proofErr w:type="spellStart"/>
       <w:r>
         <w:rPr>
-          <w:rFonts w:ascii="Carlito" w:hAnsi="Carlito" w:cs="Carlito"/>
+          <w:rFonts w:ascii="Calibri" w:hAnsi="Calibri" w:cs="Calibri"/>
           <w:b/>
           <w:bCs/>
           <w:color w:val="D86DCB" w:themeColor="accent5" w:themeTint="99"/>
@@ -1630,7 +1630,7 @@
       <w:proofErr w:type="spellEnd"/>
       <w:r>
         <w:rPr>
-          <w:rFonts w:ascii="Carlito" w:hAnsi="Carlito" w:cs="Carlito"/>
+          <w:rFonts w:ascii="Calibri" w:hAnsi="Calibri" w:cs="Calibri"/>
           <w:b/>
           <w:bCs/>
           <w:color w:val="D86DCB" w:themeColor="accent5" w:themeTint="99"/>
@@ -1644,17 +1644,17 @@
       <w:pPr>
         <w:jc w:val="both"/>
         <w:rPr>
-          <w:rFonts w:ascii="Carlito" w:hAnsi="Carlito" w:cs="Carlito"/>
-          <w:b/>
-          <w:bCs/>
-          <w:color w:val="D86DCB" w:themeColor="accent5" w:themeTint="99"/>
-          <w:sz w:val="36"/>
-          <w:szCs w:val="36"/>
-        </w:rPr>
-      </w:pPr>
-      <w:r>
-        <w:rPr>
-          <w:rFonts w:ascii="Carlito" w:hAnsi="Carlito" w:cs="Carlito"/>
+          <w:rFonts w:ascii="Calibri" w:hAnsi="Calibri" w:cs="Calibri"/>
+          <w:b/>
+          <w:bCs/>
+          <w:color w:val="D86DCB" w:themeColor="accent5" w:themeTint="99"/>
+          <w:sz w:val="36"/>
+          <w:szCs w:val="36"/>
+        </w:rPr>
+      </w:pPr>
+      <w:r>
+        <w:rPr>
+          <w:rFonts w:ascii="Calibri" w:hAnsi="Calibri" w:cs="Calibri"/>
           <w:b/>
           <w:bCs/>
           <w:color w:val="D86DCB" w:themeColor="accent5" w:themeTint="99"/>
@@ -1668,17 +1668,17 @@
       <w:pPr>
         <w:jc w:val="both"/>
         <w:rPr>
-          <w:rFonts w:ascii="Carlito" w:hAnsi="Carlito" w:cs="Carlito"/>
-          <w:b/>
-          <w:bCs/>
-          <w:color w:val="D86DCB" w:themeColor="accent5" w:themeTint="99"/>
-          <w:sz w:val="36"/>
-          <w:szCs w:val="36"/>
-        </w:rPr>
-      </w:pPr>
-      <w:r>
-        <w:rPr>
-          <w:rFonts w:ascii="Carlito" w:hAnsi="Carlito" w:cs="Carlito"/>
+          <w:rFonts w:ascii="Calibri" w:hAnsi="Calibri" w:cs="Calibri"/>
+          <w:b/>
+          <w:bCs/>
+          <w:color w:val="D86DCB" w:themeColor="accent5" w:themeTint="99"/>
+          <w:sz w:val="36"/>
+          <w:szCs w:val="36"/>
+        </w:rPr>
+      </w:pPr>
+      <w:r>
+        <w:rPr>
+          <w:rFonts w:ascii="Calibri" w:hAnsi="Calibri" w:cs="Calibri"/>
           <w:b/>
           <w:bCs/>
           <w:color w:val="D86DCB" w:themeColor="accent5" w:themeTint="99"/>
@@ -1691,7 +1691,7 @@
       <w:proofErr w:type="gramStart"/>
       <w:r>
         <w:rPr>
-          <w:rFonts w:ascii="Carlito" w:hAnsi="Carlito" w:cs="Carlito"/>
+          <w:rFonts w:ascii="Calibri" w:hAnsi="Calibri" w:cs="Calibri"/>
           <w:b/>
           <w:bCs/>
           <w:color w:val="D86DCB" w:themeColor="accent5" w:themeTint="99"/>
@@ -1704,7 +1704,7 @@
       <w:proofErr w:type="gramEnd"/>
       <w:r>
         <w:rPr>
-          <w:rFonts w:ascii="Carlito" w:hAnsi="Carlito" w:cs="Carlito"/>
+          <w:rFonts w:ascii="Calibri" w:hAnsi="Calibri" w:cs="Calibri"/>
           <w:b/>
           <w:bCs/>
           <w:color w:val="D86DCB" w:themeColor="accent5" w:themeTint="99"/>
@@ -1716,7 +1716,7 @@
       <w:proofErr w:type="spellEnd"/>
       <w:r>
         <w:rPr>
-          <w:rFonts w:ascii="Carlito" w:hAnsi="Carlito" w:cs="Carlito"/>
+          <w:rFonts w:ascii="Calibri" w:hAnsi="Calibri" w:cs="Calibri"/>
           <w:b/>
           <w:bCs/>
           <w:color w:val="D86DCB" w:themeColor="accent5" w:themeTint="99"/>
@@ -1728,7 +1728,7 @@
       <w:proofErr w:type="spellStart"/>
       <w:r>
         <w:rPr>
-          <w:rFonts w:ascii="Carlito" w:hAnsi="Carlito" w:cs="Carlito"/>
+          <w:rFonts w:ascii="Calibri" w:hAnsi="Calibri" w:cs="Calibri"/>
           <w:b/>
           <w:bCs/>
           <w:color w:val="D86DCB" w:themeColor="accent5" w:themeTint="99"/>
@@ -1740,7 +1740,7 @@
       <w:proofErr w:type="spellEnd"/>
       <w:r>
         <w:rPr>
-          <w:rFonts w:ascii="Carlito" w:hAnsi="Carlito" w:cs="Carlito"/>
+          <w:rFonts w:ascii="Calibri" w:hAnsi="Calibri" w:cs="Calibri"/>
           <w:b/>
           <w:bCs/>
           <w:color w:val="D86DCB" w:themeColor="accent5" w:themeTint="99"/>
@@ -1754,17 +1754,17 @@
       <w:pPr>
         <w:jc w:val="both"/>
         <w:rPr>
-          <w:rFonts w:ascii="Carlito" w:hAnsi="Carlito" w:cs="Carlito"/>
-          <w:b/>
-          <w:bCs/>
-          <w:color w:val="D86DCB" w:themeColor="accent5" w:themeTint="99"/>
-          <w:sz w:val="36"/>
-          <w:szCs w:val="36"/>
-        </w:rPr>
-      </w:pPr>
-      <w:r>
-        <w:rPr>
-          <w:rFonts w:ascii="Carlito" w:hAnsi="Carlito" w:cs="Carlito"/>
+          <w:rFonts w:ascii="Calibri" w:hAnsi="Calibri" w:cs="Calibri"/>
+          <w:b/>
+          <w:bCs/>
+          <w:color w:val="D86DCB" w:themeColor="accent5" w:themeTint="99"/>
+          <w:sz w:val="36"/>
+          <w:szCs w:val="36"/>
+        </w:rPr>
+      </w:pPr>
+      <w:r>
+        <w:rPr>
+          <w:rFonts w:ascii="Calibri" w:hAnsi="Calibri" w:cs="Calibri"/>
           <w:b/>
           <w:bCs/>
           <w:color w:val="D86DCB" w:themeColor="accent5" w:themeTint="99"/>
@@ -1777,7 +1777,7 @@
       <w:proofErr w:type="gramStart"/>
       <w:r>
         <w:rPr>
-          <w:rFonts w:ascii="Carlito" w:hAnsi="Carlito" w:cs="Carlito"/>
+          <w:rFonts w:ascii="Calibri" w:hAnsi="Calibri" w:cs="Calibri"/>
           <w:b/>
           <w:bCs/>
           <w:color w:val="D86DCB" w:themeColor="accent5" w:themeTint="99"/>
@@ -1789,7 +1789,7 @@
       <w:proofErr w:type="spellEnd"/>
       <w:r>
         <w:rPr>
-          <w:rFonts w:ascii="Carlito" w:hAnsi="Carlito" w:cs="Carlito"/>
+          <w:rFonts w:ascii="Calibri" w:hAnsi="Calibri" w:cs="Calibri"/>
           <w:b/>
           <w:bCs/>
           <w:color w:val="D86DCB" w:themeColor="accent5" w:themeTint="99"/>
@@ -1801,7 +1801,7 @@
       <w:proofErr w:type="gramEnd"/>
       <w:r>
         <w:rPr>
-          <w:rFonts w:ascii="Carlito" w:hAnsi="Carlito" w:cs="Carlito"/>
+          <w:rFonts w:ascii="Calibri" w:hAnsi="Calibri" w:cs="Calibri"/>
           <w:b/>
           <w:bCs/>
           <w:color w:val="D86DCB" w:themeColor="accent5" w:themeTint="99"/>
@@ -1813,7 +1813,7 @@
       <w:proofErr w:type="spellStart"/>
       <w:r>
         <w:rPr>
-          <w:rFonts w:ascii="Carlito" w:hAnsi="Carlito" w:cs="Carlito"/>
+          <w:rFonts w:ascii="Calibri" w:hAnsi="Calibri" w:cs="Calibri"/>
           <w:b/>
           <w:bCs/>
           <w:color w:val="D86DCB" w:themeColor="accent5" w:themeTint="99"/>
@@ -1825,7 +1825,7 @@
       <w:proofErr w:type="spellEnd"/>
       <w:r>
         <w:rPr>
-          <w:rFonts w:ascii="Carlito" w:hAnsi="Carlito" w:cs="Carlito"/>
+          <w:rFonts w:ascii="Calibri" w:hAnsi="Calibri" w:cs="Calibri"/>
           <w:b/>
           <w:bCs/>
           <w:color w:val="D86DCB" w:themeColor="accent5" w:themeTint="99"/>
@@ -1839,17 +1839,17 @@
       <w:pPr>
         <w:jc w:val="both"/>
         <w:rPr>
-          <w:rFonts w:ascii="Carlito" w:hAnsi="Carlito" w:cs="Carlito"/>
-          <w:b/>
-          <w:bCs/>
-          <w:color w:val="D86DCB" w:themeColor="accent5" w:themeTint="99"/>
-          <w:sz w:val="36"/>
-          <w:szCs w:val="36"/>
-        </w:rPr>
-      </w:pPr>
-      <w:r>
-        <w:rPr>
-          <w:rFonts w:ascii="Carlito" w:hAnsi="Carlito" w:cs="Carlito"/>
+          <w:rFonts w:ascii="Calibri" w:hAnsi="Calibri" w:cs="Calibri"/>
+          <w:b/>
+          <w:bCs/>
+          <w:color w:val="D86DCB" w:themeColor="accent5" w:themeTint="99"/>
+          <w:sz w:val="36"/>
+          <w:szCs w:val="36"/>
+        </w:rPr>
+      </w:pPr>
+      <w:r>
+        <w:rPr>
+          <w:rFonts w:ascii="Calibri" w:hAnsi="Calibri" w:cs="Calibri"/>
           <w:b/>
           <w:bCs/>
           <w:color w:val="D86DCB" w:themeColor="accent5" w:themeTint="99"/>
@@ -1861,7 +1861,7 @@
       <w:proofErr w:type="spellStart"/>
       <w:r>
         <w:rPr>
-          <w:rFonts w:ascii="Carlito" w:hAnsi="Carlito" w:cs="Carlito"/>
+          <w:rFonts w:ascii="Calibri" w:hAnsi="Calibri" w:cs="Calibri"/>
           <w:b/>
           <w:bCs/>
           <w:color w:val="D86DCB" w:themeColor="accent5" w:themeTint="99"/>
@@ -1873,7 +1873,7 @@
       <w:proofErr w:type="gramStart"/>
       <w:r>
         <w:rPr>
-          <w:rFonts w:ascii="Carlito" w:hAnsi="Carlito" w:cs="Carlito"/>
+          <w:rFonts w:ascii="Calibri" w:hAnsi="Calibri" w:cs="Calibri"/>
           <w:b/>
           <w:bCs/>
           <w:color w:val="D86DCB" w:themeColor="accent5" w:themeTint="99"/>
@@ -1886,7 +1886,7 @@
       <w:proofErr w:type="gramEnd"/>
       <w:r>
         <w:rPr>
-          <w:rFonts w:ascii="Carlito" w:hAnsi="Carlito" w:cs="Carlito"/>
+          <w:rFonts w:ascii="Calibri" w:hAnsi="Calibri" w:cs="Calibri"/>
           <w:b/>
           <w:bCs/>
           <w:color w:val="D86DCB" w:themeColor="accent5" w:themeTint="99"/>
@@ -1900,17 +1900,17 @@
       <w:pPr>
         <w:jc w:val="both"/>
         <w:rPr>
-          <w:rFonts w:ascii="Carlito" w:hAnsi="Carlito" w:cs="Carlito"/>
-          <w:sz w:val="36"/>
-          <w:szCs w:val="36"/>
-        </w:rPr>
-      </w:pPr>
-    </w:p>
-    <w:p>
-      <w:pPr>
-        <w:jc w:val="both"/>
-        <w:rPr>
-          <w:rFonts w:ascii="Carlito" w:hAnsi="Carlito" w:cs="Carlito"/>
+          <w:rFonts w:ascii="Calibri" w:hAnsi="Calibri" w:cs="Calibri"/>
+          <w:sz w:val="36"/>
+          <w:szCs w:val="36"/>
+        </w:rPr>
+      </w:pPr>
+    </w:p>
+    <w:p>
+      <w:pPr>
+        <w:jc w:val="both"/>
+        <w:rPr>
+          <w:rFonts w:ascii="Calibri" w:hAnsi="Calibri" w:cs="Calibri"/>
           <w:sz w:val="36"/>
           <w:szCs w:val="36"/>
         </w:rPr>
@@ -1918,7 +1918,7 @@
       <w:proofErr w:type="gramStart"/>
       <w:r>
         <w:rPr>
-          <w:rFonts w:ascii="Carlito" w:hAnsi="Carlito" w:cs="Carlito"/>
+          <w:rFonts w:ascii="Calibri" w:hAnsi="Calibri" w:cs="Calibri"/>
           <w:sz w:val="36"/>
           <w:szCs w:val="36"/>
         </w:rPr>
@@ -1927,7 +1927,7 @@
       <w:proofErr w:type="spellStart"/>
       <w:r>
         <w:rPr>
-          <w:rFonts w:ascii="Carlito" w:hAnsi="Carlito" w:cs="Carlito"/>
+          <w:rFonts w:ascii="Calibri" w:hAnsi="Calibri" w:cs="Calibri"/>
           <w:sz w:val="36"/>
           <w:szCs w:val="36"/>
         </w:rPr>
@@ -1937,7 +1937,7 @@
       <w:proofErr w:type="gramEnd"/>
       <w:r>
         <w:rPr>
-          <w:rFonts w:ascii="Carlito" w:hAnsi="Carlito" w:cs="Carlito"/>
+          <w:rFonts w:ascii="Calibri" w:hAnsi="Calibri" w:cs="Calibri"/>
           <w:sz w:val="36"/>
           <w:szCs w:val="36"/>
         </w:rPr>
@@ -1948,7 +1948,7 @@
       <w:pPr>
         <w:jc w:val="both"/>
         <w:rPr>
-          <w:rFonts w:ascii="Carlito" w:hAnsi="Carlito" w:cs="Carlito"/>
+          <w:rFonts w:ascii="Calibri" w:hAnsi="Calibri" w:cs="Calibri"/>
           <w:sz w:val="36"/>
           <w:szCs w:val="36"/>
         </w:rPr>
@@ -1956,7 +1956,7 @@
       <w:proofErr w:type="gramStart"/>
       <w:r>
         <w:rPr>
-          <w:rFonts w:ascii="Carlito" w:hAnsi="Carlito" w:cs="Carlito"/>
+          <w:rFonts w:ascii="Calibri" w:hAnsi="Calibri" w:cs="Calibri"/>
           <w:sz w:val="36"/>
           <w:szCs w:val="36"/>
         </w:rPr>
@@ -1964,7 +1964,7 @@
       </w:r>
       <w:r>
         <w:rPr>
-          <w:rFonts w:ascii="Carlito" w:hAnsi="Carlito" w:cs="Carlito"/>
+          <w:rFonts w:ascii="Calibri" w:hAnsi="Calibri" w:cs="Calibri"/>
           <w:b/>
           <w:bCs/>
           <w:sz w:val="36"/>
@@ -1975,7 +1975,7 @@
       <w:proofErr w:type="spellStart"/>
       <w:r>
         <w:rPr>
-          <w:rFonts w:ascii="Carlito" w:hAnsi="Carlito" w:cs="Carlito"/>
+          <w:rFonts w:ascii="Calibri" w:hAnsi="Calibri" w:cs="Calibri"/>
           <w:b/>
           <w:bCs/>
           <w:sz w:val="36"/>
@@ -1987,7 +1987,7 @@
       <w:proofErr w:type="gramEnd"/>
       <w:r>
         <w:rPr>
-          <w:rFonts w:ascii="Carlito" w:hAnsi="Carlito" w:cs="Carlito"/>
+          <w:rFonts w:ascii="Calibri" w:hAnsi="Calibri" w:cs="Calibri"/>
           <w:b/>
           <w:bCs/>
           <w:sz w:val="36"/>
@@ -1997,7 +1997,7 @@
       </w:r>
       <w:r>
         <w:rPr>
-          <w:rFonts w:ascii="Carlito" w:hAnsi="Carlito" w:cs="Carlito"/>
+          <w:rFonts w:ascii="Calibri" w:hAnsi="Calibri" w:cs="Calibri"/>
           <w:sz w:val="36"/>
           <w:szCs w:val="36"/>
         </w:rPr>
@@ -2008,18 +2008,18 @@
       <w:pPr>
         <w:jc w:val="both"/>
         <w:rPr>
-          <w:rFonts w:ascii="Carlito" w:hAnsi="Carlito" w:cs="Carlito"/>
-          <w:b/>
-          <w:bCs/>
-          <w:color w:val="D86DCB" w:themeColor="accent5" w:themeTint="99"/>
-          <w:sz w:val="36"/>
-          <w:szCs w:val="36"/>
-        </w:rPr>
-      </w:pPr>
-      <w:proofErr w:type="spellStart"/>
-      <w:r>
-        <w:rPr>
-          <w:rFonts w:ascii="Carlito" w:hAnsi="Carlito" w:cs="Carlito"/>
+          <w:rFonts w:ascii="Calibri" w:hAnsi="Calibri" w:cs="Calibri"/>
+          <w:b/>
+          <w:bCs/>
+          <w:color w:val="D86DCB" w:themeColor="accent5" w:themeTint="99"/>
+          <w:sz w:val="36"/>
+          <w:szCs w:val="36"/>
+        </w:rPr>
+      </w:pPr>
+      <w:proofErr w:type="spellStart"/>
+      <w:r>
+        <w:rPr>
+          <w:rFonts w:ascii="Calibri" w:hAnsi="Calibri" w:cs="Calibri"/>
           <w:b/>
           <w:bCs/>
           <w:color w:val="D86DCB" w:themeColor="accent5" w:themeTint="99"/>
@@ -2031,7 +2031,7 @@
       <w:proofErr w:type="spellEnd"/>
       <w:r>
         <w:rPr>
-          <w:rFonts w:ascii="Carlito" w:hAnsi="Carlito" w:cs="Carlito"/>
+          <w:rFonts w:ascii="Calibri" w:hAnsi="Calibri" w:cs="Calibri"/>
           <w:b/>
           <w:bCs/>
           <w:color w:val="D86DCB" w:themeColor="accent5" w:themeTint="99"/>
@@ -2044,7 +2044,7 @@
       <w:proofErr w:type="gramStart"/>
       <w:r>
         <w:rPr>
-          <w:rFonts w:ascii="Carlito" w:hAnsi="Carlito" w:cs="Carlito"/>
+          <w:rFonts w:ascii="Calibri" w:hAnsi="Calibri" w:cs="Calibri"/>
           <w:b/>
           <w:bCs/>
           <w:color w:val="D86DCB" w:themeColor="accent5" w:themeTint="99"/>
@@ -2057,7 +2057,7 @@
       <w:proofErr w:type="gramEnd"/>
       <w:r>
         <w:rPr>
-          <w:rFonts w:ascii="Carlito" w:hAnsi="Carlito" w:cs="Carlito"/>
+          <w:rFonts w:ascii="Calibri" w:hAnsi="Calibri" w:cs="Calibri"/>
           <w:b/>
           <w:bCs/>
           <w:color w:val="D86DCB" w:themeColor="accent5" w:themeTint="99"/>
@@ -2071,7 +2071,7 @@
       <w:pPr>
         <w:jc w:val="both"/>
         <w:rPr>
-          <w:rFonts w:ascii="Carlito" w:hAnsi="Carlito" w:cs="Carlito"/>
+          <w:rFonts w:ascii="Calibri" w:hAnsi="Calibri" w:cs="Calibri"/>
           <w:sz w:val="36"/>
           <w:szCs w:val="36"/>
         </w:rPr>
@@ -2079,7 +2079,7 @@
       <w:bookmarkStart w:id="0" w:name="_Hlk226218076"/>
       <w:r>
         <w:rPr>
-          <w:rFonts w:ascii="Carlito" w:hAnsi="Carlito" w:cs="Carlito"/>
+          <w:rFonts w:ascii="Calibri" w:hAnsi="Calibri" w:cs="Calibri"/>
           <w:sz w:val="36"/>
           <w:szCs w:val="36"/>
         </w:rPr>
@@ -2087,7 +2087,7 @@
       </w:r>
       <w:r>
         <w:rPr>
-          <w:rFonts w:ascii="Carlito" w:hAnsi="Carlito" w:cs="Carlito"/>
+          <w:rFonts w:ascii="Calibri" w:hAnsi="Calibri" w:cs="Calibri"/>
           <w:sz w:val="36"/>
           <w:szCs w:val="36"/>
         </w:rPr>
@@ -2097,7 +2097,7 @@
       <w:proofErr w:type="gramStart"/>
       <w:r>
         <w:rPr>
-          <w:rFonts w:ascii="Carlito" w:hAnsi="Carlito" w:cs="Carlito"/>
+          <w:rFonts w:ascii="Calibri" w:hAnsi="Calibri" w:cs="Calibri"/>
           <w:b/>
           <w:bCs/>
           <w:sz w:val="36"/>
@@ -2108,7 +2108,7 @@
       <w:proofErr w:type="gramEnd"/>
       <w:r>
         <w:rPr>
-          <w:rFonts w:ascii="Carlito" w:hAnsi="Carlito" w:cs="Carlito"/>
+          <w:rFonts w:ascii="Calibri" w:hAnsi="Calibri" w:cs="Calibri"/>
           <w:b/>
           <w:bCs/>
           <w:sz w:val="36"/>
@@ -2119,7 +2119,7 @@
       <w:proofErr w:type="spellEnd"/>
       <w:r>
         <w:rPr>
-          <w:rFonts w:ascii="Carlito" w:hAnsi="Carlito" w:cs="Carlito"/>
+          <w:rFonts w:ascii="Calibri" w:hAnsi="Calibri" w:cs="Calibri"/>
           <w:b/>
           <w:bCs/>
           <w:sz w:val="36"/>
@@ -2129,7 +2129,7 @@
       </w:r>
       <w:r>
         <w:rPr>
-          <w:rFonts w:ascii="Carlito" w:hAnsi="Carlito" w:cs="Carlito"/>
+          <w:rFonts w:ascii="Calibri" w:hAnsi="Calibri" w:cs="Calibri"/>
           <w:sz w:val="36"/>
           <w:szCs w:val="36"/>
         </w:rPr>
@@ -2138,7 +2138,7 @@
       <w:proofErr w:type="spellStart"/>
       <w:r>
         <w:rPr>
-          <w:rFonts w:ascii="Carlito" w:hAnsi="Carlito" w:cs="Carlito"/>
+          <w:rFonts w:ascii="Calibri" w:hAnsi="Calibri" w:cs="Calibri"/>
           <w:sz w:val="36"/>
           <w:szCs w:val="36"/>
         </w:rPr>
@@ -2147,7 +2147,7 @@
       <w:proofErr w:type="spellEnd"/>
       <w:r>
         <w:rPr>
-          <w:rFonts w:ascii="Carlito" w:hAnsi="Carlito" w:cs="Carlito"/>
+          <w:rFonts w:ascii="Calibri" w:hAnsi="Calibri" w:cs="Calibri"/>
           <w:sz w:val="36"/>
           <w:szCs w:val="36"/>
         </w:rPr>
@@ -2156,7 +2156,7 @@
       <w:proofErr w:type="spellStart"/>
       <w:r>
         <w:rPr>
-          <w:rFonts w:ascii="Carlito" w:hAnsi="Carlito" w:cs="Carlito"/>
+          <w:rFonts w:ascii="Calibri" w:hAnsi="Calibri" w:cs="Calibri"/>
           <w:sz w:val="36"/>
           <w:szCs w:val="36"/>
         </w:rPr>
@@ -2165,7 +2165,7 @@
       <w:proofErr w:type="spellEnd"/>
       <w:r>
         <w:rPr>
-          <w:rFonts w:ascii="Carlito" w:hAnsi="Carlito" w:cs="Carlito"/>
+          <w:rFonts w:ascii="Calibri" w:hAnsi="Calibri" w:cs="Calibri"/>
           <w:sz w:val="36"/>
           <w:szCs w:val="36"/>
         </w:rPr>
@@ -2174,7 +2174,7 @@
       <w:proofErr w:type="spellStart"/>
       <w:r>
         <w:rPr>
-          <w:rFonts w:ascii="Carlito" w:hAnsi="Carlito" w:cs="Carlito"/>
+          <w:rFonts w:ascii="Calibri" w:hAnsi="Calibri" w:cs="Calibri"/>
           <w:sz w:val="36"/>
           <w:szCs w:val="36"/>
         </w:rPr>
@@ -2183,7 +2183,7 @@
       <w:proofErr w:type="spellEnd"/>
       <w:r>
         <w:rPr>
-          <w:rFonts w:ascii="Carlito" w:hAnsi="Carlito" w:cs="Carlito"/>
+          <w:rFonts w:ascii="Calibri" w:hAnsi="Calibri" w:cs="Calibri"/>
           <w:sz w:val="36"/>
           <w:szCs w:val="36"/>
         </w:rPr>
@@ -2191,7 +2191,7 @@
       </w:r>
       <w:r>
         <w:rPr>
-          <w:rFonts w:ascii="Carlito" w:hAnsi="Carlito" w:cs="Carlito"/>
+          <w:rFonts w:ascii="Calibri" w:hAnsi="Calibri" w:cs="Calibri"/>
           <w:sz w:val="36"/>
           <w:szCs w:val="36"/>
         </w:rPr>
@@ -2199,7 +2199,7 @@
       </w:r>
       <w:r>
         <w:rPr>
-          <w:rFonts w:ascii="Carlito" w:hAnsi="Carlito" w:cs="Carlito"/>
+          <w:rFonts w:ascii="Calibri" w:hAnsi="Calibri" w:cs="Calibri"/>
           <w:sz w:val="36"/>
           <w:szCs w:val="36"/>
         </w:rPr>
@@ -2207,7 +2207,7 @@
       </w:r>
       <w:r>
         <w:rPr>
-          <w:rFonts w:ascii="Carlito" w:hAnsi="Carlito" w:cs="Carlito"/>
+          <w:rFonts w:ascii="Calibri" w:hAnsi="Calibri" w:cs="Calibri"/>
           <w:sz w:val="36"/>
           <w:szCs w:val="36"/>
         </w:rPr>
@@ -2219,17 +2219,17 @@
       <w:pPr>
         <w:jc w:val="both"/>
         <w:rPr>
-          <w:rFonts w:ascii="Carlito" w:hAnsi="Carlito" w:cs="Carlito"/>
-          <w:b/>
-          <w:bCs/>
-          <w:color w:val="D86DCB" w:themeColor="accent5" w:themeTint="99"/>
-          <w:sz w:val="36"/>
-          <w:szCs w:val="36"/>
-        </w:rPr>
-      </w:pPr>
-      <w:r>
-        <w:rPr>
-          <w:rFonts w:ascii="Carlito" w:hAnsi="Carlito" w:cs="Carlito"/>
+          <w:rFonts w:ascii="Calibri" w:hAnsi="Calibri" w:cs="Calibri"/>
+          <w:b/>
+          <w:bCs/>
+          <w:color w:val="D86DCB" w:themeColor="accent5" w:themeTint="99"/>
+          <w:sz w:val="36"/>
+          <w:szCs w:val="36"/>
+        </w:rPr>
+      </w:pPr>
+      <w:r>
+        <w:rPr>
+          <w:rFonts w:ascii="Calibri" w:hAnsi="Calibri" w:cs="Calibri"/>
           <w:b/>
           <w:bCs/>
           <w:color w:val="D86DCB" w:themeColor="accent5" w:themeTint="99"/>
@@ -2241,7 +2241,7 @@
       <w:proofErr w:type="spellStart"/>
       <w:r>
         <w:rPr>
-          <w:rFonts w:ascii="Carlito" w:hAnsi="Carlito" w:cs="Carlito"/>
+          <w:rFonts w:ascii="Calibri" w:hAnsi="Calibri" w:cs="Calibri"/>
           <w:b/>
           <w:bCs/>
           <w:color w:val="D86DCB" w:themeColor="accent5" w:themeTint="99"/>
@@ -2253,7 +2253,7 @@
       <w:proofErr w:type="spellEnd"/>
       <w:r>
         <w:rPr>
-          <w:rFonts w:ascii="Carlito" w:hAnsi="Carlito" w:cs="Carlito"/>
+          <w:rFonts w:ascii="Calibri" w:hAnsi="Calibri" w:cs="Calibri"/>
           <w:b/>
           <w:bCs/>
           <w:color w:val="D86DCB" w:themeColor="accent5" w:themeTint="99"/>
@@ -2267,17 +2267,17 @@
       <w:pPr>
         <w:jc w:val="both"/>
         <w:rPr>
-          <w:rFonts w:ascii="Carlito" w:hAnsi="Carlito" w:cs="Carlito"/>
-          <w:b/>
-          <w:bCs/>
-          <w:color w:val="D86DCB" w:themeColor="accent5" w:themeTint="99"/>
-          <w:sz w:val="36"/>
-          <w:szCs w:val="36"/>
-        </w:rPr>
-      </w:pPr>
-      <w:r>
-        <w:rPr>
-          <w:rFonts w:ascii="Carlito" w:hAnsi="Carlito" w:cs="Carlito"/>
+          <w:rFonts w:ascii="Calibri" w:hAnsi="Calibri" w:cs="Calibri"/>
+          <w:b/>
+          <w:bCs/>
+          <w:color w:val="D86DCB" w:themeColor="accent5" w:themeTint="99"/>
+          <w:sz w:val="36"/>
+          <w:szCs w:val="36"/>
+        </w:rPr>
+      </w:pPr>
+      <w:r>
+        <w:rPr>
+          <w:rFonts w:ascii="Calibri" w:hAnsi="Calibri" w:cs="Calibri"/>
           <w:b/>
           <w:bCs/>
           <w:color w:val="D86DCB" w:themeColor="accent5" w:themeTint="99"/>
@@ -2290,7 +2290,7 @@
       <w:proofErr w:type="spellStart"/>
       <w:r>
         <w:rPr>
-          <w:rFonts w:ascii="Carlito" w:hAnsi="Carlito" w:cs="Carlito"/>
+          <w:rFonts w:ascii="Calibri" w:hAnsi="Calibri" w:cs="Calibri"/>
           <w:b/>
           <w:bCs/>
           <w:color w:val="D86DCB" w:themeColor="accent5" w:themeTint="99"/>
@@ -2302,7 +2302,7 @@
       <w:proofErr w:type="spellEnd"/>
       <w:r>
         <w:rPr>
-          <w:rFonts w:ascii="Carlito" w:hAnsi="Carlito" w:cs="Carlito"/>
+          <w:rFonts w:ascii="Calibri" w:hAnsi="Calibri" w:cs="Calibri"/>
           <w:b/>
           <w:bCs/>
           <w:color w:val="D86DCB" w:themeColor="accent5" w:themeTint="99"/>
@@ -2315,7 +2315,7 @@
       <w:proofErr w:type="gramStart"/>
       <w:r>
         <w:rPr>
-          <w:rFonts w:ascii="Carlito" w:hAnsi="Carlito" w:cs="Carlito"/>
+          <w:rFonts w:ascii="Calibri" w:hAnsi="Calibri" w:cs="Calibri"/>
           <w:b/>
           <w:bCs/>
           <w:color w:val="D86DCB" w:themeColor="accent5" w:themeTint="99"/>
@@ -2327,7 +2327,7 @@
       <w:proofErr w:type="gramEnd"/>
       <w:r>
         <w:rPr>
-          <w:rFonts w:ascii="Carlito" w:hAnsi="Carlito" w:cs="Carlito"/>
+          <w:rFonts w:ascii="Calibri" w:hAnsi="Calibri" w:cs="Calibri"/>
           <w:b/>
           <w:bCs/>
           <w:color w:val="D86DCB" w:themeColor="accent5" w:themeTint="99"/>
@@ -2339,7 +2339,7 @@
       <w:proofErr w:type="spellEnd"/>
       <w:r>
         <w:rPr>
-          <w:rFonts w:ascii="Carlito" w:hAnsi="Carlito" w:cs="Carlito"/>
+          <w:rFonts w:ascii="Calibri" w:hAnsi="Calibri" w:cs="Calibri"/>
           <w:b/>
           <w:bCs/>
           <w:color w:val="D86DCB" w:themeColor="accent5" w:themeTint="99"/>
@@ -2351,7 +2351,7 @@
       <w:proofErr w:type="spellStart"/>
       <w:r>
         <w:rPr>
-          <w:rFonts w:ascii="Carlito" w:hAnsi="Carlito" w:cs="Carlito"/>
+          <w:rFonts w:ascii="Calibri" w:hAnsi="Calibri" w:cs="Calibri"/>
           <w:b/>
           <w:bCs/>
           <w:color w:val="D86DCB" w:themeColor="accent5" w:themeTint="99"/>
@@ -2363,7 +2363,7 @@
       <w:proofErr w:type="spellEnd"/>
       <w:r>
         <w:rPr>
-          <w:rFonts w:ascii="Carlito" w:hAnsi="Carlito" w:cs="Carlito"/>
+          <w:rFonts w:ascii="Calibri" w:hAnsi="Calibri" w:cs="Calibri"/>
           <w:b/>
           <w:bCs/>
           <w:color w:val="D86DCB" w:themeColor="accent5" w:themeTint="99"/>
@@ -2375,7 +2375,7 @@
       <w:proofErr w:type="spellStart"/>
       <w:r>
         <w:rPr>
-          <w:rFonts w:ascii="Carlito" w:hAnsi="Carlito" w:cs="Carlito"/>
+          <w:rFonts w:ascii="Calibri" w:hAnsi="Calibri" w:cs="Calibri"/>
           <w:b/>
           <w:bCs/>
           <w:color w:val="D86DCB" w:themeColor="accent5" w:themeTint="99"/>
@@ -2387,7 +2387,7 @@
       <w:proofErr w:type="spellEnd"/>
       <w:r>
         <w:rPr>
-          <w:rFonts w:ascii="Carlito" w:hAnsi="Carlito" w:cs="Carlito"/>
+          <w:rFonts w:ascii="Calibri" w:hAnsi="Calibri" w:cs="Calibri"/>
           <w:b/>
           <w:bCs/>
           <w:color w:val="D86DCB" w:themeColor="accent5" w:themeTint="99"/>
@@ -2399,7 +2399,7 @@
       <w:proofErr w:type="spellStart"/>
       <w:r>
         <w:rPr>
-          <w:rFonts w:ascii="Carlito" w:hAnsi="Carlito" w:cs="Carlito"/>
+          <w:rFonts w:ascii="Calibri" w:hAnsi="Calibri" w:cs="Calibri"/>
           <w:b/>
           <w:bCs/>
           <w:color w:val="D86DCB" w:themeColor="accent5" w:themeTint="99"/>
@@ -2411,7 +2411,7 @@
       <w:proofErr w:type="spellEnd"/>
       <w:r>
         <w:rPr>
-          <w:rFonts w:ascii="Carlito" w:hAnsi="Carlito" w:cs="Carlito"/>
+          <w:rFonts w:ascii="Calibri" w:hAnsi="Calibri" w:cs="Calibri"/>
           <w:b/>
           <w:bCs/>
           <w:color w:val="D86DCB" w:themeColor="accent5" w:themeTint="99"/>
@@ -2426,17 +2426,17 @@
       <w:pPr>
         <w:jc w:val="both"/>
         <w:rPr>
-          <w:rFonts w:ascii="Carlito" w:hAnsi="Carlito" w:cs="Carlito"/>
-          <w:b/>
-          <w:bCs/>
-          <w:color w:val="D86DCB" w:themeColor="accent5" w:themeTint="99"/>
-          <w:sz w:val="36"/>
-          <w:szCs w:val="36"/>
-        </w:rPr>
-      </w:pPr>
-      <w:r>
-        <w:rPr>
-          <w:rFonts w:ascii="Carlito" w:hAnsi="Carlito" w:cs="Carlito"/>
+          <w:rFonts w:ascii="Calibri" w:hAnsi="Calibri" w:cs="Calibri"/>
+          <w:b/>
+          <w:bCs/>
+          <w:color w:val="D86DCB" w:themeColor="accent5" w:themeTint="99"/>
+          <w:sz w:val="36"/>
+          <w:szCs w:val="36"/>
+        </w:rPr>
+      </w:pPr>
+      <w:r>
+        <w:rPr>
+          <w:rFonts w:ascii="Calibri" w:hAnsi="Calibri" w:cs="Calibri"/>
           <w:b/>
           <w:bCs/>
           <w:color w:val="D86DCB" w:themeColor="accent5" w:themeTint="99"/>
@@ -2448,7 +2448,7 @@
       <w:proofErr w:type="spellStart"/>
       <w:r>
         <w:rPr>
-          <w:rFonts w:ascii="Carlito" w:hAnsi="Carlito" w:cs="Carlito"/>
+          <w:rFonts w:ascii="Calibri" w:hAnsi="Calibri" w:cs="Calibri"/>
           <w:b/>
           <w:bCs/>
           <w:color w:val="D86DCB" w:themeColor="accent5" w:themeTint="99"/>
@@ -2460,7 +2460,7 @@
       <w:proofErr w:type="gramStart"/>
       <w:r>
         <w:rPr>
-          <w:rFonts w:ascii="Carlito" w:hAnsi="Carlito" w:cs="Carlito"/>
+          <w:rFonts w:ascii="Calibri" w:hAnsi="Calibri" w:cs="Calibri"/>
           <w:b/>
           <w:bCs/>
           <w:color w:val="D86DCB" w:themeColor="accent5" w:themeTint="99"/>
@@ -2473,7 +2473,7 @@
       <w:proofErr w:type="gramEnd"/>
       <w:r>
         <w:rPr>
-          <w:rFonts w:ascii="Carlito" w:hAnsi="Carlito" w:cs="Carlito"/>
+          <w:rFonts w:ascii="Calibri" w:hAnsi="Calibri" w:cs="Calibri"/>
           <w:b/>
           <w:bCs/>
           <w:color w:val="D86DCB" w:themeColor="accent5" w:themeTint="99"/>
@@ -2485,7 +2485,7 @@
       <w:proofErr w:type="spellStart"/>
       <w:r>
         <w:rPr>
-          <w:rFonts w:ascii="Carlito" w:hAnsi="Carlito" w:cs="Carlito"/>
+          <w:rFonts w:ascii="Calibri" w:hAnsi="Calibri" w:cs="Calibri"/>
           <w:b/>
           <w:bCs/>
           <w:color w:val="D86DCB" w:themeColor="accent5" w:themeTint="99"/>
@@ -2497,7 +2497,7 @@
       <w:proofErr w:type="spellEnd"/>
       <w:r>
         <w:rPr>
-          <w:rFonts w:ascii="Carlito" w:hAnsi="Carlito" w:cs="Carlito"/>
+          <w:rFonts w:ascii="Calibri" w:hAnsi="Calibri" w:cs="Calibri"/>
           <w:b/>
           <w:bCs/>
           <w:color w:val="D86DCB" w:themeColor="accent5" w:themeTint="99"/>
@@ -2511,17 +2511,17 @@
       <w:pPr>
         <w:jc w:val="both"/>
         <w:rPr>
-          <w:rFonts w:ascii="Carlito" w:hAnsi="Carlito" w:cs="Carlito"/>
-          <w:b/>
-          <w:bCs/>
-          <w:color w:val="D86DCB" w:themeColor="accent5" w:themeTint="99"/>
-          <w:sz w:val="36"/>
-          <w:szCs w:val="36"/>
-        </w:rPr>
-      </w:pPr>
-      <w:r>
-        <w:rPr>
-          <w:rFonts w:ascii="Carlito" w:hAnsi="Carlito" w:cs="Carlito"/>
+          <w:rFonts w:ascii="Calibri" w:hAnsi="Calibri" w:cs="Calibri"/>
+          <w:b/>
+          <w:bCs/>
+          <w:color w:val="D86DCB" w:themeColor="accent5" w:themeTint="99"/>
+          <w:sz w:val="36"/>
+          <w:szCs w:val="36"/>
+        </w:rPr>
+      </w:pPr>
+      <w:r>
+        <w:rPr>
+          <w:rFonts w:ascii="Calibri" w:hAnsi="Calibri" w:cs="Calibri"/>
           <w:b/>
           <w:bCs/>
           <w:color w:val="D86DCB" w:themeColor="accent5" w:themeTint="99"/>
@@ -2533,7 +2533,7 @@
       <w:proofErr w:type="spellStart"/>
       <w:r>
         <w:rPr>
-          <w:rFonts w:ascii="Carlito" w:hAnsi="Carlito" w:cs="Carlito"/>
+          <w:rFonts w:ascii="Calibri" w:hAnsi="Calibri" w:cs="Calibri"/>
           <w:b/>
           <w:bCs/>
           <w:color w:val="D86DCB" w:themeColor="accent5" w:themeTint="99"/>
@@ -2545,7 +2545,7 @@
       <w:proofErr w:type="gramStart"/>
       <w:r>
         <w:rPr>
-          <w:rFonts w:ascii="Carlito" w:hAnsi="Carlito" w:cs="Carlito"/>
+          <w:rFonts w:ascii="Calibri" w:hAnsi="Calibri" w:cs="Calibri"/>
           <w:b/>
           <w:bCs/>
           <w:color w:val="D86DCB" w:themeColor="accent5" w:themeTint="99"/>
@@ -2557,7 +2557,7 @@
       <w:proofErr w:type="spellEnd"/>
       <w:r>
         <w:rPr>
-          <w:rFonts w:ascii="Carlito" w:hAnsi="Carlito" w:cs="Carlito"/>
+          <w:rFonts w:ascii="Calibri" w:hAnsi="Calibri" w:cs="Calibri"/>
           <w:b/>
           <w:bCs/>
           <w:color w:val="D86DCB" w:themeColor="accent5" w:themeTint="99"/>
@@ -2569,7 +2569,7 @@
       <w:proofErr w:type="gramEnd"/>
       <w:r>
         <w:rPr>
-          <w:rFonts w:ascii="Carlito" w:hAnsi="Carlito" w:cs="Carlito"/>
+          <w:rFonts w:ascii="Calibri" w:hAnsi="Calibri" w:cs="Calibri"/>
           <w:b/>
           <w:bCs/>
           <w:color w:val="D86DCB" w:themeColor="accent5" w:themeTint="99"/>
@@ -2591,7 +2591,7 @@
       </w:r>
       <w:r>
         <w:rPr>
-          <w:rFonts w:ascii="Carlito" w:hAnsi="Carlito" w:cs="Carlito"/>
+          <w:rFonts w:ascii="Calibri" w:hAnsi="Calibri" w:cs="Calibri"/>
           <w:b/>
           <w:bCs/>
           <w:color w:val="D86DCB" w:themeColor="accent5" w:themeTint="99"/>
@@ -2603,7 +2603,7 @@
       <w:proofErr w:type="spellStart"/>
       <w:r>
         <w:rPr>
-          <w:rFonts w:ascii="Carlito" w:hAnsi="Carlito" w:cs="Carlito"/>
+          <w:rFonts w:ascii="Calibri" w:hAnsi="Calibri" w:cs="Calibri"/>
           <w:b/>
           <w:bCs/>
           <w:color w:val="D86DCB" w:themeColor="accent5" w:themeTint="99"/>
@@ -2615,7 +2615,7 @@
       <w:proofErr w:type="spellEnd"/>
       <w:r>
         <w:rPr>
-          <w:rFonts w:ascii="Carlito" w:hAnsi="Carlito" w:cs="Carlito"/>
+          <w:rFonts w:ascii="Calibri" w:hAnsi="Calibri" w:cs="Calibri"/>
           <w:b/>
           <w:bCs/>
           <w:color w:val="D86DCB" w:themeColor="accent5" w:themeTint="99"/>
@@ -2626,7 +2626,7 @@
       </w:r>
       <w:r>
         <w:rPr>
-          <w:rFonts w:ascii="Carlito" w:hAnsi="Carlito" w:cs="Carlito"/>
+          <w:rFonts w:ascii="Calibri" w:hAnsi="Calibri" w:cs="Calibri"/>
           <w:b/>
           <w:bCs/>
           <w:color w:val="D86DCB" w:themeColor="accent5" w:themeTint="99"/>
@@ -2638,7 +2638,7 @@
       <w:proofErr w:type="spellStart"/>
       <w:r>
         <w:rPr>
-          <w:rFonts w:ascii="Carlito" w:hAnsi="Carlito" w:cs="Carlito"/>
+          <w:rFonts w:ascii="Calibri" w:hAnsi="Calibri" w:cs="Calibri"/>
           <w:b/>
           <w:bCs/>
           <w:color w:val="D86DCB" w:themeColor="accent5" w:themeTint="99"/>
@@ -2650,7 +2650,7 @@
       <w:proofErr w:type="spellEnd"/>
       <w:r>
         <w:rPr>
-          <w:rFonts w:ascii="Carlito" w:hAnsi="Carlito" w:cs="Carlito"/>
+          <w:rFonts w:ascii="Calibri" w:hAnsi="Calibri" w:cs="Calibri"/>
           <w:b/>
           <w:bCs/>
           <w:color w:val="D86DCB" w:themeColor="accent5" w:themeTint="99"/>
@@ -2664,28 +2664,28 @@
       <w:pPr>
         <w:jc w:val="both"/>
         <w:rPr>
-          <w:rFonts w:ascii="Carlito" w:hAnsi="Carlito" w:cs="Carlito"/>
-          <w:b/>
-          <w:bCs/>
-          <w:sz w:val="36"/>
-          <w:szCs w:val="36"/>
-        </w:rPr>
-      </w:pPr>
-    </w:p>
-    <w:p>
-      <w:pPr>
-        <w:jc w:val="both"/>
-        <w:rPr>
-          <w:rFonts w:ascii="Carlito" w:hAnsi="Carlito" w:cs="Carlito"/>
-          <w:b/>
-          <w:bCs/>
-          <w:sz w:val="36"/>
-          <w:szCs w:val="36"/>
-        </w:rPr>
-      </w:pPr>
-      <w:r>
-        <w:rPr>
-          <w:rFonts w:ascii="Carlito" w:hAnsi="Carlito" w:cs="Carlito"/>
+          <w:rFonts w:ascii="Calibri" w:hAnsi="Calibri" w:cs="Calibri"/>
+          <w:b/>
+          <w:bCs/>
+          <w:sz w:val="36"/>
+          <w:szCs w:val="36"/>
+        </w:rPr>
+      </w:pPr>
+    </w:p>
+    <w:p>
+      <w:pPr>
+        <w:jc w:val="both"/>
+        <w:rPr>
+          <w:rFonts w:ascii="Calibri" w:hAnsi="Calibri" w:cs="Calibri"/>
+          <w:b/>
+          <w:bCs/>
+          <w:sz w:val="36"/>
+          <w:szCs w:val="36"/>
+        </w:rPr>
+      </w:pPr>
+      <w:r>
+        <w:rPr>
+          <w:rFonts w:ascii="Calibri" w:hAnsi="Calibri" w:cs="Calibri"/>
           <w:b/>
           <w:bCs/>
           <w:sz w:val="36"/>
@@ -2696,7 +2696,7 @@
       <w:proofErr w:type="spellStart"/>
       <w:r>
         <w:rPr>
-          <w:rFonts w:ascii="Carlito" w:hAnsi="Carlito" w:cs="Carlito"/>
+          <w:rFonts w:ascii="Calibri" w:hAnsi="Calibri" w:cs="Calibri"/>
           <w:b/>
           <w:bCs/>
           <w:sz w:val="36"/>
@@ -2707,7 +2707,7 @@
       <w:proofErr w:type="spellEnd"/>
       <w:r>
         <w:rPr>
-          <w:rFonts w:ascii="Carlito" w:hAnsi="Carlito" w:cs="Carlito"/>
+          <w:rFonts w:ascii="Calibri" w:hAnsi="Calibri" w:cs="Calibri"/>
           <w:b/>
           <w:bCs/>
           <w:sz w:val="36"/>
@@ -2720,14 +2720,14 @@
       <w:pPr>
         <w:jc w:val="both"/>
         <w:rPr>
-          <w:rFonts w:ascii="Carlito" w:hAnsi="Carlito" w:cs="Carlito"/>
-          <w:sz w:val="36"/>
-          <w:szCs w:val="36"/>
-        </w:rPr>
-      </w:pPr>
-      <w:r>
-        <w:rPr>
-          <w:rFonts w:ascii="Carlito" w:hAnsi="Carlito" w:cs="Carlito"/>
+          <w:rFonts w:ascii="Calibri" w:hAnsi="Calibri" w:cs="Calibri"/>
+          <w:sz w:val="36"/>
+          <w:szCs w:val="36"/>
+        </w:rPr>
+      </w:pPr>
+      <w:r>
+        <w:rPr>
+          <w:rFonts w:ascii="Calibri" w:hAnsi="Calibri" w:cs="Calibri"/>
           <w:sz w:val="36"/>
           <w:szCs w:val="36"/>
         </w:rPr>
@@ -2739,14 +2739,14 @@
       <w:pPr>
         <w:jc w:val="both"/>
         <w:rPr>
-          <w:rFonts w:ascii="Carlito" w:hAnsi="Carlito" w:cs="Carlito"/>
-          <w:sz w:val="36"/>
-          <w:szCs w:val="36"/>
-        </w:rPr>
-      </w:pPr>
-      <w:r>
-        <w:rPr>
-          <w:rFonts w:ascii="Carlito" w:hAnsi="Carlito" w:cs="Carlito"/>
+          <w:rFonts w:ascii="Calibri" w:hAnsi="Calibri" w:cs="Calibri"/>
+          <w:sz w:val="36"/>
+          <w:szCs w:val="36"/>
+        </w:rPr>
+      </w:pPr>
+      <w:r>
+        <w:rPr>
+          <w:rFonts w:ascii="Calibri" w:hAnsi="Calibri" w:cs="Calibri"/>
           <w:sz w:val="36"/>
           <w:szCs w:val="36"/>
         </w:rPr>
@@ -2755,7 +2755,7 @@
       <w:proofErr w:type="spellStart"/>
       <w:r>
         <w:rPr>
-          <w:rFonts w:ascii="Carlito" w:hAnsi="Carlito" w:cs="Carlito"/>
+          <w:rFonts w:ascii="Calibri" w:hAnsi="Calibri" w:cs="Calibri"/>
           <w:sz w:val="36"/>
           <w:szCs w:val="36"/>
         </w:rPr>
@@ -2764,7 +2764,7 @@
       <w:proofErr w:type="spellEnd"/>
       <w:r>
         <w:rPr>
-          <w:rFonts w:ascii="Carlito" w:hAnsi="Carlito" w:cs="Carlito"/>
+          <w:rFonts w:ascii="Calibri" w:hAnsi="Calibri" w:cs="Calibri"/>
           <w:sz w:val="36"/>
           <w:szCs w:val="36"/>
         </w:rPr>
@@ -2772,7 +2772,7 @@
       </w:r>
       <w:r>
         <w:rPr>
-          <w:rFonts w:ascii="Carlito" w:hAnsi="Carlito" w:cs="Carlito"/>
+          <w:rFonts w:ascii="Calibri" w:hAnsi="Calibri" w:cs="Calibri"/>
           <w:sz w:val="36"/>
           <w:szCs w:val="36"/>
         </w:rPr>
@@ -2780,7 +2780,7 @@
       </w:r>
       <w:r>
         <w:rPr>
-          <w:rFonts w:ascii="Carlito" w:hAnsi="Carlito" w:cs="Carlito"/>
+          <w:rFonts w:ascii="Calibri" w:hAnsi="Calibri" w:cs="Calibri"/>
           <w:sz w:val="36"/>
           <w:szCs w:val="36"/>
         </w:rPr>
@@ -2791,17 +2791,17 @@
       <w:pPr>
         <w:jc w:val="both"/>
         <w:rPr>
-          <w:rFonts w:ascii="Carlito" w:hAnsi="Carlito" w:cs="Carlito"/>
-          <w:b/>
-          <w:bCs/>
-          <w:color w:val="D86DCB" w:themeColor="accent5" w:themeTint="99"/>
-          <w:sz w:val="36"/>
-          <w:szCs w:val="36"/>
-        </w:rPr>
-      </w:pPr>
-      <w:r>
-        <w:rPr>
-          <w:rFonts w:ascii="Carlito" w:hAnsi="Carlito" w:cs="Carlito"/>
+          <w:rFonts w:ascii="Calibri" w:hAnsi="Calibri" w:cs="Calibri"/>
+          <w:b/>
+          <w:bCs/>
+          <w:color w:val="D86DCB" w:themeColor="accent5" w:themeTint="99"/>
+          <w:sz w:val="36"/>
+          <w:szCs w:val="36"/>
+        </w:rPr>
+      </w:pPr>
+      <w:r>
+        <w:rPr>
+          <w:rFonts w:ascii="Calibri" w:hAnsi="Calibri" w:cs="Calibri"/>
           <w:b/>
           <w:bCs/>
           <w:color w:val="D86DCB" w:themeColor="accent5" w:themeTint="99"/>
@@ -2813,7 +2813,7 @@
       <w:proofErr w:type="spellStart"/>
       <w:r>
         <w:rPr>
-          <w:rFonts w:ascii="Carlito" w:hAnsi="Carlito" w:cs="Carlito"/>
+          <w:rFonts w:ascii="Calibri" w:hAnsi="Calibri" w:cs="Calibri"/>
           <w:b/>
           <w:bCs/>
           <w:color w:val="D86DCB" w:themeColor="accent5" w:themeTint="99"/>
@@ -2825,7 +2825,7 @@
       <w:proofErr w:type="spellEnd"/>
       <w:r>
         <w:rPr>
-          <w:rFonts w:ascii="Carlito" w:hAnsi="Carlito" w:cs="Carlito"/>
+          <w:rFonts w:ascii="Calibri" w:hAnsi="Calibri" w:cs="Calibri"/>
           <w:b/>
           <w:bCs/>
           <w:color w:val="D86DCB" w:themeColor="accent5" w:themeTint="99"/>
@@ -2837,7 +2837,7 @@
       <w:proofErr w:type="spellStart"/>
       <w:r>
         <w:rPr>
-          <w:rFonts w:ascii="Carlito" w:hAnsi="Carlito" w:cs="Carlito"/>
+          <w:rFonts w:ascii="Calibri" w:hAnsi="Calibri" w:cs="Calibri"/>
           <w:b/>
           <w:bCs/>
           <w:color w:val="D86DCB" w:themeColor="accent5" w:themeTint="99"/>
@@ -2849,7 +2849,7 @@
       <w:proofErr w:type="spellEnd"/>
       <w:r>
         <w:rPr>
-          <w:rFonts w:ascii="Carlito" w:hAnsi="Carlito" w:cs="Carlito"/>
+          <w:rFonts w:ascii="Calibri" w:hAnsi="Calibri" w:cs="Calibri"/>
           <w:b/>
           <w:bCs/>
           <w:color w:val="D86DCB" w:themeColor="accent5" w:themeTint="99"/>
@@ -2863,14 +2863,14 @@
       <w:pPr>
         <w:jc w:val="both"/>
         <w:rPr>
-          <w:rFonts w:ascii="Carlito" w:hAnsi="Carlito" w:cs="Carlito"/>
-          <w:sz w:val="36"/>
-          <w:szCs w:val="36"/>
-        </w:rPr>
-      </w:pPr>
-      <w:r>
-        <w:rPr>
-          <w:rFonts w:ascii="Carlito" w:hAnsi="Carlito" w:cs="Carlito"/>
+          <w:rFonts w:ascii="Calibri" w:hAnsi="Calibri" w:cs="Calibri"/>
+          <w:sz w:val="36"/>
+          <w:szCs w:val="36"/>
+        </w:rPr>
+      </w:pPr>
+      <w:r>
+        <w:rPr>
+          <w:rFonts w:ascii="Calibri" w:hAnsi="Calibri" w:cs="Calibri"/>
           <w:sz w:val="36"/>
           <w:szCs w:val="36"/>
         </w:rPr>
@@ -2881,17 +2881,17 @@
       <w:pPr>
         <w:jc w:val="both"/>
         <w:rPr>
-          <w:rFonts w:ascii="Carlito" w:hAnsi="Carlito" w:cs="Carlito"/>
-          <w:b/>
-          <w:bCs/>
-          <w:color w:val="D86DCB" w:themeColor="accent5" w:themeTint="99"/>
-          <w:sz w:val="36"/>
-          <w:szCs w:val="36"/>
-        </w:rPr>
-      </w:pPr>
-      <w:r>
-        <w:rPr>
-          <w:rFonts w:ascii="Carlito" w:hAnsi="Carlito" w:cs="Carlito"/>
+          <w:rFonts w:ascii="Calibri" w:hAnsi="Calibri" w:cs="Calibri"/>
+          <w:b/>
+          <w:bCs/>
+          <w:color w:val="D86DCB" w:themeColor="accent5" w:themeTint="99"/>
+          <w:sz w:val="36"/>
+          <w:szCs w:val="36"/>
+        </w:rPr>
+      </w:pPr>
+      <w:r>
+        <w:rPr>
+          <w:rFonts w:ascii="Calibri" w:hAnsi="Calibri" w:cs="Calibri"/>
           <w:b/>
           <w:bCs/>
           <w:color w:val="D86DCB" w:themeColor="accent5" w:themeTint="99"/>
@@ -2903,7 +2903,7 @@
       <w:proofErr w:type="spellStart"/>
       <w:r>
         <w:rPr>
-          <w:rFonts w:ascii="Carlito" w:hAnsi="Carlito" w:cs="Carlito"/>
+          <w:rFonts w:ascii="Calibri" w:hAnsi="Calibri" w:cs="Calibri"/>
           <w:b/>
           <w:bCs/>
           <w:color w:val="D86DCB" w:themeColor="accent5" w:themeTint="99"/>
@@ -2918,14 +2918,14 @@
       <w:pPr>
         <w:jc w:val="both"/>
         <w:rPr>
-          <w:rFonts w:ascii="Carlito" w:hAnsi="Carlito" w:cs="Carlito"/>
-          <w:sz w:val="36"/>
-          <w:szCs w:val="36"/>
-        </w:rPr>
-      </w:pPr>
-      <w:r>
-        <w:rPr>
-          <w:rFonts w:ascii="Carlito" w:hAnsi="Carlito" w:cs="Carlito"/>
+          <w:rFonts w:ascii="Calibri" w:hAnsi="Calibri" w:cs="Calibri"/>
+          <w:sz w:val="36"/>
+          <w:szCs w:val="36"/>
+        </w:rPr>
+      </w:pPr>
+      <w:r>
+        <w:rPr>
+          <w:rFonts w:ascii="Calibri" w:hAnsi="Calibri" w:cs="Calibri"/>
           <w:sz w:val="36"/>
           <w:szCs w:val="36"/>
         </w:rPr>
@@ -2934,7 +2934,7 @@
       <w:proofErr w:type="spellStart"/>
       <w:r>
         <w:rPr>
-          <w:rFonts w:ascii="Carlito" w:hAnsi="Carlito" w:cs="Carlito"/>
+          <w:rFonts w:ascii="Calibri" w:hAnsi="Calibri" w:cs="Calibri"/>
           <w:sz w:val="36"/>
           <w:szCs w:val="36"/>
         </w:rPr>
@@ -2943,7 +2943,7 @@
       <w:proofErr w:type="spellEnd"/>
       <w:r>
         <w:rPr>
-          <w:rFonts w:ascii="Carlito" w:hAnsi="Carlito" w:cs="Carlito"/>
+          <w:rFonts w:ascii="Calibri" w:hAnsi="Calibri" w:cs="Calibri"/>
           <w:sz w:val="36"/>
           <w:szCs w:val="36"/>
         </w:rPr>
@@ -2953,7 +2953,7 @@
       <w:proofErr w:type="gramStart"/>
       <w:r>
         <w:rPr>
-          <w:rFonts w:ascii="Carlito" w:hAnsi="Carlito" w:cs="Carlito"/>
+          <w:rFonts w:ascii="Calibri" w:hAnsi="Calibri" w:cs="Calibri"/>
           <w:b/>
           <w:bCs/>
           <w:sz w:val="36"/>
@@ -2965,7 +2965,7 @@
       <w:proofErr w:type="gramEnd"/>
       <w:r>
         <w:rPr>
-          <w:rFonts w:ascii="Carlito" w:hAnsi="Carlito" w:cs="Carlito"/>
+          <w:rFonts w:ascii="Calibri" w:hAnsi="Calibri" w:cs="Calibri"/>
           <w:b/>
           <w:bCs/>
           <w:sz w:val="36"/>
@@ -2975,7 +2975,7 @@
       </w:r>
       <w:r>
         <w:rPr>
-          <w:rFonts w:ascii="Carlito" w:hAnsi="Carlito" w:cs="Carlito"/>
+          <w:rFonts w:ascii="Calibri" w:hAnsi="Calibri" w:cs="Calibri"/>
           <w:sz w:val="36"/>
           <w:szCs w:val="36"/>
         </w:rPr>
@@ -2986,18 +2986,18 @@
       <w:pPr>
         <w:jc w:val="both"/>
         <w:rPr>
-          <w:rFonts w:ascii="Carlito" w:hAnsi="Carlito" w:cs="Carlito"/>
-          <w:b/>
-          <w:bCs/>
-          <w:color w:val="D86DCB" w:themeColor="accent5" w:themeTint="99"/>
-          <w:sz w:val="36"/>
-          <w:szCs w:val="36"/>
-        </w:rPr>
-      </w:pPr>
-      <w:proofErr w:type="spellStart"/>
-      <w:r>
-        <w:rPr>
-          <w:rFonts w:ascii="Carlito" w:hAnsi="Carlito" w:cs="Carlito"/>
+          <w:rFonts w:ascii="Calibri" w:hAnsi="Calibri" w:cs="Calibri"/>
+          <w:b/>
+          <w:bCs/>
+          <w:color w:val="D86DCB" w:themeColor="accent5" w:themeTint="99"/>
+          <w:sz w:val="36"/>
+          <w:szCs w:val="36"/>
+        </w:rPr>
+      </w:pPr>
+      <w:proofErr w:type="spellStart"/>
+      <w:r>
+        <w:rPr>
+          <w:rFonts w:ascii="Calibri" w:hAnsi="Calibri" w:cs="Calibri"/>
           <w:b/>
           <w:bCs/>
           <w:color w:val="D86DCB" w:themeColor="accent5" w:themeTint="99"/>
@@ -3009,7 +3009,7 @@
       <w:proofErr w:type="spellEnd"/>
       <w:r>
         <w:rPr>
-          <w:rFonts w:ascii="Carlito" w:hAnsi="Carlito" w:cs="Carlito"/>
+          <w:rFonts w:ascii="Calibri" w:hAnsi="Calibri" w:cs="Calibri"/>
           <w:b/>
           <w:bCs/>
           <w:color w:val="D86DCB" w:themeColor="accent5" w:themeTint="99"/>
@@ -3022,7 +3022,7 @@
       <w:proofErr w:type="gramStart"/>
       <w:r>
         <w:rPr>
-          <w:rFonts w:ascii="Carlito" w:hAnsi="Carlito" w:cs="Carlito"/>
+          <w:rFonts w:ascii="Calibri" w:hAnsi="Calibri" w:cs="Calibri"/>
           <w:b/>
           <w:bCs/>
           <w:color w:val="D86DCB" w:themeColor="accent5" w:themeTint="99"/>
@@ -3035,7 +3035,7 @@
       <w:proofErr w:type="gramEnd"/>
       <w:r>
         <w:rPr>
-          <w:rFonts w:ascii="Carlito" w:hAnsi="Carlito" w:cs="Carlito"/>
+          <w:rFonts w:ascii="Calibri" w:hAnsi="Calibri" w:cs="Calibri"/>
           <w:b/>
           <w:bCs/>
           <w:color w:val="D86DCB" w:themeColor="accent5" w:themeTint="99"/>
@@ -3049,14 +3049,14 @@
       <w:pPr>
         <w:jc w:val="both"/>
         <w:rPr>
-          <w:rFonts w:ascii="Carlito" w:hAnsi="Carlito" w:cs="Carlito"/>
-          <w:sz w:val="36"/>
-          <w:szCs w:val="36"/>
-        </w:rPr>
-      </w:pPr>
-      <w:r>
-        <w:rPr>
-          <w:rFonts w:ascii="Carlito" w:hAnsi="Carlito" w:cs="Carlito"/>
+          <w:rFonts w:ascii="Calibri" w:hAnsi="Calibri" w:cs="Calibri"/>
+          <w:sz w:val="36"/>
+          <w:szCs w:val="36"/>
+        </w:rPr>
+      </w:pPr>
+      <w:r>
+        <w:rPr>
+          <w:rFonts w:ascii="Calibri" w:hAnsi="Calibri" w:cs="Calibri"/>
           <w:sz w:val="36"/>
           <w:szCs w:val="36"/>
         </w:rPr>
@@ -3065,7 +3065,7 @@
       <w:proofErr w:type="spellStart"/>
       <w:r>
         <w:rPr>
-          <w:rFonts w:ascii="Carlito" w:hAnsi="Carlito" w:cs="Carlito"/>
+          <w:rFonts w:ascii="Calibri" w:hAnsi="Calibri" w:cs="Calibri"/>
           <w:sz w:val="36"/>
           <w:szCs w:val="36"/>
         </w:rPr>
@@ -3074,7 +3074,7 @@
       <w:proofErr w:type="spellEnd"/>
       <w:r>
         <w:rPr>
-          <w:rFonts w:ascii="Carlito" w:hAnsi="Carlito" w:cs="Carlito"/>
+          <w:rFonts w:ascii="Calibri" w:hAnsi="Calibri" w:cs="Calibri"/>
           <w:sz w:val="36"/>
           <w:szCs w:val="36"/>
         </w:rPr>
@@ -3083,7 +3083,7 @@
       <w:proofErr w:type="spellStart"/>
       <w:r>
         <w:rPr>
-          <w:rFonts w:ascii="Carlito" w:hAnsi="Carlito" w:cs="Carlito"/>
+          <w:rFonts w:ascii="Calibri" w:hAnsi="Calibri" w:cs="Calibri"/>
           <w:sz w:val="36"/>
           <w:szCs w:val="36"/>
         </w:rPr>
@@ -3092,7 +3092,7 @@
       <w:proofErr w:type="spellEnd"/>
       <w:r>
         <w:rPr>
-          <w:rFonts w:ascii="Carlito" w:hAnsi="Carlito" w:cs="Carlito"/>
+          <w:rFonts w:ascii="Calibri" w:hAnsi="Calibri" w:cs="Calibri"/>
           <w:sz w:val="36"/>
           <w:szCs w:val="36"/>
         </w:rPr>
@@ -3103,18 +3103,18 @@
       <w:pPr>
         <w:jc w:val="both"/>
         <w:rPr>
-          <w:rFonts w:ascii="Carlito" w:hAnsi="Carlito" w:cs="Carlito"/>
-          <w:b/>
-          <w:bCs/>
-          <w:color w:val="D86DCB" w:themeColor="accent5" w:themeTint="99"/>
-          <w:sz w:val="36"/>
-          <w:szCs w:val="36"/>
-        </w:rPr>
-      </w:pPr>
-      <w:proofErr w:type="spellStart"/>
-      <w:r>
-        <w:rPr>
-          <w:rFonts w:ascii="Carlito" w:hAnsi="Carlito" w:cs="Carlito"/>
+          <w:rFonts w:ascii="Calibri" w:hAnsi="Calibri" w:cs="Calibri"/>
+          <w:b/>
+          <w:bCs/>
+          <w:color w:val="D86DCB" w:themeColor="accent5" w:themeTint="99"/>
+          <w:sz w:val="36"/>
+          <w:szCs w:val="36"/>
+        </w:rPr>
+      </w:pPr>
+      <w:proofErr w:type="spellStart"/>
+      <w:r>
+        <w:rPr>
+          <w:rFonts w:ascii="Calibri" w:hAnsi="Calibri" w:cs="Calibri"/>
           <w:b/>
           <w:bCs/>
           <w:color w:val="D86DCB" w:themeColor="accent5" w:themeTint="99"/>
@@ -3126,7 +3126,7 @@
       <w:proofErr w:type="spellEnd"/>
       <w:r>
         <w:rPr>
-          <w:rFonts w:ascii="Carlito" w:hAnsi="Carlito" w:cs="Carlito"/>
+          <w:rFonts w:ascii="Calibri" w:hAnsi="Calibri" w:cs="Calibri"/>
           <w:b/>
           <w:bCs/>
           <w:color w:val="D86DCB" w:themeColor="accent5" w:themeTint="99"/>
@@ -3139,7 +3139,7 @@
       <w:proofErr w:type="gramStart"/>
       <w:r>
         <w:rPr>
-          <w:rFonts w:ascii="Carlito" w:hAnsi="Carlito" w:cs="Carlito"/>
+          <w:rFonts w:ascii="Calibri" w:hAnsi="Calibri" w:cs="Calibri"/>
           <w:b/>
           <w:bCs/>
           <w:color w:val="D86DCB" w:themeColor="accent5" w:themeTint="99"/>
@@ -3152,7 +3152,7 @@
       <w:proofErr w:type="gramEnd"/>
       <w:r>
         <w:rPr>
-          <w:rFonts w:ascii="Carlito" w:hAnsi="Carlito" w:cs="Carlito"/>
+          <w:rFonts w:ascii="Calibri" w:hAnsi="Calibri" w:cs="Calibri"/>
           <w:b/>
           <w:bCs/>
           <w:color w:val="D86DCB" w:themeColor="accent5" w:themeTint="99"/>
@@ -3164,7 +3164,7 @@
       <w:proofErr w:type="spellStart"/>
       <w:r>
         <w:rPr>
-          <w:rFonts w:ascii="Carlito" w:hAnsi="Carlito" w:cs="Carlito"/>
+          <w:rFonts w:ascii="Calibri" w:hAnsi="Calibri" w:cs="Calibri"/>
           <w:b/>
           <w:bCs/>
           <w:color w:val="D86DCB" w:themeColor="accent5" w:themeTint="99"/>
@@ -3176,7 +3176,7 @@
       <w:proofErr w:type="spellEnd"/>
       <w:r>
         <w:rPr>
-          <w:rFonts w:ascii="Carlito" w:hAnsi="Carlito" w:cs="Carlito"/>
+          <w:rFonts w:ascii="Calibri" w:hAnsi="Calibri" w:cs="Calibri"/>
           <w:b/>
           <w:bCs/>
           <w:color w:val="D86DCB" w:themeColor="accent5" w:themeTint="99"/>
@@ -3190,7 +3190,7 @@
       <w:pPr>
         <w:jc w:val="both"/>
         <w:rPr>
-          <w:rFonts w:ascii="Carlito" w:hAnsi="Carlito" w:cs="Carlito"/>
+          <w:rFonts w:ascii="Calibri" w:hAnsi="Calibri" w:cs="Calibri"/>
           <w:b/>
           <w:bCs/>
           <w:color w:val="000000" w:themeColor="text1"/>
@@ -3203,7 +3203,7 @@
       <w:pPr>
         <w:jc w:val="both"/>
         <w:rPr>
-          <w:rFonts w:ascii="Carlito" w:hAnsi="Carlito" w:cs="Carlito"/>
+          <w:rFonts w:ascii="Calibri" w:hAnsi="Calibri" w:cs="Calibri"/>
           <w:b/>
           <w:bCs/>
           <w:color w:val="000000" w:themeColor="text1"/>
@@ -3213,7 +3213,7 @@
       </w:pPr>
       <w:r>
         <w:rPr>
-          <w:rFonts w:ascii="Carlito" w:hAnsi="Carlito" w:cs="Carlito"/>
+          <w:rFonts w:ascii="Calibri" w:hAnsi="Calibri" w:cs="Calibri"/>
           <w:b/>
           <w:bCs/>
           <w:color w:val="000000" w:themeColor="text1"/>
@@ -3227,7 +3227,7 @@
       <w:pPr>
         <w:jc w:val="both"/>
         <w:rPr>
-          <w:rFonts w:ascii="Carlito" w:hAnsi="Carlito" w:cs="Carlito"/>
+          <w:rFonts w:ascii="Calibri" w:hAnsi="Calibri" w:cs="Calibri"/>
           <w:color w:val="000000" w:themeColor="text1"/>
           <w:sz w:val="36"/>
           <w:szCs w:val="36"/>
@@ -3235,7 +3235,7 @@
       </w:pPr>
       <w:r>
         <w:rPr>
-          <w:rFonts w:ascii="Carlito" w:hAnsi="Carlito" w:cs="Carlito"/>
+          <w:rFonts w:ascii="Calibri" w:hAnsi="Calibri" w:cs="Calibri"/>
           <w:color w:val="000000" w:themeColor="text1"/>
           <w:sz w:val="36"/>
           <w:szCs w:val="36"/>
@@ -3247,17 +3247,17 @@
       <w:pPr>
         <w:jc w:val="both"/>
         <w:rPr>
-          <w:rFonts w:ascii="Carlito" w:hAnsi="Carlito" w:cs="Carlito"/>
-          <w:b/>
-          <w:bCs/>
-          <w:color w:val="D86DCB" w:themeColor="accent5" w:themeTint="99"/>
-          <w:sz w:val="36"/>
-          <w:szCs w:val="36"/>
-        </w:rPr>
-      </w:pPr>
-      <w:r>
-        <w:rPr>
-          <w:rFonts w:ascii="Carlito" w:hAnsi="Carlito" w:cs="Carlito"/>
+          <w:rFonts w:ascii="Calibri" w:hAnsi="Calibri" w:cs="Calibri"/>
+          <w:b/>
+          <w:bCs/>
+          <w:color w:val="D86DCB" w:themeColor="accent5" w:themeTint="99"/>
+          <w:sz w:val="36"/>
+          <w:szCs w:val="36"/>
+        </w:rPr>
+      </w:pPr>
+      <w:r>
+        <w:rPr>
+          <w:rFonts w:ascii="Calibri" w:hAnsi="Calibri" w:cs="Calibri"/>
           <w:b/>
           <w:bCs/>
           <w:color w:val="D86DCB" w:themeColor="accent5" w:themeTint="99"/>
@@ -3269,7 +3269,7 @@
       <w:proofErr w:type="spellStart"/>
       <w:r>
         <w:rPr>
-          <w:rFonts w:ascii="Carlito" w:hAnsi="Carlito" w:cs="Carlito"/>
+          <w:rFonts w:ascii="Calibri" w:hAnsi="Calibri" w:cs="Calibri"/>
           <w:b/>
           <w:bCs/>
           <w:color w:val="D86DCB" w:themeColor="accent5" w:themeTint="99"/>
@@ -3284,7 +3284,7 @@
       <w:pPr>
         <w:jc w:val="both"/>
         <w:rPr>
-          <w:rFonts w:ascii="Carlito" w:hAnsi="Carlito" w:cs="Carlito"/>
+          <w:rFonts w:ascii="Calibri" w:hAnsi="Calibri" w:cs="Calibri"/>
           <w:color w:val="000000" w:themeColor="text1"/>
           <w:sz w:val="36"/>
           <w:szCs w:val="36"/>
@@ -3292,7 +3292,7 @@
       </w:pPr>
       <w:r>
         <w:rPr>
-          <w:rFonts w:ascii="Carlito" w:hAnsi="Carlito" w:cs="Carlito"/>
+          <w:rFonts w:ascii="Calibri" w:hAnsi="Calibri" w:cs="Calibri"/>
           <w:color w:val="000000" w:themeColor="text1"/>
           <w:sz w:val="36"/>
           <w:szCs w:val="36"/>
@@ -3302,7 +3302,7 @@
       <w:proofErr w:type="spellStart"/>
       <w:r>
         <w:rPr>
-          <w:rFonts w:ascii="Carlito" w:hAnsi="Carlito" w:cs="Carlito"/>
+          <w:rFonts w:ascii="Calibri" w:hAnsi="Calibri" w:cs="Calibri"/>
           <w:color w:val="000000" w:themeColor="text1"/>
           <w:sz w:val="36"/>
           <w:szCs w:val="36"/>
@@ -3312,7 +3312,7 @@
       <w:proofErr w:type="spellEnd"/>
       <w:r>
         <w:rPr>
-          <w:rFonts w:ascii="Carlito" w:hAnsi="Carlito" w:cs="Carlito"/>
+          <w:rFonts w:ascii="Calibri" w:hAnsi="Calibri" w:cs="Calibri"/>
           <w:color w:val="000000" w:themeColor="text1"/>
           <w:sz w:val="36"/>
           <w:szCs w:val="36"/>
@@ -3322,7 +3322,7 @@
       <w:proofErr w:type="spellStart"/>
       <w:r>
         <w:rPr>
-          <w:rFonts w:ascii="Carlito" w:hAnsi="Carlito" w:cs="Carlito"/>
+          <w:rFonts w:ascii="Calibri" w:hAnsi="Calibri" w:cs="Calibri"/>
           <w:color w:val="000000" w:themeColor="text1"/>
           <w:sz w:val="36"/>
           <w:szCs w:val="36"/>
@@ -3332,7 +3332,7 @@
       <w:proofErr w:type="spellEnd"/>
       <w:r>
         <w:rPr>
-          <w:rFonts w:ascii="Carlito" w:hAnsi="Carlito" w:cs="Carlito"/>
+          <w:rFonts w:ascii="Calibri" w:hAnsi="Calibri" w:cs="Calibri"/>
           <w:color w:val="000000" w:themeColor="text1"/>
           <w:sz w:val="36"/>
           <w:szCs w:val="36"/>
@@ -3341,7 +3341,7 @@
       </w:r>
       <w:r>
         <w:rPr>
-          <w:rFonts w:ascii="Carlito" w:hAnsi="Carlito" w:cs="Carlito"/>
+          <w:rFonts w:ascii="Calibri" w:hAnsi="Calibri" w:cs="Calibri"/>
           <w:color w:val="000000" w:themeColor="text1"/>
           <w:sz w:val="36"/>
           <w:szCs w:val="36"/>
@@ -3351,7 +3351,7 @@
       <w:proofErr w:type="spellStart"/>
       <w:r>
         <w:rPr>
-          <w:rFonts w:ascii="Carlito" w:hAnsi="Carlito" w:cs="Carlito"/>
+          <w:rFonts w:ascii="Calibri" w:hAnsi="Calibri" w:cs="Calibri"/>
           <w:color w:val="000000" w:themeColor="text1"/>
           <w:sz w:val="36"/>
           <w:szCs w:val="36"/>
@@ -3361,7 +3361,7 @@
       <w:proofErr w:type="spellEnd"/>
       <w:r>
         <w:rPr>
-          <w:rFonts w:ascii="Carlito" w:hAnsi="Carlito" w:cs="Carlito"/>
+          <w:rFonts w:ascii="Calibri" w:hAnsi="Calibri" w:cs="Calibri"/>
           <w:color w:val="000000" w:themeColor="text1"/>
           <w:sz w:val="36"/>
           <w:szCs w:val="36"/>
@@ -3371,7 +3371,7 @@
       <w:proofErr w:type="spellStart"/>
       <w:r>
         <w:rPr>
-          <w:rFonts w:ascii="Carlito" w:hAnsi="Carlito" w:cs="Carlito"/>
+          <w:rFonts w:ascii="Calibri" w:hAnsi="Calibri" w:cs="Calibri"/>
           <w:color w:val="000000" w:themeColor="text1"/>
           <w:sz w:val="36"/>
           <w:szCs w:val="36"/>
@@ -3381,7 +3381,7 @@
       <w:proofErr w:type="spellEnd"/>
       <w:r>
         <w:rPr>
-          <w:rFonts w:ascii="Carlito" w:hAnsi="Carlito" w:cs="Carlito"/>
+          <w:rFonts w:ascii="Calibri" w:hAnsi="Calibri" w:cs="Calibri"/>
           <w:color w:val="000000" w:themeColor="text1"/>
           <w:sz w:val="36"/>
           <w:szCs w:val="36"/>
@@ -3393,18 +3393,18 @@
       <w:pPr>
         <w:jc w:val="both"/>
         <w:rPr>
-          <w:rFonts w:ascii="Carlito" w:hAnsi="Carlito" w:cs="Carlito"/>
-          <w:b/>
-          <w:bCs/>
-          <w:color w:val="D86DCB" w:themeColor="accent5" w:themeTint="99"/>
-          <w:sz w:val="36"/>
-          <w:szCs w:val="36"/>
-        </w:rPr>
-      </w:pPr>
-      <w:proofErr w:type="spellStart"/>
-      <w:r>
-        <w:rPr>
-          <w:rFonts w:ascii="Carlito" w:hAnsi="Carlito" w:cs="Carlito"/>
+          <w:rFonts w:ascii="Calibri" w:hAnsi="Calibri" w:cs="Calibri"/>
+          <w:b/>
+          <w:bCs/>
+          <w:color w:val="D86DCB" w:themeColor="accent5" w:themeTint="99"/>
+          <w:sz w:val="36"/>
+          <w:szCs w:val="36"/>
+        </w:rPr>
+      </w:pPr>
+      <w:proofErr w:type="spellStart"/>
+      <w:r>
+        <w:rPr>
+          <w:rFonts w:ascii="Calibri" w:hAnsi="Calibri" w:cs="Calibri"/>
           <w:b/>
           <w:bCs/>
           <w:color w:val="D86DCB" w:themeColor="accent5" w:themeTint="99"/>
@@ -3416,7 +3416,7 @@
       <w:proofErr w:type="spellEnd"/>
       <w:r>
         <w:rPr>
-          <w:rFonts w:ascii="Carlito" w:hAnsi="Carlito" w:cs="Carlito"/>
+          <w:rFonts w:ascii="Calibri" w:hAnsi="Calibri" w:cs="Calibri"/>
           <w:b/>
           <w:bCs/>
           <w:color w:val="D86DCB" w:themeColor="accent5" w:themeTint="99"/>
@@ -3428,7 +3428,7 @@
       <w:proofErr w:type="spellStart"/>
       <w:r>
         <w:rPr>
-          <w:rFonts w:ascii="Carlito" w:hAnsi="Carlito" w:cs="Carlito"/>
+          <w:rFonts w:ascii="Calibri" w:hAnsi="Calibri" w:cs="Calibri"/>
           <w:b/>
           <w:bCs/>
           <w:color w:val="D86DCB" w:themeColor="accent5" w:themeTint="99"/>
@@ -3440,7 +3440,7 @@
       <w:proofErr w:type="spellEnd"/>
       <w:r>
         <w:rPr>
-          <w:rFonts w:ascii="Carlito" w:hAnsi="Carlito" w:cs="Carlito"/>
+          <w:rFonts w:ascii="Calibri" w:hAnsi="Calibri" w:cs="Calibri"/>
           <w:b/>
           <w:bCs/>
           <w:color w:val="D86DCB" w:themeColor="accent5" w:themeTint="99"/>
@@ -3452,7 +3452,7 @@
       <w:proofErr w:type="spellStart"/>
       <w:r>
         <w:rPr>
-          <w:rFonts w:ascii="Carlito" w:hAnsi="Carlito" w:cs="Carlito"/>
+          <w:rFonts w:ascii="Calibri" w:hAnsi="Calibri" w:cs="Calibri"/>
           <w:b/>
           <w:bCs/>
           <w:color w:val="D86DCB" w:themeColor="accent5" w:themeTint="99"/>
@@ -3464,7 +3464,7 @@
       <w:proofErr w:type="spellEnd"/>
       <w:r>
         <w:rPr>
-          <w:rFonts w:ascii="Carlito" w:hAnsi="Carlito" w:cs="Carlito"/>
+          <w:rFonts w:ascii="Calibri" w:hAnsi="Calibri" w:cs="Calibri"/>
           <w:b/>
           <w:bCs/>
           <w:color w:val="D86DCB" w:themeColor="accent5" w:themeTint="99"/>
@@ -3476,7 +3476,7 @@
       <w:proofErr w:type="spellStart"/>
       <w:r>
         <w:rPr>
-          <w:rFonts w:ascii="Carlito" w:hAnsi="Carlito" w:cs="Carlito"/>
+          <w:rFonts w:ascii="Calibri" w:hAnsi="Calibri" w:cs="Calibri"/>
           <w:b/>
           <w:bCs/>
           <w:color w:val="D86DCB" w:themeColor="accent5" w:themeTint="99"/>
@@ -3488,7 +3488,7 @@
       <w:proofErr w:type="spellEnd"/>
       <w:r>
         <w:rPr>
-          <w:rFonts w:ascii="Carlito" w:hAnsi="Carlito" w:cs="Carlito"/>
+          <w:rFonts w:ascii="Calibri" w:hAnsi="Calibri" w:cs="Calibri"/>
           <w:b/>
           <w:bCs/>
           <w:color w:val="D86DCB" w:themeColor="accent5" w:themeTint="99"/>
@@ -3502,14 +3502,14 @@
       <w:pPr>
         <w:jc w:val="both"/>
         <w:rPr>
-          <w:rFonts w:ascii="Carlito" w:hAnsi="Carlito" w:cs="Carlito"/>
-          <w:sz w:val="36"/>
-          <w:szCs w:val="36"/>
-        </w:rPr>
-      </w:pPr>
-      <w:r>
-        <w:rPr>
-          <w:rFonts w:ascii="Carlito" w:hAnsi="Carlito" w:cs="Carlito"/>
+          <w:rFonts w:ascii="Calibri" w:hAnsi="Calibri" w:cs="Calibri"/>
+          <w:sz w:val="36"/>
+          <w:szCs w:val="36"/>
+        </w:rPr>
+      </w:pPr>
+      <w:r>
+        <w:rPr>
+          <w:rFonts w:ascii="Calibri" w:hAnsi="Calibri" w:cs="Calibri"/>
           <w:sz w:val="36"/>
           <w:szCs w:val="36"/>
         </w:rPr>
@@ -3517,7 +3517,7 @@
       </w:r>
       <w:r>
         <w:rPr>
-          <w:rFonts w:ascii="Carlito" w:hAnsi="Carlito" w:cs="Carlito"/>
+          <w:rFonts w:ascii="Calibri" w:hAnsi="Calibri" w:cs="Calibri"/>
           <w:sz w:val="36"/>
           <w:szCs w:val="36"/>
         </w:rPr>
@@ -3525,7 +3525,7 @@
       </w:r>
       <w:r>
         <w:rPr>
-          <w:rFonts w:ascii="Carlito" w:hAnsi="Carlito" w:cs="Carlito"/>
+          <w:rFonts w:ascii="Calibri" w:hAnsi="Calibri" w:cs="Calibri"/>
           <w:sz w:val="36"/>
           <w:szCs w:val="36"/>
         </w:rPr>
@@ -3536,7 +3536,7 @@
       <w:pPr>
         <w:jc w:val="both"/>
         <w:rPr>
-          <w:rFonts w:ascii="Carlito" w:hAnsi="Carlito" w:cs="Carlito"/>
+          <w:rFonts w:ascii="Calibri" w:hAnsi="Calibri" w:cs="Calibri"/>
           <w:b/>
           <w:bCs/>
           <w:color w:val="D86DCB" w:themeColor="accent5" w:themeTint="99"/>
@@ -3548,7 +3548,7 @@
       <w:proofErr w:type="gramStart"/>
       <w:r>
         <w:rPr>
-          <w:rFonts w:ascii="Carlito" w:hAnsi="Carlito" w:cs="Carlito"/>
+          <w:rFonts w:ascii="Calibri" w:hAnsi="Calibri" w:cs="Calibri"/>
           <w:b/>
           <w:bCs/>
           <w:color w:val="D86DCB" w:themeColor="accent5" w:themeTint="99"/>
@@ -3561,7 +3561,7 @@
       <w:proofErr w:type="gramEnd"/>
       <w:r>
         <w:rPr>
-          <w:rFonts w:ascii="Carlito" w:hAnsi="Carlito" w:cs="Carlito"/>
+          <w:rFonts w:ascii="Calibri" w:hAnsi="Calibri" w:cs="Calibri"/>
           <w:b/>
           <w:bCs/>
           <w:color w:val="D86DCB" w:themeColor="accent5" w:themeTint="99"/>
@@ -3573,7 +3573,7 @@
       <w:proofErr w:type="spellStart"/>
       <w:r>
         <w:rPr>
-          <w:rFonts w:ascii="Carlito" w:hAnsi="Carlito" w:cs="Carlito"/>
+          <w:rFonts w:ascii="Calibri" w:hAnsi="Calibri" w:cs="Calibri"/>
           <w:b/>
           <w:bCs/>
           <w:color w:val="D86DCB" w:themeColor="accent5" w:themeTint="99"/>
@@ -3588,7 +3588,7 @@
       <w:pPr>
         <w:jc w:val="both"/>
         <w:rPr>
-          <w:rFonts w:ascii="Carlito" w:hAnsi="Carlito" w:cs="Carlito"/>
+          <w:rFonts w:ascii="Calibri" w:hAnsi="Calibri" w:cs="Calibri"/>
           <w:color w:val="000000" w:themeColor="text1"/>
           <w:sz w:val="36"/>
           <w:szCs w:val="36"/>
@@ -3599,17 +3599,17 @@
       <w:pPr>
         <w:jc w:val="both"/>
         <w:rPr>
-          <w:rFonts w:ascii="Carlito" w:hAnsi="Carlito" w:cs="Carlito"/>
-          <w:b/>
-          <w:bCs/>
-          <w:sz w:val="36"/>
-          <w:szCs w:val="36"/>
-        </w:rPr>
-      </w:pPr>
-      <w:proofErr w:type="spellStart"/>
-      <w:r>
-        <w:rPr>
-          <w:rFonts w:ascii="Carlito" w:hAnsi="Carlito" w:cs="Carlito"/>
+          <w:rFonts w:ascii="Calibri" w:hAnsi="Calibri" w:cs="Calibri"/>
+          <w:b/>
+          <w:bCs/>
+          <w:sz w:val="36"/>
+          <w:szCs w:val="36"/>
+        </w:rPr>
+      </w:pPr>
+      <w:proofErr w:type="spellStart"/>
+      <w:r>
+        <w:rPr>
+          <w:rFonts w:ascii="Calibri" w:hAnsi="Calibri" w:cs="Calibri"/>
           <w:b/>
           <w:bCs/>
           <w:sz w:val="36"/>
@@ -3620,7 +3620,7 @@
       <w:proofErr w:type="spellEnd"/>
       <w:r>
         <w:rPr>
-          <w:rFonts w:ascii="Carlito" w:hAnsi="Carlito" w:cs="Carlito"/>
+          <w:rFonts w:ascii="Calibri" w:hAnsi="Calibri" w:cs="Calibri"/>
           <w:b/>
           <w:bCs/>
           <w:sz w:val="36"/>
@@ -3633,14 +3633,14 @@
       <w:pPr>
         <w:jc w:val="both"/>
         <w:rPr>
-          <w:rFonts w:ascii="Carlito" w:hAnsi="Carlito" w:cs="Carlito"/>
-          <w:sz w:val="36"/>
-          <w:szCs w:val="36"/>
-        </w:rPr>
-      </w:pPr>
-      <w:r>
-        <w:rPr>
-          <w:rFonts w:ascii="Carlito" w:hAnsi="Carlito" w:cs="Carlito"/>
+          <w:rFonts w:ascii="Calibri" w:hAnsi="Calibri" w:cs="Calibri"/>
+          <w:sz w:val="36"/>
+          <w:szCs w:val="36"/>
+        </w:rPr>
+      </w:pPr>
+      <w:r>
+        <w:rPr>
+          <w:rFonts w:ascii="Calibri" w:hAnsi="Calibri" w:cs="Calibri"/>
           <w:sz w:val="36"/>
           <w:szCs w:val="36"/>
         </w:rPr>
@@ -3651,7 +3651,7 @@
       <w:pPr>
         <w:jc w:val="both"/>
         <w:rPr>
-          <w:rFonts w:ascii="Carlito" w:hAnsi="Carlito" w:cs="Carlito"/>
+          <w:rFonts w:ascii="Calibri" w:hAnsi="Calibri" w:cs="Calibri"/>
           <w:b/>
           <w:bCs/>
           <w:color w:val="60CAF3" w:themeColor="accent4" w:themeTint="99"/>
@@ -3661,7 +3661,7 @@
       </w:pPr>
       <w:r>
         <w:rPr>
-          <w:rFonts w:ascii="Carlito" w:hAnsi="Carlito" w:cs="Carlito"/>
+          <w:rFonts w:ascii="Calibri" w:hAnsi="Calibri" w:cs="Calibri"/>
           <w:b/>
           <w:bCs/>
           <w:color w:val="60CAF3" w:themeColor="accent4" w:themeTint="99"/>
@@ -3673,7 +3673,7 @@
       <w:proofErr w:type="spellStart"/>
       <w:r>
         <w:rPr>
-          <w:rFonts w:ascii="Carlito" w:hAnsi="Carlito" w:cs="Carlito"/>
+          <w:rFonts w:ascii="Calibri" w:hAnsi="Calibri" w:cs="Calibri"/>
           <w:b/>
           <w:bCs/>
           <w:color w:val="60CAF3" w:themeColor="accent4" w:themeTint="99"/>
@@ -3688,14 +3688,14 @@
       <w:pPr>
         <w:jc w:val="both"/>
         <w:rPr>
-          <w:rFonts w:ascii="Carlito" w:hAnsi="Carlito" w:cs="Carlito"/>
-          <w:sz w:val="36"/>
-          <w:szCs w:val="36"/>
-        </w:rPr>
-      </w:pPr>
-      <w:r>
-        <w:rPr>
-          <w:rFonts w:ascii="Carlito" w:hAnsi="Carlito" w:cs="Carlito"/>
+          <w:rFonts w:ascii="Calibri" w:hAnsi="Calibri" w:cs="Calibri"/>
+          <w:sz w:val="36"/>
+          <w:szCs w:val="36"/>
+        </w:rPr>
+      </w:pPr>
+      <w:r>
+        <w:rPr>
+          <w:rFonts w:ascii="Calibri" w:hAnsi="Calibri" w:cs="Calibri"/>
           <w:sz w:val="36"/>
           <w:szCs w:val="36"/>
         </w:rPr>
@@ -3706,17 +3706,17 @@
       <w:pPr>
         <w:jc w:val="both"/>
         <w:rPr>
-          <w:rFonts w:ascii="Carlito" w:hAnsi="Carlito" w:cs="Carlito"/>
-          <w:b/>
-          <w:bCs/>
-          <w:color w:val="D86DCB" w:themeColor="accent5" w:themeTint="99"/>
-          <w:sz w:val="36"/>
-          <w:szCs w:val="36"/>
-        </w:rPr>
-      </w:pPr>
-      <w:r>
-        <w:rPr>
-          <w:rFonts w:ascii="Carlito" w:hAnsi="Carlito" w:cs="Carlito"/>
+          <w:rFonts w:ascii="Calibri" w:hAnsi="Calibri" w:cs="Calibri"/>
+          <w:b/>
+          <w:bCs/>
+          <w:color w:val="D86DCB" w:themeColor="accent5" w:themeTint="99"/>
+          <w:sz w:val="36"/>
+          <w:szCs w:val="36"/>
+        </w:rPr>
+      </w:pPr>
+      <w:r>
+        <w:rPr>
+          <w:rFonts w:ascii="Calibri" w:hAnsi="Calibri" w:cs="Calibri"/>
           <w:b/>
           <w:bCs/>
           <w:color w:val="D86DCB" w:themeColor="accent5" w:themeTint="99"/>
@@ -3728,7 +3728,7 @@
       <w:proofErr w:type="spellStart"/>
       <w:r>
         <w:rPr>
-          <w:rFonts w:ascii="Carlito" w:hAnsi="Carlito" w:cs="Carlito"/>
+          <w:rFonts w:ascii="Calibri" w:hAnsi="Calibri" w:cs="Calibri"/>
           <w:b/>
           <w:bCs/>
           <w:color w:val="D86DCB" w:themeColor="accent5" w:themeTint="99"/>
@@ -3740,7 +3740,7 @@
       <w:proofErr w:type="spellEnd"/>
       <w:r>
         <w:rPr>
-          <w:rFonts w:ascii="Carlito" w:hAnsi="Carlito" w:cs="Carlito"/>
+          <w:rFonts w:ascii="Calibri" w:hAnsi="Calibri" w:cs="Calibri"/>
           <w:b/>
           <w:bCs/>
           <w:color w:val="D86DCB" w:themeColor="accent5" w:themeTint="99"/>
@@ -3752,7 +3752,7 @@
       <w:proofErr w:type="spellStart"/>
       <w:r>
         <w:rPr>
-          <w:rFonts w:ascii="Carlito" w:hAnsi="Carlito" w:cs="Carlito"/>
+          <w:rFonts w:ascii="Calibri" w:hAnsi="Calibri" w:cs="Calibri"/>
           <w:b/>
           <w:bCs/>
           <w:color w:val="D86DCB" w:themeColor="accent5" w:themeTint="99"/>
@@ -3764,7 +3764,7 @@
       <w:proofErr w:type="spellEnd"/>
       <w:r>
         <w:rPr>
-          <w:rFonts w:ascii="Carlito" w:hAnsi="Carlito" w:cs="Carlito"/>
+          <w:rFonts w:ascii="Calibri" w:hAnsi="Calibri" w:cs="Calibri"/>
           <w:b/>
           <w:bCs/>
           <w:color w:val="D86DCB" w:themeColor="accent5" w:themeTint="99"/>
@@ -3776,7 +3776,7 @@
       <w:proofErr w:type="spellStart"/>
       <w:r>
         <w:rPr>
-          <w:rFonts w:ascii="Carlito" w:hAnsi="Carlito" w:cs="Carlito"/>
+          <w:rFonts w:ascii="Calibri" w:hAnsi="Calibri" w:cs="Calibri"/>
           <w:b/>
           <w:bCs/>
           <w:color w:val="D86DCB" w:themeColor="accent5" w:themeTint="99"/>
@@ -3791,14 +3791,14 @@
       <w:pPr>
         <w:jc w:val="both"/>
         <w:rPr>
-          <w:rFonts w:ascii="Carlito" w:hAnsi="Carlito" w:cs="Carlito"/>
-          <w:sz w:val="36"/>
-          <w:szCs w:val="36"/>
-        </w:rPr>
-      </w:pPr>
-      <w:r>
-        <w:rPr>
-          <w:rFonts w:ascii="Carlito" w:hAnsi="Carlito" w:cs="Carlito"/>
+          <w:rFonts w:ascii="Calibri" w:hAnsi="Calibri" w:cs="Calibri"/>
+          <w:sz w:val="36"/>
+          <w:szCs w:val="36"/>
+        </w:rPr>
+      </w:pPr>
+      <w:r>
+        <w:rPr>
+          <w:rFonts w:ascii="Calibri" w:hAnsi="Calibri" w:cs="Calibri"/>
           <w:sz w:val="36"/>
           <w:szCs w:val="36"/>
         </w:rPr>
@@ -3806,7 +3806,7 @@
       </w:r>
       <w:r>
         <w:rPr>
-          <w:rFonts w:ascii="Carlito" w:hAnsi="Carlito" w:cs="Carlito"/>
+          <w:rFonts w:ascii="Calibri" w:hAnsi="Calibri" w:cs="Calibri"/>
           <w:b/>
           <w:bCs/>
           <w:sz w:val="36"/>
@@ -3816,7 +3816,7 @@
       </w:r>
       <w:r>
         <w:rPr>
-          <w:rFonts w:ascii="Carlito" w:hAnsi="Carlito" w:cs="Carlito"/>
+          <w:rFonts w:ascii="Calibri" w:hAnsi="Calibri" w:cs="Calibri"/>
           <w:sz w:val="36"/>
           <w:szCs w:val="36"/>
         </w:rPr>
@@ -3824,7 +3824,7 @@
       </w:r>
       <w:r>
         <w:rPr>
-          <w:rFonts w:ascii="Carlito" w:hAnsi="Carlito" w:cs="Carlito"/>
+          <w:rFonts w:ascii="Calibri" w:hAnsi="Calibri" w:cs="Calibri"/>
           <w:sz w:val="36"/>
           <w:szCs w:val="36"/>
         </w:rPr>
@@ -3832,7 +3832,7 @@
       </w:r>
       <w:r>
         <w:rPr>
-          <w:rFonts w:ascii="Carlito" w:hAnsi="Carlito" w:cs="Carlito"/>
+          <w:rFonts w:ascii="Calibri" w:hAnsi="Calibri" w:cs="Calibri"/>
           <w:sz w:val="36"/>
           <w:szCs w:val="36"/>
         </w:rPr>
@@ -3840,7 +3840,7 @@
       </w:r>
       <w:r>
         <w:rPr>
-          <w:rFonts w:ascii="Carlito" w:hAnsi="Carlito" w:cs="Carlito"/>
+          <w:rFonts w:ascii="Calibri" w:hAnsi="Calibri" w:cs="Calibri"/>
           <w:b/>
           <w:bCs/>
           <w:sz w:val="36"/>
@@ -3850,7 +3850,7 @@
       </w:r>
       <w:r>
         <w:rPr>
-          <w:rFonts w:ascii="Carlito" w:hAnsi="Carlito" w:cs="Carlito"/>
+          <w:rFonts w:ascii="Calibri" w:hAnsi="Calibri" w:cs="Calibri"/>
           <w:sz w:val="36"/>
           <w:szCs w:val="36"/>
         </w:rPr>
@@ -3859,7 +3859,7 @@
       <w:proofErr w:type="gramStart"/>
       <w:r>
         <w:rPr>
-          <w:rFonts w:ascii="Carlito" w:hAnsi="Carlito" w:cs="Carlito"/>
+          <w:rFonts w:ascii="Calibri" w:hAnsi="Calibri" w:cs="Calibri"/>
           <w:sz w:val="36"/>
           <w:szCs w:val="36"/>
         </w:rPr>
@@ -3868,7 +3868,7 @@
       <w:proofErr w:type="gramEnd"/>
       <w:r>
         <w:rPr>
-          <w:rFonts w:ascii="Carlito" w:hAnsi="Carlito" w:cs="Carlito"/>
+          <w:rFonts w:ascii="Calibri" w:hAnsi="Calibri" w:cs="Calibri"/>
           <w:sz w:val="36"/>
           <w:szCs w:val="36"/>
         </w:rPr>
@@ -3876,7 +3876,7 @@
       </w:r>
       <w:r>
         <w:rPr>
-          <w:rFonts w:ascii="Carlito" w:hAnsi="Carlito" w:cs="Carlito"/>
+          <w:rFonts w:ascii="Calibri" w:hAnsi="Calibri" w:cs="Calibri"/>
           <w:sz w:val="36"/>
           <w:szCs w:val="36"/>
         </w:rPr>
@@ -3884,7 +3884,7 @@
       </w:r>
       <w:r>
         <w:rPr>
-          <w:rFonts w:ascii="Carlito" w:hAnsi="Carlito" w:cs="Carlito"/>
+          <w:rFonts w:ascii="Calibri" w:hAnsi="Calibri" w:cs="Calibri"/>
           <w:sz w:val="36"/>
           <w:szCs w:val="36"/>
         </w:rPr>
@@ -3895,7 +3895,7 @@
       <w:pPr>
         <w:jc w:val="both"/>
         <w:rPr>
-          <w:rFonts w:ascii="Carlito" w:hAnsi="Carlito" w:cs="Carlito"/>
+          <w:rFonts w:ascii="Calibri" w:hAnsi="Calibri" w:cs="Calibri"/>
           <w:b/>
           <w:bCs/>
           <w:color w:val="8DD873" w:themeColor="accent6" w:themeTint="99"/>
@@ -3905,7 +3905,7 @@
       </w:pPr>
       <w:r>
         <w:rPr>
-          <w:rFonts w:ascii="Carlito" w:hAnsi="Carlito" w:cs="Carlito"/>
+          <w:rFonts w:ascii="Calibri" w:hAnsi="Calibri" w:cs="Calibri"/>
           <w:b/>
           <w:bCs/>
           <w:color w:val="8DD873" w:themeColor="accent6" w:themeTint="99"/>
@@ -3916,7 +3916,7 @@
       </w:r>
       <w:r>
         <w:rPr>
-          <w:rFonts w:ascii="Carlito" w:hAnsi="Carlito" w:cs="Carlito"/>
+          <w:rFonts w:ascii="Calibri" w:hAnsi="Calibri" w:cs="Calibri"/>
           <w:b/>
           <w:bCs/>
           <w:color w:val="8DD873" w:themeColor="accent6" w:themeTint="99"/>
@@ -3930,7 +3930,7 @@
       <w:pPr>
         <w:jc w:val="both"/>
         <w:rPr>
-          <w:rFonts w:ascii="Carlito" w:hAnsi="Carlito" w:cs="Carlito"/>
+          <w:rFonts w:ascii="Calibri" w:hAnsi="Calibri" w:cs="Calibri"/>
           <w:b/>
           <w:bCs/>
           <w:color w:val="8DD873" w:themeColor="accent6" w:themeTint="99"/>
@@ -3940,7 +3940,7 @@
       </w:pPr>
       <w:r>
         <w:rPr>
-          <w:rFonts w:ascii="Carlito" w:hAnsi="Carlito" w:cs="Carlito"/>
+          <w:rFonts w:ascii="Calibri" w:hAnsi="Calibri" w:cs="Calibri"/>
           <w:b/>
           <w:bCs/>
           <w:color w:val="8DD873" w:themeColor="accent6" w:themeTint="99"/>
@@ -3954,14 +3954,14 @@
       <w:pPr>
         <w:jc w:val="both"/>
         <w:rPr>
-          <w:rFonts w:ascii="Carlito" w:hAnsi="Carlito" w:cs="Carlito"/>
-          <w:sz w:val="36"/>
-          <w:szCs w:val="36"/>
-        </w:rPr>
-      </w:pPr>
-      <w:r>
-        <w:rPr>
-          <w:rFonts w:ascii="Carlito" w:hAnsi="Carlito" w:cs="Carlito"/>
+          <w:rFonts w:ascii="Calibri" w:hAnsi="Calibri" w:cs="Calibri"/>
+          <w:sz w:val="36"/>
+          <w:szCs w:val="36"/>
+        </w:rPr>
+      </w:pPr>
+      <w:r>
+        <w:rPr>
+          <w:rFonts w:ascii="Calibri" w:hAnsi="Calibri" w:cs="Calibri"/>
           <w:sz w:val="36"/>
           <w:szCs w:val="36"/>
         </w:rPr>
@@ -3970,7 +3970,7 @@
       <w:proofErr w:type="gramStart"/>
       <w:r>
         <w:rPr>
-          <w:rFonts w:ascii="Carlito" w:hAnsi="Carlito" w:cs="Carlito"/>
+          <w:rFonts w:ascii="Calibri" w:hAnsi="Calibri" w:cs="Calibri"/>
           <w:sz w:val="36"/>
           <w:szCs w:val="36"/>
         </w:rPr>
@@ -3978,7 +3978,7 @@
       </w:r>
       <w:r>
         <w:rPr>
-          <w:rFonts w:ascii="Carlito" w:hAnsi="Carlito" w:cs="Carlito"/>
+          <w:rFonts w:ascii="Calibri" w:hAnsi="Calibri" w:cs="Calibri"/>
           <w:b/>
           <w:bCs/>
           <w:sz w:val="36"/>
@@ -3989,7 +3989,7 @@
       <w:proofErr w:type="spellStart"/>
       <w:r>
         <w:rPr>
-          <w:rFonts w:ascii="Carlito" w:hAnsi="Carlito" w:cs="Carlito"/>
+          <w:rFonts w:ascii="Calibri" w:hAnsi="Calibri" w:cs="Calibri"/>
           <w:b/>
           <w:bCs/>
           <w:sz w:val="36"/>
@@ -4001,7 +4001,7 @@
       <w:proofErr w:type="gramEnd"/>
       <w:r>
         <w:rPr>
-          <w:rFonts w:ascii="Carlito" w:hAnsi="Carlito" w:cs="Carlito"/>
+          <w:rFonts w:ascii="Calibri" w:hAnsi="Calibri" w:cs="Calibri"/>
           <w:b/>
           <w:bCs/>
           <w:sz w:val="36"/>
@@ -4011,7 +4011,7 @@
       </w:r>
       <w:r>
         <w:rPr>
-          <w:rFonts w:ascii="Carlito" w:hAnsi="Carlito" w:cs="Carlito"/>
+          <w:rFonts w:ascii="Calibri" w:hAnsi="Calibri" w:cs="Calibri"/>
           <w:sz w:val="36"/>
           <w:szCs w:val="36"/>
         </w:rPr>
@@ -4019,7 +4019,7 @@
       </w:r>
       <w:r>
         <w:rPr>
-          <w:rFonts w:ascii="Carlito" w:hAnsi="Carlito" w:cs="Carlito"/>
+          <w:rFonts w:ascii="Calibri" w:hAnsi="Calibri" w:cs="Calibri"/>
           <w:b/>
           <w:bCs/>
           <w:sz w:val="36"/>
@@ -4029,7 +4029,7 @@
       </w:r>
       <w:r>
         <w:rPr>
-          <w:rFonts w:ascii="Carlito" w:hAnsi="Carlito" w:cs="Carlito"/>
+          <w:rFonts w:ascii="Calibri" w:hAnsi="Calibri" w:cs="Calibri"/>
           <w:sz w:val="36"/>
           <w:szCs w:val="36"/>
         </w:rPr>
@@ -4040,25 +4040,25 @@
       <w:pPr>
         <w:jc w:val="both"/>
         <w:rPr>
-          <w:rFonts w:ascii="Carlito" w:hAnsi="Carlito" w:cs="Carlito"/>
-          <w:sz w:val="36"/>
-          <w:szCs w:val="36"/>
-        </w:rPr>
-      </w:pPr>
-    </w:p>
-    <w:p>
-      <w:pPr>
-        <w:jc w:val="both"/>
-        <w:rPr>
-          <w:rFonts w:ascii="Carlito" w:hAnsi="Carlito" w:cs="Carlito"/>
-          <w:sz w:val="36"/>
-          <w:szCs w:val="36"/>
-        </w:rPr>
-      </w:pPr>
-      <w:proofErr w:type="spellStart"/>
-      <w:r>
-        <w:rPr>
-          <w:rFonts w:ascii="Carlito" w:hAnsi="Carlito" w:cs="Carlito"/>
+          <w:rFonts w:ascii="Calibri" w:hAnsi="Calibri" w:cs="Calibri"/>
+          <w:sz w:val="36"/>
+          <w:szCs w:val="36"/>
+        </w:rPr>
+      </w:pPr>
+    </w:p>
+    <w:p>
+      <w:pPr>
+        <w:jc w:val="both"/>
+        <w:rPr>
+          <w:rFonts w:ascii="Calibri" w:hAnsi="Calibri" w:cs="Calibri"/>
+          <w:sz w:val="36"/>
+          <w:szCs w:val="36"/>
+        </w:rPr>
+      </w:pPr>
+      <w:proofErr w:type="spellStart"/>
+      <w:r>
+        <w:rPr>
+          <w:rFonts w:ascii="Calibri" w:hAnsi="Calibri" w:cs="Calibri"/>
           <w:sz w:val="36"/>
           <w:szCs w:val="36"/>
         </w:rPr>
@@ -4067,7 +4067,7 @@
       <w:proofErr w:type="gramStart"/>
       <w:r>
         <w:rPr>
-          <w:rFonts w:ascii="Carlito" w:hAnsi="Carlito" w:cs="Carlito"/>
+          <w:rFonts w:ascii="Calibri" w:hAnsi="Calibri" w:cs="Calibri"/>
           <w:sz w:val="36"/>
           <w:szCs w:val="36"/>
         </w:rPr>
@@ -4076,7 +4076,7 @@
       <w:proofErr w:type="spellEnd"/>
       <w:r>
         <w:rPr>
-          <w:rFonts w:ascii="Carlito" w:hAnsi="Carlito" w:cs="Carlito"/>
+          <w:rFonts w:ascii="Calibri" w:hAnsi="Calibri" w:cs="Calibri"/>
           <w:sz w:val="36"/>
           <w:szCs w:val="36"/>
         </w:rPr>
@@ -4085,7 +4085,7 @@
       <w:proofErr w:type="gramEnd"/>
       <w:r>
         <w:rPr>
-          <w:rFonts w:ascii="Carlito" w:hAnsi="Carlito" w:cs="Carlito"/>
+          <w:rFonts w:ascii="Calibri" w:hAnsi="Calibri" w:cs="Calibri"/>
           <w:sz w:val="36"/>
           <w:szCs w:val="36"/>
         </w:rPr>
@@ -4096,14 +4096,14 @@
       <w:pPr>
         <w:jc w:val="both"/>
         <w:rPr>
-          <w:rFonts w:ascii="Carlito" w:hAnsi="Carlito" w:cs="Carlito"/>
-          <w:sz w:val="36"/>
-          <w:szCs w:val="36"/>
-        </w:rPr>
-      </w:pPr>
-      <w:r>
-        <w:rPr>
-          <w:rFonts w:ascii="Carlito" w:hAnsi="Carlito" w:cs="Carlito"/>
+          <w:rFonts w:ascii="Calibri" w:hAnsi="Calibri" w:cs="Calibri"/>
+          <w:sz w:val="36"/>
+          <w:szCs w:val="36"/>
+        </w:rPr>
+      </w:pPr>
+      <w:r>
+        <w:rPr>
+          <w:rFonts w:ascii="Calibri" w:hAnsi="Calibri" w:cs="Calibri"/>
           <w:sz w:val="36"/>
           <w:szCs w:val="36"/>
         </w:rPr>
@@ -4111,7 +4111,7 @@
       </w:r>
       <w:r>
         <w:rPr>
-          <w:rFonts w:ascii="Carlito" w:hAnsi="Carlito" w:cs="Carlito"/>
+          <w:rFonts w:ascii="Calibri" w:hAnsi="Calibri" w:cs="Calibri"/>
           <w:b/>
           <w:bCs/>
           <w:sz w:val="36"/>
@@ -4122,7 +4122,7 @@
       <w:proofErr w:type="spellStart"/>
       <w:r>
         <w:rPr>
-          <w:rFonts w:ascii="Carlito" w:hAnsi="Carlito" w:cs="Carlito"/>
+          <w:rFonts w:ascii="Calibri" w:hAnsi="Calibri" w:cs="Calibri"/>
           <w:b/>
           <w:bCs/>
           <w:sz w:val="36"/>
@@ -4133,7 +4133,7 @@
       <w:proofErr w:type="gramStart"/>
       <w:r>
         <w:rPr>
-          <w:rFonts w:ascii="Carlito" w:hAnsi="Carlito" w:cs="Carlito"/>
+          <w:rFonts w:ascii="Calibri" w:hAnsi="Calibri" w:cs="Calibri"/>
           <w:b/>
           <w:bCs/>
           <w:sz w:val="36"/>
@@ -4144,7 +4144,7 @@
       <w:proofErr w:type="spellEnd"/>
       <w:r>
         <w:rPr>
-          <w:rFonts w:ascii="Carlito" w:hAnsi="Carlito" w:cs="Carlito"/>
+          <w:rFonts w:ascii="Calibri" w:hAnsi="Calibri" w:cs="Calibri"/>
           <w:b/>
           <w:bCs/>
           <w:sz w:val="36"/>
@@ -4155,7 +4155,7 @@
       <w:proofErr w:type="gramEnd"/>
       <w:r>
         <w:rPr>
-          <w:rFonts w:ascii="Carlito" w:hAnsi="Carlito" w:cs="Carlito"/>
+          <w:rFonts w:ascii="Calibri" w:hAnsi="Calibri" w:cs="Calibri"/>
           <w:b/>
           <w:bCs/>
           <w:sz w:val="36"/>
@@ -4165,7 +4165,7 @@
       </w:r>
       <w:r>
         <w:rPr>
-          <w:rFonts w:ascii="Carlito" w:hAnsi="Carlito" w:cs="Carlito"/>
+          <w:rFonts w:ascii="Calibri" w:hAnsi="Calibri" w:cs="Calibri"/>
           <w:sz w:val="36"/>
           <w:szCs w:val="36"/>
         </w:rPr>
@@ -4181,14 +4181,14 @@
         </w:numPr>
         <w:jc w:val="both"/>
         <w:rPr>
-          <w:rFonts w:ascii="Carlito" w:hAnsi="Carlito" w:cs="Carlito"/>
-          <w:sz w:val="36"/>
-          <w:szCs w:val="36"/>
-        </w:rPr>
-      </w:pPr>
-      <w:r>
-        <w:rPr>
-          <w:rFonts w:ascii="Carlito" w:hAnsi="Carlito" w:cs="Carlito"/>
+          <w:rFonts w:ascii="Calibri" w:hAnsi="Calibri" w:cs="Calibri"/>
+          <w:sz w:val="36"/>
+          <w:szCs w:val="36"/>
+        </w:rPr>
+      </w:pPr>
+      <w:r>
+        <w:rPr>
+          <w:rFonts w:ascii="Calibri" w:hAnsi="Calibri" w:cs="Calibri"/>
           <w:sz w:val="36"/>
           <w:szCs w:val="36"/>
         </w:rPr>
@@ -4204,14 +4204,14 @@
         </w:numPr>
         <w:jc w:val="both"/>
         <w:rPr>
-          <w:rFonts w:ascii="Carlito" w:hAnsi="Carlito" w:cs="Carlito"/>
-          <w:sz w:val="36"/>
-          <w:szCs w:val="36"/>
-        </w:rPr>
-      </w:pPr>
-      <w:r>
-        <w:rPr>
-          <w:rFonts w:ascii="Carlito" w:hAnsi="Carlito" w:cs="Carlito"/>
+          <w:rFonts w:ascii="Calibri" w:hAnsi="Calibri" w:cs="Calibri"/>
+          <w:sz w:val="36"/>
+          <w:szCs w:val="36"/>
+        </w:rPr>
+      </w:pPr>
+      <w:r>
+        <w:rPr>
+          <w:rFonts w:ascii="Calibri" w:hAnsi="Calibri" w:cs="Calibri"/>
           <w:sz w:val="36"/>
           <w:szCs w:val="36"/>
         </w:rPr>
@@ -4221,7 +4221,7 @@
       <w:proofErr w:type="gramStart"/>
       <w:r>
         <w:rPr>
-          <w:rFonts w:ascii="Carlito" w:hAnsi="Carlito" w:cs="Carlito"/>
+          <w:rFonts w:ascii="Calibri" w:hAnsi="Calibri" w:cs="Calibri"/>
           <w:b/>
           <w:bCs/>
           <w:sz w:val="36"/>
@@ -4233,7 +4233,7 @@
       <w:proofErr w:type="gramEnd"/>
       <w:r>
         <w:rPr>
-          <w:rFonts w:ascii="Carlito" w:hAnsi="Carlito" w:cs="Carlito"/>
+          <w:rFonts w:ascii="Calibri" w:hAnsi="Calibri" w:cs="Calibri"/>
           <w:sz w:val="36"/>
           <w:szCs w:val="36"/>
         </w:rPr>
@@ -4249,14 +4249,14 @@
         </w:numPr>
         <w:jc w:val="both"/>
         <w:rPr>
-          <w:rFonts w:ascii="Carlito" w:hAnsi="Carlito" w:cs="Carlito"/>
-          <w:sz w:val="36"/>
-          <w:szCs w:val="36"/>
-        </w:rPr>
-      </w:pPr>
-      <w:r>
-        <w:rPr>
-          <w:rFonts w:ascii="Carlito" w:hAnsi="Carlito" w:cs="Carlito"/>
+          <w:rFonts w:ascii="Calibri" w:hAnsi="Calibri" w:cs="Calibri"/>
+          <w:sz w:val="36"/>
+          <w:szCs w:val="36"/>
+        </w:rPr>
+      </w:pPr>
+      <w:r>
+        <w:rPr>
+          <w:rFonts w:ascii="Calibri" w:hAnsi="Calibri" w:cs="Calibri"/>
           <w:sz w:val="36"/>
           <w:szCs w:val="36"/>
         </w:rPr>
@@ -4264,7 +4264,7 @@
       </w:r>
       <w:r>
         <w:rPr>
-          <w:rFonts w:ascii="Carlito" w:hAnsi="Carlito" w:cs="Carlito"/>
+          <w:rFonts w:ascii="Calibri" w:hAnsi="Calibri" w:cs="Calibri"/>
           <w:b/>
           <w:bCs/>
           <w:sz w:val="36"/>
@@ -4274,7 +4274,7 @@
       </w:r>
       <w:r>
         <w:rPr>
-          <w:rFonts w:ascii="Carlito" w:hAnsi="Carlito" w:cs="Carlito"/>
+          <w:rFonts w:ascii="Calibri" w:hAnsi="Calibri" w:cs="Calibri"/>
           <w:sz w:val="36"/>
           <w:szCs w:val="36"/>
         </w:rPr>
@@ -4285,14 +4285,14 @@
       <w:pPr>
         <w:jc w:val="both"/>
         <w:rPr>
-          <w:rFonts w:ascii="Carlito" w:hAnsi="Carlito" w:cs="Carlito"/>
-          <w:sz w:val="36"/>
-          <w:szCs w:val="36"/>
-        </w:rPr>
-      </w:pPr>
-      <w:r>
-        <w:rPr>
-          <w:rFonts w:ascii="Carlito" w:hAnsi="Carlito" w:cs="Carlito"/>
+          <w:rFonts w:ascii="Calibri" w:hAnsi="Calibri" w:cs="Calibri"/>
+          <w:sz w:val="36"/>
+          <w:szCs w:val="36"/>
+        </w:rPr>
+      </w:pPr>
+      <w:r>
+        <w:rPr>
+          <w:rFonts w:ascii="Calibri" w:hAnsi="Calibri" w:cs="Calibri"/>
           <w:sz w:val="36"/>
           <w:szCs w:val="36"/>
         </w:rPr>
@@ -4302,7 +4302,7 @@
       <w:proofErr w:type="spellStart"/>
       <w:r>
         <w:rPr>
-          <w:rFonts w:ascii="Carlito" w:hAnsi="Carlito" w:cs="Carlito"/>
+          <w:rFonts w:ascii="Calibri" w:hAnsi="Calibri" w:cs="Calibri"/>
           <w:b/>
           <w:bCs/>
           <w:sz w:val="36"/>
@@ -4313,7 +4313,7 @@
       <w:proofErr w:type="gramStart"/>
       <w:r>
         <w:rPr>
-          <w:rFonts w:ascii="Carlito" w:hAnsi="Carlito" w:cs="Carlito"/>
+          <w:rFonts w:ascii="Calibri" w:hAnsi="Calibri" w:cs="Calibri"/>
           <w:b/>
           <w:bCs/>
           <w:sz w:val="36"/>
@@ -4324,7 +4324,7 @@
       <w:proofErr w:type="spellEnd"/>
       <w:r>
         <w:rPr>
-          <w:rFonts w:ascii="Carlito" w:hAnsi="Carlito" w:cs="Carlito"/>
+          <w:rFonts w:ascii="Calibri" w:hAnsi="Calibri" w:cs="Calibri"/>
           <w:b/>
           <w:bCs/>
           <w:sz w:val="36"/>
@@ -4335,7 +4335,7 @@
       <w:proofErr w:type="gramEnd"/>
       <w:r>
         <w:rPr>
-          <w:rFonts w:ascii="Carlito" w:hAnsi="Carlito" w:cs="Carlito"/>
+          <w:rFonts w:ascii="Calibri" w:hAnsi="Calibri" w:cs="Calibri"/>
           <w:b/>
           <w:bCs/>
           <w:sz w:val="36"/>
@@ -4345,7 +4345,7 @@
       </w:r>
       <w:r>
         <w:rPr>
-          <w:rFonts w:ascii="Carlito" w:hAnsi="Carlito" w:cs="Carlito"/>
+          <w:rFonts w:ascii="Calibri" w:hAnsi="Calibri" w:cs="Calibri"/>
           <w:sz w:val="36"/>
           <w:szCs w:val="36"/>
         </w:rPr>
@@ -4353,7 +4353,7 @@
       </w:r>
       <w:r>
         <w:rPr>
-          <w:rFonts w:ascii="Carlito" w:hAnsi="Carlito" w:cs="Carlito"/>
+          <w:rFonts w:ascii="Calibri" w:hAnsi="Calibri" w:cs="Calibri"/>
           <w:sz w:val="36"/>
           <w:szCs w:val="36"/>
         </w:rPr>
@@ -4361,7 +4361,7 @@
       </w:r>
       <w:r>
         <w:rPr>
-          <w:rFonts w:ascii="Carlito" w:hAnsi="Carlito" w:cs="Carlito"/>
+          <w:rFonts w:ascii="Calibri" w:hAnsi="Calibri" w:cs="Calibri"/>
           <w:b/>
           <w:bCs/>
           <w:sz w:val="36"/>
@@ -4371,7 +4371,7 @@
       </w:r>
       <w:r>
         <w:rPr>
-          <w:rFonts w:ascii="Carlito" w:hAnsi="Carlito" w:cs="Carlito"/>
+          <w:rFonts w:ascii="Calibri" w:hAnsi="Calibri" w:cs="Calibri"/>
           <w:sz w:val="36"/>
           <w:szCs w:val="36"/>
         </w:rPr>
@@ -4379,7 +4379,7 @@
       </w:r>
       <w:r>
         <w:rPr>
-          <w:rFonts w:ascii="Carlito" w:hAnsi="Carlito" w:cs="Carlito"/>
+          <w:rFonts w:ascii="Calibri" w:hAnsi="Calibri" w:cs="Calibri"/>
           <w:sz w:val="36"/>
           <w:szCs w:val="36"/>
         </w:rPr>
@@ -4387,7 +4387,7 @@
       </w:r>
       <w:r>
         <w:rPr>
-          <w:rFonts w:ascii="Carlito" w:hAnsi="Carlito" w:cs="Carlito"/>
+          <w:rFonts w:ascii="Calibri" w:hAnsi="Calibri" w:cs="Calibri"/>
           <w:sz w:val="36"/>
           <w:szCs w:val="36"/>
         </w:rPr>
@@ -4395,7 +4395,7 @@
       </w:r>
       <w:r>
         <w:rPr>
-          <w:rFonts w:ascii="Carlito" w:hAnsi="Carlito" w:cs="Carlito"/>
+          <w:rFonts w:ascii="Calibri" w:hAnsi="Calibri" w:cs="Calibri"/>
           <w:sz w:val="36"/>
           <w:szCs w:val="36"/>
         </w:rPr>
@@ -4403,7 +4403,7 @@
       </w:r>
       <w:r>
         <w:rPr>
-          <w:rFonts w:ascii="Carlito" w:hAnsi="Carlito" w:cs="Carlito"/>
+          <w:rFonts w:ascii="Calibri" w:hAnsi="Calibri" w:cs="Calibri"/>
           <w:sz w:val="36"/>
           <w:szCs w:val="36"/>
         </w:rPr>
@@ -4411,7 +4411,7 @@
       </w:r>
       <w:r>
         <w:rPr>
-          <w:rFonts w:ascii="Carlito" w:hAnsi="Carlito" w:cs="Carlito"/>
+          <w:rFonts w:ascii="Calibri" w:hAnsi="Calibri" w:cs="Calibri"/>
           <w:sz w:val="36"/>
           <w:szCs w:val="36"/>
         </w:rPr>
@@ -4420,7 +4420,7 @@
       <w:proofErr w:type="spellStart"/>
       <w:r>
         <w:rPr>
-          <w:rFonts w:ascii="Carlito" w:hAnsi="Carlito" w:cs="Carlito"/>
+          <w:rFonts w:ascii="Calibri" w:hAnsi="Calibri" w:cs="Calibri"/>
           <w:b/>
           <w:bCs/>
           <w:sz w:val="36"/>
@@ -4431,7 +4431,7 @@
       <w:proofErr w:type="spellEnd"/>
       <w:r>
         <w:rPr>
-          <w:rFonts w:ascii="Carlito" w:hAnsi="Carlito" w:cs="Carlito"/>
+          <w:rFonts w:ascii="Calibri" w:hAnsi="Calibri" w:cs="Calibri"/>
           <w:b/>
           <w:bCs/>
           <w:sz w:val="36"/>
@@ -4441,7 +4441,7 @@
       </w:r>
       <w:r>
         <w:rPr>
-          <w:rFonts w:ascii="Carlito" w:hAnsi="Carlito" w:cs="Carlito"/>
+          <w:rFonts w:ascii="Calibri" w:hAnsi="Calibri" w:cs="Calibri"/>
           <w:sz w:val="36"/>
           <w:szCs w:val="36"/>
         </w:rPr>
@@ -4449,7 +4449,7 @@
       </w:r>
       <w:r>
         <w:rPr>
-          <w:rFonts w:ascii="Carlito" w:hAnsi="Carlito" w:cs="Carlito"/>
+          <w:rFonts w:ascii="Calibri" w:hAnsi="Calibri" w:cs="Calibri"/>
           <w:sz w:val="36"/>
           <w:szCs w:val="36"/>
         </w:rPr>
@@ -4457,7 +4457,7 @@
       </w:r>
       <w:r>
         <w:rPr>
-          <w:rFonts w:ascii="Carlito" w:hAnsi="Carlito" w:cs="Carlito"/>
+          <w:rFonts w:ascii="Calibri" w:hAnsi="Calibri" w:cs="Calibri"/>
           <w:sz w:val="36"/>
           <w:szCs w:val="36"/>
         </w:rPr>
@@ -4465,7 +4465,7 @@
       </w:r>
       <w:r>
         <w:rPr>
-          <w:rFonts w:ascii="Carlito" w:hAnsi="Carlito" w:cs="Carlito"/>
+          <w:rFonts w:ascii="Calibri" w:hAnsi="Calibri" w:cs="Calibri"/>
           <w:sz w:val="36"/>
           <w:szCs w:val="36"/>
         </w:rPr>
@@ -4476,17 +4476,17 @@
       <w:pPr>
         <w:jc w:val="both"/>
         <w:rPr>
-          <w:rFonts w:ascii="Carlito" w:hAnsi="Carlito" w:cs="Carlito"/>
-          <w:b/>
-          <w:bCs/>
-          <w:color w:val="D86DCB" w:themeColor="accent5" w:themeTint="99"/>
-          <w:sz w:val="36"/>
-          <w:szCs w:val="36"/>
-        </w:rPr>
-      </w:pPr>
-      <w:r>
-        <w:rPr>
-          <w:rFonts w:ascii="Carlito" w:hAnsi="Carlito" w:cs="Carlito"/>
+          <w:rFonts w:ascii="Calibri" w:hAnsi="Calibri" w:cs="Calibri"/>
+          <w:b/>
+          <w:bCs/>
+          <w:color w:val="D86DCB" w:themeColor="accent5" w:themeTint="99"/>
+          <w:sz w:val="36"/>
+          <w:szCs w:val="36"/>
+        </w:rPr>
+      </w:pPr>
+      <w:r>
+        <w:rPr>
+          <w:rFonts w:ascii="Calibri" w:hAnsi="Calibri" w:cs="Calibri"/>
           <w:b/>
           <w:bCs/>
           <w:color w:val="D86DCB" w:themeColor="accent5" w:themeTint="99"/>
@@ -4498,7 +4498,7 @@
       <w:proofErr w:type="spellStart"/>
       <w:r>
         <w:rPr>
-          <w:rFonts w:ascii="Carlito" w:hAnsi="Carlito" w:cs="Carlito"/>
+          <w:rFonts w:ascii="Calibri" w:hAnsi="Calibri" w:cs="Calibri"/>
           <w:b/>
           <w:bCs/>
           <w:color w:val="D86DCB" w:themeColor="accent5" w:themeTint="99"/>
@@ -4510,7 +4510,7 @@
       <w:proofErr w:type="spellEnd"/>
       <w:r>
         <w:rPr>
-          <w:rFonts w:ascii="Carlito" w:hAnsi="Carlito" w:cs="Carlito"/>
+          <w:rFonts w:ascii="Calibri" w:hAnsi="Calibri" w:cs="Calibri"/>
           <w:b/>
           <w:bCs/>
           <w:color w:val="D86DCB" w:themeColor="accent5" w:themeTint="99"/>
@@ -4522,7 +4522,7 @@
       <w:proofErr w:type="spellStart"/>
       <w:r>
         <w:rPr>
-          <w:rFonts w:ascii="Carlito" w:hAnsi="Carlito" w:cs="Carlito"/>
+          <w:rFonts w:ascii="Calibri" w:hAnsi="Calibri" w:cs="Calibri"/>
           <w:b/>
           <w:bCs/>
           <w:color w:val="D86DCB" w:themeColor="accent5" w:themeTint="99"/>
@@ -4537,17 +4537,17 @@
       <w:pPr>
         <w:jc w:val="both"/>
         <w:rPr>
-          <w:rFonts w:ascii="Carlito" w:hAnsi="Carlito" w:cs="Carlito"/>
-          <w:b/>
-          <w:bCs/>
-          <w:color w:val="D86DCB" w:themeColor="accent5" w:themeTint="99"/>
-          <w:sz w:val="36"/>
-          <w:szCs w:val="36"/>
-        </w:rPr>
-      </w:pPr>
-      <w:r>
-        <w:rPr>
-          <w:rFonts w:ascii="Carlito" w:hAnsi="Carlito" w:cs="Carlito"/>
+          <w:rFonts w:ascii="Calibri" w:hAnsi="Calibri" w:cs="Calibri"/>
+          <w:b/>
+          <w:bCs/>
+          <w:color w:val="D86DCB" w:themeColor="accent5" w:themeTint="99"/>
+          <w:sz w:val="36"/>
+          <w:szCs w:val="36"/>
+        </w:rPr>
+      </w:pPr>
+      <w:r>
+        <w:rPr>
+          <w:rFonts w:ascii="Calibri" w:hAnsi="Calibri" w:cs="Calibri"/>
           <w:b/>
           <w:bCs/>
           <w:color w:val="D86DCB" w:themeColor="accent5" w:themeTint="99"/>
@@ -4559,7 +4559,7 @@
       <w:proofErr w:type="spellStart"/>
       <w:r>
         <w:rPr>
-          <w:rFonts w:ascii="Carlito" w:hAnsi="Carlito" w:cs="Carlito"/>
+          <w:rFonts w:ascii="Calibri" w:hAnsi="Calibri" w:cs="Calibri"/>
           <w:b/>
           <w:bCs/>
           <w:color w:val="D86DCB" w:themeColor="accent5" w:themeTint="99"/>
@@ -4574,18 +4574,18 @@
       <w:pPr>
         <w:jc w:val="both"/>
         <w:rPr>
-          <w:rFonts w:ascii="Carlito" w:hAnsi="Carlito" w:cs="Carlito"/>
-          <w:b/>
-          <w:bCs/>
-          <w:color w:val="D86DCB" w:themeColor="accent5" w:themeTint="99"/>
-          <w:sz w:val="36"/>
-          <w:szCs w:val="36"/>
-        </w:rPr>
-      </w:pPr>
-      <w:proofErr w:type="spellStart"/>
-      <w:r>
-        <w:rPr>
-          <w:rFonts w:ascii="Carlito" w:hAnsi="Carlito" w:cs="Carlito"/>
+          <w:rFonts w:ascii="Calibri" w:hAnsi="Calibri" w:cs="Calibri"/>
+          <w:b/>
+          <w:bCs/>
+          <w:color w:val="D86DCB" w:themeColor="accent5" w:themeTint="99"/>
+          <w:sz w:val="36"/>
+          <w:szCs w:val="36"/>
+        </w:rPr>
+      </w:pPr>
+      <w:proofErr w:type="spellStart"/>
+      <w:r>
+        <w:rPr>
+          <w:rFonts w:ascii="Calibri" w:hAnsi="Calibri" w:cs="Calibri"/>
           <w:b/>
           <w:bCs/>
           <w:color w:val="D86DCB" w:themeColor="accent5" w:themeTint="99"/>
@@ -4597,7 +4597,7 @@
       <w:proofErr w:type="gramStart"/>
       <w:r>
         <w:rPr>
-          <w:rFonts w:ascii="Carlito" w:hAnsi="Carlito" w:cs="Carlito"/>
+          <w:rFonts w:ascii="Calibri" w:hAnsi="Calibri" w:cs="Calibri"/>
           <w:b/>
           <w:bCs/>
           <w:color w:val="D86DCB" w:themeColor="accent5" w:themeTint="99"/>
@@ -4609,7 +4609,7 @@
       <w:proofErr w:type="spellEnd"/>
       <w:r>
         <w:rPr>
-          <w:rFonts w:ascii="Carlito" w:hAnsi="Carlito" w:cs="Carlito"/>
+          <w:rFonts w:ascii="Calibri" w:hAnsi="Calibri" w:cs="Calibri"/>
           <w:b/>
           <w:bCs/>
           <w:color w:val="D86DCB" w:themeColor="accent5" w:themeTint="99"/>
@@ -4621,7 +4621,7 @@
       <w:proofErr w:type="gramEnd"/>
       <w:r>
         <w:rPr>
-          <w:rFonts w:ascii="Carlito" w:hAnsi="Carlito" w:cs="Carlito"/>
+          <w:rFonts w:ascii="Calibri" w:hAnsi="Calibri" w:cs="Calibri"/>
           <w:b/>
           <w:bCs/>
           <w:color w:val="D86DCB" w:themeColor="accent5" w:themeTint="99"/>
@@ -4635,17 +4635,17 @@
       <w:pPr>
         <w:jc w:val="both"/>
         <w:rPr>
-          <w:rFonts w:ascii="Carlito" w:hAnsi="Carlito" w:cs="Carlito"/>
-          <w:b/>
-          <w:bCs/>
-          <w:color w:val="D86DCB" w:themeColor="accent5" w:themeTint="99"/>
-          <w:sz w:val="36"/>
-          <w:szCs w:val="36"/>
-        </w:rPr>
-      </w:pPr>
-      <w:r>
-        <w:rPr>
-          <w:rFonts w:ascii="Carlito" w:hAnsi="Carlito" w:cs="Carlito"/>
+          <w:rFonts w:ascii="Calibri" w:hAnsi="Calibri" w:cs="Calibri"/>
+          <w:b/>
+          <w:bCs/>
+          <w:color w:val="D86DCB" w:themeColor="accent5" w:themeTint="99"/>
+          <w:sz w:val="36"/>
+          <w:szCs w:val="36"/>
+        </w:rPr>
+      </w:pPr>
+      <w:r>
+        <w:rPr>
+          <w:rFonts w:ascii="Calibri" w:hAnsi="Calibri" w:cs="Calibri"/>
           <w:b/>
           <w:bCs/>
           <w:color w:val="D86DCB" w:themeColor="accent5" w:themeTint="99"/>
@@ -4658,7 +4658,7 @@
       <w:proofErr w:type="gramStart"/>
       <w:r>
         <w:rPr>
-          <w:rFonts w:ascii="Carlito" w:hAnsi="Carlito" w:cs="Carlito"/>
+          <w:rFonts w:ascii="Calibri" w:hAnsi="Calibri" w:cs="Calibri"/>
           <w:b/>
           <w:bCs/>
           <w:color w:val="D86DCB" w:themeColor="accent5" w:themeTint="99"/>
@@ -4671,7 +4671,7 @@
       <w:proofErr w:type="gramEnd"/>
       <w:r>
         <w:rPr>
-          <w:rFonts w:ascii="Carlito" w:hAnsi="Carlito" w:cs="Carlito"/>
+          <w:rFonts w:ascii="Calibri" w:hAnsi="Calibri" w:cs="Calibri"/>
           <w:b/>
           <w:bCs/>
           <w:color w:val="D86DCB" w:themeColor="accent5" w:themeTint="99"/>
@@ -4685,17 +4685,17 @@
       <w:pPr>
         <w:jc w:val="both"/>
         <w:rPr>
-          <w:rFonts w:ascii="Carlito" w:hAnsi="Carlito" w:cs="Carlito"/>
-          <w:b/>
-          <w:bCs/>
-          <w:color w:val="D86DCB" w:themeColor="accent5" w:themeTint="99"/>
-          <w:sz w:val="36"/>
-          <w:szCs w:val="36"/>
-        </w:rPr>
-      </w:pPr>
-      <w:r>
-        <w:rPr>
-          <w:rFonts w:ascii="Carlito" w:hAnsi="Carlito" w:cs="Carlito"/>
+          <w:rFonts w:ascii="Calibri" w:hAnsi="Calibri" w:cs="Calibri"/>
+          <w:b/>
+          <w:bCs/>
+          <w:color w:val="D86DCB" w:themeColor="accent5" w:themeTint="99"/>
+          <w:sz w:val="36"/>
+          <w:szCs w:val="36"/>
+        </w:rPr>
+      </w:pPr>
+      <w:r>
+        <w:rPr>
+          <w:rFonts w:ascii="Calibri" w:hAnsi="Calibri" w:cs="Calibri"/>
           <w:b/>
           <w:bCs/>
           <w:color w:val="D86DCB" w:themeColor="accent5" w:themeTint="99"/>
@@ -4708,7 +4708,7 @@
       <w:proofErr w:type="gramStart"/>
       <w:r>
         <w:rPr>
-          <w:rFonts w:ascii="Carlito" w:hAnsi="Carlito" w:cs="Carlito"/>
+          <w:rFonts w:ascii="Calibri" w:hAnsi="Calibri" w:cs="Calibri"/>
           <w:b/>
           <w:bCs/>
           <w:color w:val="D86DCB" w:themeColor="accent5" w:themeTint="99"/>
@@ -4721,7 +4721,7 @@
       <w:proofErr w:type="gramEnd"/>
       <w:r>
         <w:rPr>
-          <w:rFonts w:ascii="Carlito" w:hAnsi="Carlito" w:cs="Carlito"/>
+          <w:rFonts w:ascii="Calibri" w:hAnsi="Calibri" w:cs="Calibri"/>
           <w:b/>
           <w:bCs/>
           <w:color w:val="D86DCB" w:themeColor="accent5" w:themeTint="99"/>
@@ -4735,7 +4735,7 @@
       <w:pPr>
         <w:jc w:val="both"/>
         <w:rPr>
-          <w:rFonts w:ascii="Carlito" w:hAnsi="Carlito" w:cs="Carlito"/>
+          <w:rFonts w:ascii="Calibri" w:hAnsi="Calibri" w:cs="Calibri"/>
           <w:b/>
           <w:bCs/>
           <w:color w:val="D86DCB" w:themeColor="accent5" w:themeTint="99"/>
@@ -4746,7 +4746,7 @@
       <w:proofErr w:type="gramStart"/>
       <w:r>
         <w:rPr>
-          <w:rFonts w:ascii="Carlito" w:hAnsi="Carlito" w:cs="Carlito"/>
+          <w:rFonts w:ascii="Calibri" w:hAnsi="Calibri" w:cs="Calibri"/>
           <w:b/>
           <w:bCs/>
           <w:color w:val="D86DCB" w:themeColor="accent5" w:themeTint="99"/>
@@ -4759,7 +4759,7 @@
       <w:proofErr w:type="gramEnd"/>
       <w:r>
         <w:rPr>
-          <w:rFonts w:ascii="Carlito" w:hAnsi="Carlito" w:cs="Carlito"/>
+          <w:rFonts w:ascii="Calibri" w:hAnsi="Calibri" w:cs="Calibri"/>
           <w:b/>
           <w:bCs/>
           <w:color w:val="D86DCB" w:themeColor="accent5" w:themeTint="99"/>
@@ -4771,7 +4771,7 @@
       <w:proofErr w:type="spellEnd"/>
       <w:r>
         <w:rPr>
-          <w:rFonts w:ascii="Carlito" w:hAnsi="Carlito" w:cs="Carlito"/>
+          <w:rFonts w:ascii="Calibri" w:hAnsi="Calibri" w:cs="Calibri"/>
           <w:b/>
           <w:bCs/>
           <w:color w:val="D86DCB" w:themeColor="accent5" w:themeTint="99"/>
@@ -4783,7 +4783,7 @@
       <w:proofErr w:type="spellStart"/>
       <w:r>
         <w:rPr>
-          <w:rFonts w:ascii="Carlito" w:hAnsi="Carlito" w:cs="Carlito"/>
+          <w:rFonts w:ascii="Calibri" w:hAnsi="Calibri" w:cs="Calibri"/>
           <w:b/>
           <w:bCs/>
           <w:color w:val="D86DCB" w:themeColor="accent5" w:themeTint="99"/>
@@ -4795,7 +4795,7 @@
       <w:proofErr w:type="spellEnd"/>
       <w:r>
         <w:rPr>
-          <w:rFonts w:ascii="Carlito" w:hAnsi="Carlito" w:cs="Carlito"/>
+          <w:rFonts w:ascii="Calibri" w:hAnsi="Calibri" w:cs="Calibri"/>
           <w:b/>
           <w:bCs/>
           <w:color w:val="D86DCB" w:themeColor="accent5" w:themeTint="99"/>
@@ -4809,25 +4809,25 @@
       <w:pPr>
         <w:jc w:val="both"/>
         <w:rPr>
-          <w:rFonts w:ascii="Carlito" w:hAnsi="Carlito" w:cs="Carlito"/>
-          <w:sz w:val="36"/>
-          <w:szCs w:val="36"/>
-        </w:rPr>
-      </w:pPr>
-    </w:p>
-    <w:p>
-      <w:pPr>
-        <w:jc w:val="both"/>
-        <w:rPr>
-          <w:rFonts w:ascii="Carlito" w:hAnsi="Carlito" w:cs="Carlito"/>
-          <w:sz w:val="36"/>
-          <w:szCs w:val="36"/>
-        </w:rPr>
-      </w:pPr>
-      <w:proofErr w:type="spellStart"/>
-      <w:r>
-        <w:rPr>
-          <w:rFonts w:ascii="Carlito" w:hAnsi="Carlito" w:cs="Carlito"/>
+          <w:rFonts w:ascii="Calibri" w:hAnsi="Calibri" w:cs="Calibri"/>
+          <w:sz w:val="36"/>
+          <w:szCs w:val="36"/>
+        </w:rPr>
+      </w:pPr>
+    </w:p>
+    <w:p>
+      <w:pPr>
+        <w:jc w:val="both"/>
+        <w:rPr>
+          <w:rFonts w:ascii="Calibri" w:hAnsi="Calibri" w:cs="Calibri"/>
+          <w:sz w:val="36"/>
+          <w:szCs w:val="36"/>
+        </w:rPr>
+      </w:pPr>
+      <w:proofErr w:type="spellStart"/>
+      <w:r>
+        <w:rPr>
+          <w:rFonts w:ascii="Calibri" w:hAnsi="Calibri" w:cs="Calibri"/>
           <w:sz w:val="36"/>
           <w:szCs w:val="36"/>
         </w:rPr>
@@ -4836,7 +4836,7 @@
       <w:proofErr w:type="gramStart"/>
       <w:r>
         <w:rPr>
-          <w:rFonts w:ascii="Carlito" w:hAnsi="Carlito" w:cs="Carlito"/>
+          <w:rFonts w:ascii="Calibri" w:hAnsi="Calibri" w:cs="Calibri"/>
           <w:sz w:val="36"/>
           <w:szCs w:val="36"/>
         </w:rPr>
@@ -4845,7 +4845,7 @@
       <w:proofErr w:type="spellEnd"/>
       <w:r>
         <w:rPr>
-          <w:rFonts w:ascii="Carlito" w:hAnsi="Carlito" w:cs="Carlito"/>
+          <w:rFonts w:ascii="Calibri" w:hAnsi="Calibri" w:cs="Calibri"/>
           <w:sz w:val="36"/>
           <w:szCs w:val="36"/>
         </w:rPr>
@@ -4854,7 +4854,7 @@
       <w:proofErr w:type="gramEnd"/>
       <w:r>
         <w:rPr>
-          <w:rFonts w:ascii="Carlito" w:hAnsi="Carlito" w:cs="Carlito"/>
+          <w:rFonts w:ascii="Calibri" w:hAnsi="Calibri" w:cs="Calibri"/>
           <w:sz w:val="36"/>
           <w:szCs w:val="36"/>
         </w:rPr>
@@ -4865,14 +4865,14 @@
       <w:pPr>
         <w:jc w:val="both"/>
         <w:rPr>
-          <w:rFonts w:ascii="Carlito" w:hAnsi="Carlito" w:cs="Carlito"/>
-          <w:sz w:val="36"/>
-          <w:szCs w:val="36"/>
-        </w:rPr>
-      </w:pPr>
-      <w:r>
-        <w:rPr>
-          <w:rFonts w:ascii="Carlito" w:hAnsi="Carlito" w:cs="Carlito"/>
+          <w:rFonts w:ascii="Calibri" w:hAnsi="Calibri" w:cs="Calibri"/>
+          <w:sz w:val="36"/>
+          <w:szCs w:val="36"/>
+        </w:rPr>
+      </w:pPr>
+      <w:r>
+        <w:rPr>
+          <w:rFonts w:ascii="Calibri" w:hAnsi="Calibri" w:cs="Calibri"/>
           <w:sz w:val="36"/>
           <w:szCs w:val="36"/>
         </w:rPr>
@@ -4880,7 +4880,7 @@
       </w:r>
       <w:r>
         <w:rPr>
-          <w:rFonts w:ascii="Carlito" w:hAnsi="Carlito" w:cs="Carlito"/>
+          <w:rFonts w:ascii="Calibri" w:hAnsi="Calibri" w:cs="Calibri"/>
           <w:sz w:val="36"/>
           <w:szCs w:val="36"/>
         </w:rPr>
@@ -4889,7 +4889,7 @@
       <w:proofErr w:type="spellStart"/>
       <w:r>
         <w:rPr>
-          <w:rFonts w:ascii="Carlito" w:hAnsi="Carlito" w:cs="Carlito"/>
+          <w:rFonts w:ascii="Calibri" w:hAnsi="Calibri" w:cs="Calibri"/>
           <w:b/>
           <w:bCs/>
           <w:sz w:val="36"/>
@@ -4900,7 +4900,7 @@
       <w:proofErr w:type="gramStart"/>
       <w:r>
         <w:rPr>
-          <w:rFonts w:ascii="Carlito" w:hAnsi="Carlito" w:cs="Carlito"/>
+          <w:rFonts w:ascii="Calibri" w:hAnsi="Calibri" w:cs="Calibri"/>
           <w:b/>
           <w:bCs/>
           <w:sz w:val="36"/>
@@ -4911,7 +4911,7 @@
       <w:proofErr w:type="spellEnd"/>
       <w:r>
         <w:rPr>
-          <w:rFonts w:ascii="Carlito" w:hAnsi="Carlito" w:cs="Carlito"/>
+          <w:rFonts w:ascii="Calibri" w:hAnsi="Calibri" w:cs="Calibri"/>
           <w:b/>
           <w:bCs/>
           <w:sz w:val="36"/>
@@ -4922,7 +4922,7 @@
       <w:proofErr w:type="gramEnd"/>
       <w:r>
         <w:rPr>
-          <w:rFonts w:ascii="Carlito" w:hAnsi="Carlito" w:cs="Carlito"/>
+          <w:rFonts w:ascii="Calibri" w:hAnsi="Calibri" w:cs="Calibri"/>
           <w:b/>
           <w:bCs/>
           <w:sz w:val="36"/>
@@ -4932,7 +4932,7 @@
       </w:r>
       <w:r>
         <w:rPr>
-          <w:rFonts w:ascii="Carlito" w:hAnsi="Carlito" w:cs="Carlito"/>
+          <w:rFonts w:ascii="Calibri" w:hAnsi="Calibri" w:cs="Calibri"/>
           <w:sz w:val="36"/>
           <w:szCs w:val="36"/>
         </w:rPr>
@@ -4940,7 +4940,7 @@
       </w:r>
       <w:r>
         <w:rPr>
-          <w:rFonts w:ascii="Carlito" w:hAnsi="Carlito" w:cs="Carlito"/>
+          <w:rFonts w:ascii="Calibri" w:hAnsi="Calibri" w:cs="Calibri"/>
           <w:sz w:val="36"/>
           <w:szCs w:val="36"/>
         </w:rPr>
@@ -4948,7 +4948,7 @@
       </w:r>
       <w:r>
         <w:rPr>
-          <w:rFonts w:ascii="Carlito" w:hAnsi="Carlito" w:cs="Carlito"/>
+          <w:rFonts w:ascii="Calibri" w:hAnsi="Calibri" w:cs="Calibri"/>
           <w:sz w:val="36"/>
           <w:szCs w:val="36"/>
         </w:rPr>
@@ -4957,7 +4957,7 @@
       <w:proofErr w:type="spellStart"/>
       <w:r>
         <w:rPr>
-          <w:rFonts w:ascii="Carlito" w:hAnsi="Carlito" w:cs="Carlito"/>
+          <w:rFonts w:ascii="Calibri" w:hAnsi="Calibri" w:cs="Calibri"/>
           <w:b/>
           <w:bCs/>
           <w:sz w:val="36"/>
@@ -4968,7 +4968,7 @@
       <w:proofErr w:type="spellEnd"/>
       <w:r>
         <w:rPr>
-          <w:rFonts w:ascii="Carlito" w:hAnsi="Carlito" w:cs="Carlito"/>
+          <w:rFonts w:ascii="Calibri" w:hAnsi="Calibri" w:cs="Calibri"/>
           <w:sz w:val="36"/>
           <w:szCs w:val="36"/>
         </w:rPr>
@@ -4977,7 +4977,7 @@
       <w:proofErr w:type="gramStart"/>
       <w:r>
         <w:rPr>
-          <w:rFonts w:ascii="Carlito" w:hAnsi="Carlito" w:cs="Carlito"/>
+          <w:rFonts w:ascii="Calibri" w:hAnsi="Calibri" w:cs="Calibri"/>
           <w:sz w:val="36"/>
           <w:szCs w:val="36"/>
         </w:rPr>
@@ -4986,7 +4986,7 @@
       <w:proofErr w:type="gramEnd"/>
       <w:r>
         <w:rPr>
-          <w:rFonts w:ascii="Carlito" w:hAnsi="Carlito" w:cs="Carlito"/>
+          <w:rFonts w:ascii="Calibri" w:hAnsi="Calibri" w:cs="Calibri"/>
           <w:sz w:val="36"/>
           <w:szCs w:val="36"/>
         </w:rPr>
@@ -4994,7 +4994,7 @@
       </w:r>
       <w:r>
         <w:rPr>
-          <w:rFonts w:ascii="Carlito" w:hAnsi="Carlito" w:cs="Carlito"/>
+          <w:rFonts w:ascii="Calibri" w:hAnsi="Calibri" w:cs="Calibri"/>
           <w:b/>
           <w:bCs/>
           <w:sz w:val="36"/>
@@ -5004,7 +5004,7 @@
       </w:r>
       <w:r>
         <w:rPr>
-          <w:rFonts w:ascii="Carlito" w:hAnsi="Carlito" w:cs="Carlito"/>
+          <w:rFonts w:ascii="Calibri" w:hAnsi="Calibri" w:cs="Calibri"/>
           <w:sz w:val="36"/>
           <w:szCs w:val="36"/>
         </w:rPr>
@@ -5012,7 +5012,7 @@
       </w:r>
       <w:r>
         <w:rPr>
-          <w:rFonts w:ascii="Carlito" w:hAnsi="Carlito" w:cs="Carlito"/>
+          <w:rFonts w:ascii="Calibri" w:hAnsi="Calibri" w:cs="Calibri"/>
           <w:b/>
           <w:bCs/>
           <w:sz w:val="36"/>
@@ -5022,7 +5022,7 @@
       </w:r>
       <w:r>
         <w:rPr>
-          <w:rFonts w:ascii="Carlito" w:hAnsi="Carlito" w:cs="Carlito"/>
+          <w:rFonts w:ascii="Calibri" w:hAnsi="Calibri" w:cs="Calibri"/>
           <w:sz w:val="36"/>
           <w:szCs w:val="36"/>
         </w:rPr>
@@ -5030,7 +5030,7 @@
       </w:r>
       <w:r>
         <w:rPr>
-          <w:rFonts w:ascii="Carlito" w:hAnsi="Carlito" w:cs="Carlito"/>
+          <w:rFonts w:ascii="Calibri" w:hAnsi="Calibri" w:cs="Calibri"/>
           <w:sz w:val="36"/>
           <w:szCs w:val="36"/>
         </w:rPr>
@@ -5038,13 +5038,13 @@
       </w:r>
       <w:r>
         <w:rPr>
-          <w:rFonts w:ascii="Carlito" w:hAnsi="Carlito" w:cs="Carlito"/>
+          <w:rFonts w:ascii="Calibri" w:hAnsi="Calibri" w:cs="Calibri"/>
         </w:rPr>
         <w:t xml:space="preserve"> </w:t>
       </w:r>
       <w:r>
         <w:rPr>
-          <w:rFonts w:ascii="Carlito" w:hAnsi="Carlito" w:cs="Carlito"/>
+          <w:rFonts w:ascii="Calibri" w:hAnsi="Calibri" w:cs="Calibri"/>
           <w:sz w:val="36"/>
           <w:szCs w:val="36"/>
         </w:rPr>
@@ -5055,17 +5055,17 @@
       <w:pPr>
         <w:jc w:val="both"/>
         <w:rPr>
-          <w:rFonts w:ascii="Carlito" w:hAnsi="Carlito" w:cs="Carlito"/>
-          <w:b/>
-          <w:bCs/>
-          <w:color w:val="D86DCB" w:themeColor="accent5" w:themeTint="99"/>
-          <w:sz w:val="36"/>
-          <w:szCs w:val="36"/>
-        </w:rPr>
-      </w:pPr>
-      <w:r>
-        <w:rPr>
-          <w:rFonts w:ascii="Carlito" w:hAnsi="Carlito" w:cs="Carlito"/>
+          <w:rFonts w:ascii="Calibri" w:hAnsi="Calibri" w:cs="Calibri"/>
+          <w:b/>
+          <w:bCs/>
+          <w:color w:val="D86DCB" w:themeColor="accent5" w:themeTint="99"/>
+          <w:sz w:val="36"/>
+          <w:szCs w:val="36"/>
+        </w:rPr>
+      </w:pPr>
+      <w:r>
+        <w:rPr>
+          <w:rFonts w:ascii="Calibri" w:hAnsi="Calibri" w:cs="Calibri"/>
           <w:b/>
           <w:bCs/>
           <w:color w:val="D86DCB" w:themeColor="accent5" w:themeTint="99"/>
@@ -5077,7 +5077,7 @@
       <w:proofErr w:type="spellStart"/>
       <w:r>
         <w:rPr>
-          <w:rFonts w:ascii="Carlito" w:hAnsi="Carlito" w:cs="Carlito"/>
+          <w:rFonts w:ascii="Calibri" w:hAnsi="Calibri" w:cs="Calibri"/>
           <w:b/>
           <w:bCs/>
           <w:color w:val="D86DCB" w:themeColor="accent5" w:themeTint="99"/>
@@ -5089,7 +5089,7 @@
       <w:proofErr w:type="spellEnd"/>
       <w:r>
         <w:rPr>
-          <w:rFonts w:ascii="Carlito" w:hAnsi="Carlito" w:cs="Carlito"/>
+          <w:rFonts w:ascii="Calibri" w:hAnsi="Calibri" w:cs="Calibri"/>
           <w:b/>
           <w:bCs/>
           <w:color w:val="D86DCB" w:themeColor="accent5" w:themeTint="99"/>
@@ -5101,7 +5101,7 @@
       <w:proofErr w:type="spellStart"/>
       <w:r>
         <w:rPr>
-          <w:rFonts w:ascii="Carlito" w:hAnsi="Carlito" w:cs="Carlito"/>
+          <w:rFonts w:ascii="Calibri" w:hAnsi="Calibri" w:cs="Calibri"/>
           <w:b/>
           <w:bCs/>
           <w:color w:val="D86DCB" w:themeColor="accent5" w:themeTint="99"/>
@@ -5116,17 +5116,17 @@
       <w:pPr>
         <w:jc w:val="both"/>
         <w:rPr>
-          <w:rFonts w:ascii="Carlito" w:hAnsi="Carlito" w:cs="Carlito"/>
-          <w:b/>
-          <w:bCs/>
-          <w:color w:val="D86DCB" w:themeColor="accent5" w:themeTint="99"/>
-          <w:sz w:val="36"/>
-          <w:szCs w:val="36"/>
-        </w:rPr>
-      </w:pPr>
-      <w:r>
-        <w:rPr>
-          <w:rFonts w:ascii="Carlito" w:hAnsi="Carlito" w:cs="Carlito"/>
+          <w:rFonts w:ascii="Calibri" w:hAnsi="Calibri" w:cs="Calibri"/>
+          <w:b/>
+          <w:bCs/>
+          <w:color w:val="D86DCB" w:themeColor="accent5" w:themeTint="99"/>
+          <w:sz w:val="36"/>
+          <w:szCs w:val="36"/>
+        </w:rPr>
+      </w:pPr>
+      <w:r>
+        <w:rPr>
+          <w:rFonts w:ascii="Calibri" w:hAnsi="Calibri" w:cs="Calibri"/>
           <w:b/>
           <w:bCs/>
           <w:color w:val="D86DCB" w:themeColor="accent5" w:themeTint="99"/>
@@ -5138,7 +5138,7 @@
       <w:proofErr w:type="spellStart"/>
       <w:r>
         <w:rPr>
-          <w:rFonts w:ascii="Carlito" w:hAnsi="Carlito" w:cs="Carlito"/>
+          <w:rFonts w:ascii="Calibri" w:hAnsi="Calibri" w:cs="Calibri"/>
           <w:b/>
           <w:bCs/>
           <w:color w:val="D86DCB" w:themeColor="accent5" w:themeTint="99"/>
@@ -5150,7 +5150,7 @@
       <w:proofErr w:type="spellEnd"/>
       <w:r>
         <w:rPr>
-          <w:rFonts w:ascii="Carlito" w:hAnsi="Carlito" w:cs="Carlito"/>
+          <w:rFonts w:ascii="Calibri" w:hAnsi="Calibri" w:cs="Calibri"/>
           <w:b/>
           <w:bCs/>
           <w:color w:val="D86DCB" w:themeColor="accent5" w:themeTint="99"/>
@@ -5162,7 +5162,7 @@
       <w:proofErr w:type="gramStart"/>
       <w:r>
         <w:rPr>
-          <w:rFonts w:ascii="Carlito" w:hAnsi="Carlito" w:cs="Carlito"/>
+          <w:rFonts w:ascii="Calibri" w:hAnsi="Calibri" w:cs="Calibri"/>
           <w:b/>
           <w:bCs/>
           <w:color w:val="D86DCB" w:themeColor="accent5" w:themeTint="99"/>
@@ -5174,7 +5174,7 @@
       <w:proofErr w:type="gramEnd"/>
       <w:r>
         <w:rPr>
-          <w:rFonts w:ascii="Carlito" w:hAnsi="Carlito" w:cs="Carlito"/>
+          <w:rFonts w:ascii="Calibri" w:hAnsi="Calibri" w:cs="Calibri"/>
           <w:b/>
           <w:bCs/>
           <w:color w:val="D86DCB" w:themeColor="accent5" w:themeTint="99"/>
@@ -5188,18 +5188,18 @@
       <w:pPr>
         <w:jc w:val="both"/>
         <w:rPr>
-          <w:rFonts w:ascii="Carlito" w:hAnsi="Carlito" w:cs="Carlito"/>
-          <w:b/>
-          <w:bCs/>
-          <w:color w:val="D86DCB" w:themeColor="accent5" w:themeTint="99"/>
-          <w:sz w:val="36"/>
-          <w:szCs w:val="36"/>
-        </w:rPr>
-      </w:pPr>
-      <w:proofErr w:type="spellStart"/>
-      <w:r>
-        <w:rPr>
-          <w:rFonts w:ascii="Carlito" w:hAnsi="Carlito" w:cs="Carlito"/>
+          <w:rFonts w:ascii="Calibri" w:hAnsi="Calibri" w:cs="Calibri"/>
+          <w:b/>
+          <w:bCs/>
+          <w:color w:val="D86DCB" w:themeColor="accent5" w:themeTint="99"/>
+          <w:sz w:val="36"/>
+          <w:szCs w:val="36"/>
+        </w:rPr>
+      </w:pPr>
+      <w:proofErr w:type="spellStart"/>
+      <w:r>
+        <w:rPr>
+          <w:rFonts w:ascii="Calibri" w:hAnsi="Calibri" w:cs="Calibri"/>
           <w:b/>
           <w:bCs/>
           <w:color w:val="D86DCB" w:themeColor="accent5" w:themeTint="99"/>
@@ -5211,7 +5211,7 @@
       <w:proofErr w:type="spellEnd"/>
       <w:r>
         <w:rPr>
-          <w:rFonts w:ascii="Carlito" w:hAnsi="Carlito" w:cs="Carlito"/>
+          <w:rFonts w:ascii="Calibri" w:hAnsi="Calibri" w:cs="Calibri"/>
           <w:b/>
           <w:bCs/>
           <w:color w:val="D86DCB" w:themeColor="accent5" w:themeTint="99"/>
@@ -5225,18 +5225,18 @@
       <w:pPr>
         <w:jc w:val="both"/>
         <w:rPr>
-          <w:rFonts w:ascii="Carlito" w:hAnsi="Carlito" w:cs="Carlito"/>
-          <w:b/>
-          <w:bCs/>
-          <w:color w:val="D86DCB" w:themeColor="accent5" w:themeTint="99"/>
-          <w:sz w:val="36"/>
-          <w:szCs w:val="36"/>
-        </w:rPr>
-      </w:pPr>
-      <w:proofErr w:type="spellStart"/>
-      <w:r>
-        <w:rPr>
-          <w:rFonts w:ascii="Carlito" w:hAnsi="Carlito" w:cs="Carlito"/>
+          <w:rFonts w:ascii="Calibri" w:hAnsi="Calibri" w:cs="Calibri"/>
+          <w:b/>
+          <w:bCs/>
+          <w:color w:val="D86DCB" w:themeColor="accent5" w:themeTint="99"/>
+          <w:sz w:val="36"/>
+          <w:szCs w:val="36"/>
+        </w:rPr>
+      </w:pPr>
+      <w:proofErr w:type="spellStart"/>
+      <w:r>
+        <w:rPr>
+          <w:rFonts w:ascii="Calibri" w:hAnsi="Calibri" w:cs="Calibri"/>
           <w:b/>
           <w:bCs/>
           <w:color w:val="D86DCB" w:themeColor="accent5" w:themeTint="99"/>
@@ -5248,7 +5248,7 @@
       <w:proofErr w:type="spellEnd"/>
       <w:r>
         <w:rPr>
-          <w:rFonts w:ascii="Carlito" w:hAnsi="Carlito" w:cs="Carlito"/>
+          <w:rFonts w:ascii="Calibri" w:hAnsi="Calibri" w:cs="Calibri"/>
           <w:b/>
           <w:bCs/>
           <w:color w:val="D86DCB" w:themeColor="accent5" w:themeTint="99"/>
@@ -5262,7 +5262,7 @@
       <w:pPr>
         <w:jc w:val="both"/>
         <w:rPr>
-          <w:rFonts w:ascii="Carlito" w:hAnsi="Carlito" w:cs="Carlito"/>
+          <w:rFonts w:ascii="Calibri" w:hAnsi="Calibri" w:cs="Calibri"/>
           <w:b/>
           <w:bCs/>
           <w:color w:val="D86DCB" w:themeColor="accent5" w:themeTint="99"/>
@@ -5273,7 +5273,7 @@
       <w:proofErr w:type="gramStart"/>
       <w:r>
         <w:rPr>
-          <w:rFonts w:ascii="Carlito" w:hAnsi="Carlito" w:cs="Carlito"/>
+          <w:rFonts w:ascii="Calibri" w:hAnsi="Calibri" w:cs="Calibri"/>
           <w:b/>
           <w:bCs/>
           <w:color w:val="D86DCB" w:themeColor="accent5" w:themeTint="99"/>
@@ -5286,7 +5286,7 @@
       <w:proofErr w:type="gramEnd"/>
       <w:r>
         <w:rPr>
-          <w:rFonts w:ascii="Carlito" w:hAnsi="Carlito" w:cs="Carlito"/>
+          <w:rFonts w:ascii="Calibri" w:hAnsi="Calibri" w:cs="Calibri"/>
           <w:b/>
           <w:bCs/>
           <w:color w:val="D86DCB" w:themeColor="accent5" w:themeTint="99"/>
@@ -5298,7 +5298,7 @@
       <w:proofErr w:type="spellEnd"/>
       <w:r>
         <w:rPr>
-          <w:rFonts w:ascii="Carlito" w:hAnsi="Carlito" w:cs="Carlito"/>
+          <w:rFonts w:ascii="Calibri" w:hAnsi="Calibri" w:cs="Calibri"/>
           <w:b/>
           <w:bCs/>
           <w:color w:val="D86DCB" w:themeColor="accent5" w:themeTint="99"/>
@@ -5310,7 +5310,7 @@
       <w:proofErr w:type="spellStart"/>
       <w:r>
         <w:rPr>
-          <w:rFonts w:ascii="Carlito" w:hAnsi="Carlito" w:cs="Carlito"/>
+          <w:rFonts w:ascii="Calibri" w:hAnsi="Calibri" w:cs="Calibri"/>
           <w:b/>
           <w:bCs/>
           <w:color w:val="D86DCB" w:themeColor="accent5" w:themeTint="99"/>
@@ -5322,7 +5322,7 @@
       <w:proofErr w:type="spellEnd"/>
       <w:r>
         <w:rPr>
-          <w:rFonts w:ascii="Carlito" w:hAnsi="Carlito" w:cs="Carlito"/>
+          <w:rFonts w:ascii="Calibri" w:hAnsi="Calibri" w:cs="Calibri"/>
           <w:b/>
           <w:bCs/>
           <w:color w:val="D86DCB" w:themeColor="accent5" w:themeTint="99"/>
@@ -5336,14 +5336,14 @@
       <w:pPr>
         <w:jc w:val="both"/>
         <w:rPr>
-          <w:rFonts w:ascii="Carlito" w:hAnsi="Carlito" w:cs="Carlito"/>
-          <w:sz w:val="36"/>
-          <w:szCs w:val="36"/>
-        </w:rPr>
-      </w:pPr>
-      <w:r>
-        <w:rPr>
-          <w:rFonts w:ascii="Carlito" w:hAnsi="Carlito" w:cs="Carlito"/>
+          <w:rFonts w:ascii="Calibri" w:hAnsi="Calibri" w:cs="Calibri"/>
+          <w:sz w:val="36"/>
+          <w:szCs w:val="36"/>
+        </w:rPr>
+      </w:pPr>
+      <w:r>
+        <w:rPr>
+          <w:rFonts w:ascii="Calibri" w:hAnsi="Calibri" w:cs="Calibri"/>
           <w:sz w:val="36"/>
           <w:szCs w:val="36"/>
         </w:rPr>
@@ -5352,7 +5352,7 @@
       </w:r>
       <w:r>
         <w:rPr>
-          <w:rFonts w:ascii="Carlito" w:hAnsi="Carlito" w:cs="Carlito"/>
+          <w:rFonts w:ascii="Calibri" w:hAnsi="Calibri" w:cs="Calibri"/>
           <w:sz w:val="36"/>
           <w:szCs w:val="36"/>
         </w:rPr>
@@ -5362,7 +5362,7 @@
       <w:proofErr w:type="gramStart"/>
       <w:r>
         <w:rPr>
-          <w:rFonts w:ascii="Carlito" w:hAnsi="Carlito" w:cs="Carlito"/>
+          <w:rFonts w:ascii="Calibri" w:hAnsi="Calibri" w:cs="Calibri"/>
           <w:b/>
           <w:bCs/>
           <w:sz w:val="36"/>
@@ -5374,7 +5374,7 @@
       <w:proofErr w:type="gramEnd"/>
       <w:r>
         <w:rPr>
-          <w:rFonts w:ascii="Carlito" w:hAnsi="Carlito" w:cs="Carlito"/>
+          <w:rFonts w:ascii="Calibri" w:hAnsi="Calibri" w:cs="Calibri"/>
           <w:sz w:val="36"/>
           <w:szCs w:val="36"/>
         </w:rPr>
@@ -5382,7 +5382,7 @@
       </w:r>
       <w:r>
         <w:rPr>
-          <w:rFonts w:ascii="Carlito" w:hAnsi="Carlito" w:cs="Carlito"/>
+          <w:rFonts w:ascii="Calibri" w:hAnsi="Calibri" w:cs="Calibri"/>
           <w:b/>
           <w:bCs/>
           <w:sz w:val="36"/>
@@ -5392,7 +5392,7 @@
       </w:r>
       <w:r>
         <w:rPr>
-          <w:rFonts w:ascii="Carlito" w:hAnsi="Carlito" w:cs="Carlito"/>
+          <w:rFonts w:ascii="Calibri" w:hAnsi="Calibri" w:cs="Calibri"/>
           <w:sz w:val="36"/>
           <w:szCs w:val="36"/>
         </w:rPr>
@@ -5403,17 +5403,17 @@
       <w:pPr>
         <w:jc w:val="both"/>
         <w:rPr>
-          <w:rFonts w:ascii="Carlito" w:hAnsi="Carlito" w:cs="Carlito"/>
-          <w:b/>
-          <w:bCs/>
-          <w:color w:val="D86DCB" w:themeColor="accent5" w:themeTint="99"/>
-          <w:sz w:val="36"/>
-          <w:szCs w:val="36"/>
-        </w:rPr>
-      </w:pPr>
-      <w:r>
-        <w:rPr>
-          <w:rFonts w:ascii="Carlito" w:hAnsi="Carlito" w:cs="Carlito"/>
+          <w:rFonts w:ascii="Calibri" w:hAnsi="Calibri" w:cs="Calibri"/>
+          <w:b/>
+          <w:bCs/>
+          <w:color w:val="D86DCB" w:themeColor="accent5" w:themeTint="99"/>
+          <w:sz w:val="36"/>
+          <w:szCs w:val="36"/>
+        </w:rPr>
+      </w:pPr>
+      <w:r>
+        <w:rPr>
+          <w:rFonts w:ascii="Calibri" w:hAnsi="Calibri" w:cs="Calibri"/>
           <w:b/>
           <w:bCs/>
           <w:color w:val="D86DCB" w:themeColor="accent5" w:themeTint="99"/>
@@ -5427,17 +5427,17 @@
       <w:pPr>
         <w:jc w:val="both"/>
         <w:rPr>
-          <w:rFonts w:ascii="Carlito" w:hAnsi="Carlito" w:cs="Carlito"/>
-          <w:b/>
-          <w:bCs/>
-          <w:color w:val="D86DCB" w:themeColor="accent5" w:themeTint="99"/>
-          <w:sz w:val="36"/>
-          <w:szCs w:val="36"/>
-        </w:rPr>
-      </w:pPr>
-      <w:r>
-        <w:rPr>
-          <w:rFonts w:ascii="Carlito" w:hAnsi="Carlito" w:cs="Carlito"/>
+          <w:rFonts w:ascii="Calibri" w:hAnsi="Calibri" w:cs="Calibri"/>
+          <w:b/>
+          <w:bCs/>
+          <w:color w:val="D86DCB" w:themeColor="accent5" w:themeTint="99"/>
+          <w:sz w:val="36"/>
+          <w:szCs w:val="36"/>
+        </w:rPr>
+      </w:pPr>
+      <w:r>
+        <w:rPr>
+          <w:rFonts w:ascii="Calibri" w:hAnsi="Calibri" w:cs="Calibri"/>
           <w:b/>
           <w:bCs/>
           <w:color w:val="D86DCB" w:themeColor="accent5" w:themeTint="99"/>
@@ -5449,7 +5449,7 @@
       <w:proofErr w:type="spellStart"/>
       <w:r>
         <w:rPr>
-          <w:rFonts w:ascii="Carlito" w:hAnsi="Carlito" w:cs="Carlito"/>
+          <w:rFonts w:ascii="Calibri" w:hAnsi="Calibri" w:cs="Calibri"/>
           <w:b/>
           <w:bCs/>
           <w:color w:val="D86DCB" w:themeColor="accent5" w:themeTint="99"/>
@@ -5461,7 +5461,7 @@
       <w:proofErr w:type="spellEnd"/>
       <w:r>
         <w:rPr>
-          <w:rFonts w:ascii="Carlito" w:hAnsi="Carlito" w:cs="Carlito"/>
+          <w:rFonts w:ascii="Calibri" w:hAnsi="Calibri" w:cs="Calibri"/>
           <w:b/>
           <w:bCs/>
           <w:color w:val="D86DCB" w:themeColor="accent5" w:themeTint="99"/>
@@ -5473,7 +5473,7 @@
       <w:proofErr w:type="gramStart"/>
       <w:r>
         <w:rPr>
-          <w:rFonts w:ascii="Carlito" w:hAnsi="Carlito" w:cs="Carlito"/>
+          <w:rFonts w:ascii="Calibri" w:hAnsi="Calibri" w:cs="Calibri"/>
           <w:b/>
           <w:bCs/>
           <w:color w:val="D86DCB" w:themeColor="accent5" w:themeTint="99"/>
@@ -5485,7 +5485,7 @@
       <w:proofErr w:type="spellStart"/>
       <w:r>
         <w:rPr>
-          <w:rFonts w:ascii="Carlito" w:hAnsi="Carlito" w:cs="Carlito"/>
+          <w:rFonts w:ascii="Calibri" w:hAnsi="Calibri" w:cs="Calibri"/>
           <w:b/>
           <w:bCs/>
           <w:color w:val="D86DCB" w:themeColor="accent5" w:themeTint="99"/>
@@ -5497,7 +5497,7 @@
       <w:proofErr w:type="gramEnd"/>
       <w:r>
         <w:rPr>
-          <w:rFonts w:ascii="Carlito" w:hAnsi="Carlito" w:cs="Carlito"/>
+          <w:rFonts w:ascii="Calibri" w:hAnsi="Calibri" w:cs="Calibri"/>
           <w:b/>
           <w:bCs/>
           <w:color w:val="D86DCB" w:themeColor="accent5" w:themeTint="99"/>
@@ -5509,7 +5509,7 @@
       <w:proofErr w:type="spellEnd"/>
       <w:r>
         <w:rPr>
-          <w:rFonts w:ascii="Carlito" w:hAnsi="Carlito" w:cs="Carlito"/>
+          <w:rFonts w:ascii="Calibri" w:hAnsi="Calibri" w:cs="Calibri"/>
           <w:b/>
           <w:bCs/>
           <w:color w:val="D86DCB" w:themeColor="accent5" w:themeTint="99"/>
@@ -5523,17 +5523,17 @@
       <w:pPr>
         <w:jc w:val="both"/>
         <w:rPr>
-          <w:rFonts w:ascii="Carlito" w:hAnsi="Carlito" w:cs="Carlito"/>
-          <w:b/>
-          <w:bCs/>
-          <w:color w:val="D86DCB" w:themeColor="accent5" w:themeTint="99"/>
-          <w:sz w:val="36"/>
-          <w:szCs w:val="36"/>
-        </w:rPr>
-      </w:pPr>
-      <w:r>
-        <w:rPr>
-          <w:rFonts w:ascii="Carlito" w:hAnsi="Carlito" w:cs="Carlito"/>
+          <w:rFonts w:ascii="Calibri" w:hAnsi="Calibri" w:cs="Calibri"/>
+          <w:b/>
+          <w:bCs/>
+          <w:color w:val="D86DCB" w:themeColor="accent5" w:themeTint="99"/>
+          <w:sz w:val="36"/>
+          <w:szCs w:val="36"/>
+        </w:rPr>
+      </w:pPr>
+      <w:r>
+        <w:rPr>
+          <w:rFonts w:ascii="Calibri" w:hAnsi="Calibri" w:cs="Calibri"/>
           <w:b/>
           <w:bCs/>
           <w:color w:val="D86DCB" w:themeColor="accent5" w:themeTint="99"/>
@@ -5545,7 +5545,7 @@
       <w:proofErr w:type="spellStart"/>
       <w:r>
         <w:rPr>
-          <w:rFonts w:ascii="Carlito" w:hAnsi="Carlito" w:cs="Carlito"/>
+          <w:rFonts w:ascii="Calibri" w:hAnsi="Calibri" w:cs="Calibri"/>
           <w:b/>
           <w:bCs/>
           <w:color w:val="D86DCB" w:themeColor="accent5" w:themeTint="99"/>
@@ -5557,7 +5557,7 @@
       <w:proofErr w:type="spellEnd"/>
       <w:r>
         <w:rPr>
-          <w:rFonts w:ascii="Carlito" w:hAnsi="Carlito" w:cs="Carlito"/>
+          <w:rFonts w:ascii="Calibri" w:hAnsi="Calibri" w:cs="Calibri"/>
           <w:b/>
           <w:bCs/>
           <w:color w:val="D86DCB" w:themeColor="accent5" w:themeTint="99"/>
@@ -5569,7 +5569,7 @@
       <w:proofErr w:type="gramStart"/>
       <w:r>
         <w:rPr>
-          <w:rFonts w:ascii="Carlito" w:hAnsi="Carlito" w:cs="Carlito"/>
+          <w:rFonts w:ascii="Calibri" w:hAnsi="Calibri" w:cs="Calibri"/>
           <w:b/>
           <w:bCs/>
           <w:color w:val="D86DCB" w:themeColor="accent5" w:themeTint="99"/>
@@ -5581,7 +5581,7 @@
       <w:proofErr w:type="spellStart"/>
       <w:r>
         <w:rPr>
-          <w:rFonts w:ascii="Carlito" w:hAnsi="Carlito" w:cs="Carlito"/>
+          <w:rFonts w:ascii="Calibri" w:hAnsi="Calibri" w:cs="Calibri"/>
           <w:b/>
           <w:bCs/>
           <w:color w:val="D86DCB" w:themeColor="accent5" w:themeTint="99"/>
@@ -5593,7 +5593,7 @@
       <w:proofErr w:type="gramEnd"/>
       <w:r>
         <w:rPr>
-          <w:rFonts w:ascii="Carlito" w:hAnsi="Carlito" w:cs="Carlito"/>
+          <w:rFonts w:ascii="Calibri" w:hAnsi="Calibri" w:cs="Calibri"/>
           <w:b/>
           <w:bCs/>
           <w:color w:val="D86DCB" w:themeColor="accent5" w:themeTint="99"/>
@@ -5605,7 +5605,7 @@
       <w:proofErr w:type="spellEnd"/>
       <w:r>
         <w:rPr>
-          <w:rFonts w:ascii="Carlito" w:hAnsi="Carlito" w:cs="Carlito"/>
+          <w:rFonts w:ascii="Calibri" w:hAnsi="Calibri" w:cs="Calibri"/>
           <w:b/>
           <w:bCs/>
           <w:color w:val="D86DCB" w:themeColor="accent5" w:themeTint="99"/>
@@ -5619,17 +5619,17 @@
       <w:pPr>
         <w:jc w:val="both"/>
         <w:rPr>
-          <w:rFonts w:ascii="Carlito" w:hAnsi="Carlito" w:cs="Carlito"/>
-          <w:b/>
-          <w:bCs/>
-          <w:color w:val="D86DCB" w:themeColor="accent5" w:themeTint="99"/>
-          <w:sz w:val="36"/>
-          <w:szCs w:val="36"/>
-        </w:rPr>
-      </w:pPr>
-      <w:r>
-        <w:rPr>
-          <w:rFonts w:ascii="Carlito" w:hAnsi="Carlito" w:cs="Carlito"/>
+          <w:rFonts w:ascii="Calibri" w:hAnsi="Calibri" w:cs="Calibri"/>
+          <w:b/>
+          <w:bCs/>
+          <w:color w:val="D86DCB" w:themeColor="accent5" w:themeTint="99"/>
+          <w:sz w:val="36"/>
+          <w:szCs w:val="36"/>
+        </w:rPr>
+      </w:pPr>
+      <w:r>
+        <w:rPr>
+          <w:rFonts w:ascii="Calibri" w:hAnsi="Calibri" w:cs="Calibri"/>
           <w:b/>
           <w:bCs/>
           <w:color w:val="D86DCB" w:themeColor="accent5" w:themeTint="99"/>
@@ -5642,7 +5642,7 @@
       <w:proofErr w:type="gramStart"/>
       <w:r>
         <w:rPr>
-          <w:rFonts w:ascii="Carlito" w:hAnsi="Carlito" w:cs="Carlito"/>
+          <w:rFonts w:ascii="Calibri" w:hAnsi="Calibri" w:cs="Calibri"/>
           <w:b/>
           <w:bCs/>
           <w:color w:val="D86DCB" w:themeColor="accent5" w:themeTint="99"/>
@@ -5655,7 +5655,7 @@
       <w:proofErr w:type="gramEnd"/>
       <w:r>
         <w:rPr>
-          <w:rFonts w:ascii="Carlito" w:hAnsi="Carlito" w:cs="Carlito"/>
+          <w:rFonts w:ascii="Calibri" w:hAnsi="Calibri" w:cs="Calibri"/>
           <w:b/>
           <w:bCs/>
           <w:color w:val="D86DCB" w:themeColor="accent5" w:themeTint="99"/>
@@ -5669,17 +5669,17 @@
       <w:pPr>
         <w:jc w:val="both"/>
         <w:rPr>
-          <w:rFonts w:ascii="Carlito" w:hAnsi="Carlito" w:cs="Carlito"/>
-          <w:b/>
-          <w:bCs/>
-          <w:color w:val="D86DCB" w:themeColor="accent5" w:themeTint="99"/>
-          <w:sz w:val="36"/>
-          <w:szCs w:val="36"/>
-        </w:rPr>
-      </w:pPr>
-      <w:r>
-        <w:rPr>
-          <w:rFonts w:ascii="Carlito" w:hAnsi="Carlito" w:cs="Carlito"/>
+          <w:rFonts w:ascii="Calibri" w:hAnsi="Calibri" w:cs="Calibri"/>
+          <w:b/>
+          <w:bCs/>
+          <w:color w:val="D86DCB" w:themeColor="accent5" w:themeTint="99"/>
+          <w:sz w:val="36"/>
+          <w:szCs w:val="36"/>
+        </w:rPr>
+      </w:pPr>
+      <w:r>
+        <w:rPr>
+          <w:rFonts w:ascii="Calibri" w:hAnsi="Calibri" w:cs="Calibri"/>
           <w:b/>
           <w:bCs/>
           <w:color w:val="D86DCB" w:themeColor="accent5" w:themeTint="99"/>
@@ -5693,14 +5693,14 @@
       <w:pPr>
         <w:jc w:val="both"/>
         <w:rPr>
-          <w:rFonts w:ascii="Carlito" w:hAnsi="Carlito" w:cs="Carlito"/>
-          <w:sz w:val="36"/>
-          <w:szCs w:val="36"/>
-        </w:rPr>
-      </w:pPr>
-      <w:r>
-        <w:rPr>
-          <w:rFonts w:ascii="Carlito" w:hAnsi="Carlito" w:cs="Carlito"/>
+          <w:rFonts w:ascii="Calibri" w:hAnsi="Calibri" w:cs="Calibri"/>
+          <w:sz w:val="36"/>
+          <w:szCs w:val="36"/>
+        </w:rPr>
+      </w:pPr>
+      <w:r>
+        <w:rPr>
+          <w:rFonts w:ascii="Calibri" w:hAnsi="Calibri" w:cs="Calibri"/>
           <w:sz w:val="36"/>
           <w:szCs w:val="36"/>
         </w:rPr>
@@ -5709,7 +5709,7 @@
       <w:proofErr w:type="spellStart"/>
       <w:r>
         <w:rPr>
-          <w:rFonts w:ascii="Carlito" w:hAnsi="Carlito" w:cs="Carlito"/>
+          <w:rFonts w:ascii="Calibri" w:hAnsi="Calibri" w:cs="Calibri"/>
           <w:b/>
           <w:bCs/>
           <w:sz w:val="36"/>
@@ -5720,7 +5720,7 @@
       <w:proofErr w:type="spellEnd"/>
       <w:r>
         <w:rPr>
-          <w:rFonts w:ascii="Carlito" w:hAnsi="Carlito" w:cs="Carlito"/>
+          <w:rFonts w:ascii="Calibri" w:hAnsi="Calibri" w:cs="Calibri"/>
           <w:sz w:val="36"/>
           <w:szCs w:val="36"/>
         </w:rPr>
@@ -5731,27 +5731,27 @@
       <w:pPr>
         <w:jc w:val="both"/>
         <w:rPr>
-          <w:rFonts w:ascii="Carlito" w:hAnsi="Carlito" w:cs="Carlito"/>
-          <w:sz w:val="36"/>
-          <w:szCs w:val="36"/>
-        </w:rPr>
-      </w:pPr>
-    </w:p>
-    <w:p>
-      <w:pPr>
-        <w:jc w:val="both"/>
-        <w:rPr>
-          <w:rFonts w:ascii="Carlito" w:hAnsi="Carlito" w:cs="Carlito"/>
-          <w:b/>
-          <w:bCs/>
-          <w:sz w:val="36"/>
-          <w:szCs w:val="36"/>
-        </w:rPr>
-      </w:pPr>
-      <w:proofErr w:type="spellStart"/>
-      <w:r>
-        <w:rPr>
-          <w:rFonts w:ascii="Carlito" w:hAnsi="Carlito" w:cs="Carlito"/>
+          <w:rFonts w:ascii="Calibri" w:hAnsi="Calibri" w:cs="Calibri"/>
+          <w:sz w:val="36"/>
+          <w:szCs w:val="36"/>
+        </w:rPr>
+      </w:pPr>
+    </w:p>
+    <w:p>
+      <w:pPr>
+        <w:jc w:val="both"/>
+        <w:rPr>
+          <w:rFonts w:ascii="Calibri" w:hAnsi="Calibri" w:cs="Calibri"/>
+          <w:b/>
+          <w:bCs/>
+          <w:sz w:val="36"/>
+          <w:szCs w:val="36"/>
+        </w:rPr>
+      </w:pPr>
+      <w:proofErr w:type="spellStart"/>
+      <w:r>
+        <w:rPr>
+          <w:rFonts w:ascii="Calibri" w:hAnsi="Calibri" w:cs="Calibri"/>
           <w:b/>
           <w:bCs/>
           <w:sz w:val="36"/>
@@ -5761,7 +5761,7 @@
       </w:r>
       <w:r>
         <w:rPr>
-          <w:rFonts w:ascii="Carlito" w:hAnsi="Carlito" w:cs="Carlito"/>
+          <w:rFonts w:ascii="Calibri" w:hAnsi="Calibri" w:cs="Calibri"/>
           <w:b/>
           <w:bCs/>
           <w:sz w:val="36"/>
@@ -5772,7 +5772,7 @@
       <w:proofErr w:type="spellEnd"/>
       <w:r>
         <w:rPr>
-          <w:rFonts w:ascii="Carlito" w:hAnsi="Carlito" w:cs="Carlito"/>
+          <w:rFonts w:ascii="Calibri" w:hAnsi="Calibri" w:cs="Calibri"/>
           <w:b/>
           <w:bCs/>
           <w:sz w:val="36"/>
@@ -5785,14 +5785,14 @@
       <w:pPr>
         <w:jc w:val="both"/>
         <w:rPr>
-          <w:rFonts w:ascii="Carlito" w:hAnsi="Carlito" w:cs="Carlito"/>
-          <w:sz w:val="36"/>
-          <w:szCs w:val="36"/>
-        </w:rPr>
-      </w:pPr>
-      <w:r>
-        <w:rPr>
-          <w:rFonts w:ascii="Carlito" w:hAnsi="Carlito" w:cs="Carlito"/>
+          <w:rFonts w:ascii="Calibri" w:hAnsi="Calibri" w:cs="Calibri"/>
+          <w:sz w:val="36"/>
+          <w:szCs w:val="36"/>
+        </w:rPr>
+      </w:pPr>
+      <w:r>
+        <w:rPr>
+          <w:rFonts w:ascii="Calibri" w:hAnsi="Calibri" w:cs="Calibri"/>
           <w:sz w:val="36"/>
           <w:szCs w:val="36"/>
         </w:rPr>
@@ -5800,7 +5800,7 @@
       </w:r>
       <w:r>
         <w:rPr>
-          <w:rFonts w:ascii="Carlito" w:hAnsi="Carlito" w:cs="Carlito"/>
+          <w:rFonts w:ascii="Calibri" w:hAnsi="Calibri" w:cs="Calibri"/>
           <w:b/>
           <w:bCs/>
           <w:sz w:val="36"/>
@@ -5811,7 +5811,7 @@
       <w:proofErr w:type="spellStart"/>
       <w:r>
         <w:rPr>
-          <w:rFonts w:ascii="Carlito" w:hAnsi="Carlito" w:cs="Carlito"/>
+          <w:rFonts w:ascii="Calibri" w:hAnsi="Calibri" w:cs="Calibri"/>
           <w:b/>
           <w:bCs/>
           <w:sz w:val="36"/>
@@ -5822,7 +5822,7 @@
       <w:proofErr w:type="spellEnd"/>
       <w:r>
         <w:rPr>
-          <w:rFonts w:ascii="Carlito" w:hAnsi="Carlito" w:cs="Carlito"/>
+          <w:rFonts w:ascii="Calibri" w:hAnsi="Calibri" w:cs="Calibri"/>
           <w:sz w:val="36"/>
           <w:szCs w:val="36"/>
         </w:rPr>
@@ -5830,7 +5830,7 @@
       </w:r>
       <w:r>
         <w:rPr>
-          <w:rFonts w:ascii="Carlito" w:hAnsi="Carlito" w:cs="Carlito"/>
+          <w:rFonts w:ascii="Calibri" w:hAnsi="Calibri" w:cs="Calibri"/>
           <w:sz w:val="36"/>
           <w:szCs w:val="36"/>
         </w:rPr>
@@ -5838,7 +5838,7 @@
       </w:r>
       <w:r>
         <w:rPr>
-          <w:rFonts w:ascii="Carlito" w:hAnsi="Carlito" w:cs="Carlito"/>
+          <w:rFonts w:ascii="Calibri" w:hAnsi="Calibri" w:cs="Calibri"/>
           <w:sz w:val="36"/>
           <w:szCs w:val="36"/>
         </w:rPr>
@@ -5846,7 +5846,7 @@
       </w:r>
       <w:r>
         <w:rPr>
-          <w:rFonts w:ascii="Carlito" w:hAnsi="Carlito" w:cs="Carlito"/>
+          <w:rFonts w:ascii="Calibri" w:hAnsi="Calibri" w:cs="Calibri"/>
           <w:sz w:val="36"/>
           <w:szCs w:val="36"/>
         </w:rPr>
@@ -5854,7 +5854,7 @@
       </w:r>
       <w:r>
         <w:rPr>
-          <w:rFonts w:ascii="Carlito" w:hAnsi="Carlito" w:cs="Carlito"/>
+          <w:rFonts w:ascii="Calibri" w:hAnsi="Calibri" w:cs="Calibri"/>
           <w:sz w:val="36"/>
           <w:szCs w:val="36"/>
         </w:rPr>
@@ -5862,7 +5862,7 @@
       </w:r>
       <w:r>
         <w:rPr>
-          <w:rFonts w:ascii="Carlito" w:hAnsi="Carlito" w:cs="Carlito"/>
+          <w:rFonts w:ascii="Calibri" w:hAnsi="Calibri" w:cs="Calibri"/>
           <w:sz w:val="36"/>
           <w:szCs w:val="36"/>
         </w:rPr>
@@ -5870,7 +5870,7 @@
       </w:r>
       <w:r>
         <w:rPr>
-          <w:rFonts w:ascii="Carlito" w:hAnsi="Carlito" w:cs="Carlito"/>
+          <w:rFonts w:ascii="Calibri" w:hAnsi="Calibri" w:cs="Calibri"/>
           <w:sz w:val="36"/>
           <w:szCs w:val="36"/>
         </w:rPr>
@@ -5878,7 +5878,7 @@
       </w:r>
       <w:r>
         <w:rPr>
-          <w:rFonts w:ascii="Carlito" w:hAnsi="Carlito" w:cs="Carlito"/>
+          <w:rFonts w:ascii="Calibri" w:hAnsi="Calibri" w:cs="Calibri"/>
           <w:sz w:val="36"/>
           <w:szCs w:val="36"/>
         </w:rPr>
@@ -5886,7 +5886,7 @@
       </w:r>
       <w:r>
         <w:rPr>
-          <w:rFonts w:ascii="Carlito" w:hAnsi="Carlito" w:cs="Carlito"/>
+          <w:rFonts w:ascii="Calibri" w:hAnsi="Calibri" w:cs="Calibri"/>
           <w:sz w:val="36"/>
           <w:szCs w:val="36"/>
         </w:rPr>
@@ -5894,7 +5894,7 @@
       </w:r>
       <w:r>
         <w:rPr>
-          <w:rFonts w:ascii="Carlito" w:hAnsi="Carlito" w:cs="Carlito"/>
+          <w:rFonts w:ascii="Calibri" w:hAnsi="Calibri" w:cs="Calibri"/>
           <w:sz w:val="36"/>
           <w:szCs w:val="36"/>
         </w:rPr>
@@ -5905,14 +5905,14 @@
       <w:pPr>
         <w:jc w:val="both"/>
         <w:rPr>
-          <w:rFonts w:ascii="Carlito" w:hAnsi="Carlito" w:cs="Carlito"/>
-          <w:sz w:val="36"/>
-          <w:szCs w:val="36"/>
-        </w:rPr>
-      </w:pPr>
-      <w:r>
-        <w:rPr>
-          <w:rFonts w:ascii="Carlito" w:hAnsi="Carlito" w:cs="Carlito"/>
+          <w:rFonts w:ascii="Calibri" w:hAnsi="Calibri" w:cs="Calibri"/>
+          <w:sz w:val="36"/>
+          <w:szCs w:val="36"/>
+        </w:rPr>
+      </w:pPr>
+      <w:r>
+        <w:rPr>
+          <w:rFonts w:ascii="Calibri" w:hAnsi="Calibri" w:cs="Calibri"/>
           <w:sz w:val="36"/>
           <w:szCs w:val="36"/>
         </w:rPr>
@@ -5920,7 +5920,7 @@
       </w:r>
       <w:r>
         <w:rPr>
-          <w:rFonts w:ascii="Carlito" w:hAnsi="Carlito" w:cs="Carlito"/>
+          <w:rFonts w:ascii="Calibri" w:hAnsi="Calibri" w:cs="Calibri"/>
           <w:sz w:val="36"/>
           <w:szCs w:val="36"/>
         </w:rPr>
@@ -5936,14 +5936,14 @@
         </w:numPr>
         <w:jc w:val="both"/>
         <w:rPr>
-          <w:rFonts w:ascii="Carlito" w:hAnsi="Carlito" w:cs="Carlito"/>
-          <w:sz w:val="36"/>
-          <w:szCs w:val="36"/>
-        </w:rPr>
-      </w:pPr>
-      <w:r>
-        <w:rPr>
-          <w:rFonts w:ascii="Carlito" w:hAnsi="Carlito" w:cs="Carlito"/>
+          <w:rFonts w:ascii="Calibri" w:hAnsi="Calibri" w:cs="Calibri"/>
+          <w:sz w:val="36"/>
+          <w:szCs w:val="36"/>
+        </w:rPr>
+      </w:pPr>
+      <w:r>
+        <w:rPr>
+          <w:rFonts w:ascii="Calibri" w:hAnsi="Calibri" w:cs="Calibri"/>
           <w:b/>
           <w:bCs/>
           <w:sz w:val="36"/>
@@ -5954,7 +5954,7 @@
       <w:proofErr w:type="gramStart"/>
       <w:r>
         <w:rPr>
-          <w:rFonts w:ascii="Carlito" w:hAnsi="Carlito" w:cs="Carlito"/>
+          <w:rFonts w:ascii="Calibri" w:hAnsi="Calibri" w:cs="Calibri"/>
           <w:b/>
           <w:bCs/>
           <w:sz w:val="36"/>
@@ -5965,7 +5965,7 @@
       <w:proofErr w:type="gramEnd"/>
       <w:r>
         <w:rPr>
-          <w:rFonts w:ascii="Carlito" w:hAnsi="Carlito" w:cs="Carlito"/>
+          <w:rFonts w:ascii="Calibri" w:hAnsi="Calibri" w:cs="Calibri"/>
           <w:b/>
           <w:bCs/>
           <w:sz w:val="36"/>
@@ -5975,7 +5975,7 @@
       </w:r>
       <w:r>
         <w:rPr>
-          <w:rFonts w:ascii="Carlito" w:hAnsi="Carlito" w:cs="Carlito"/>
+          <w:rFonts w:ascii="Calibri" w:hAnsi="Calibri" w:cs="Calibri"/>
           <w:sz w:val="36"/>
           <w:szCs w:val="36"/>
         </w:rPr>
@@ -5983,7 +5983,7 @@
       </w:r>
       <w:r>
         <w:rPr>
-          <w:rFonts w:ascii="Carlito" w:hAnsi="Carlito" w:cs="Carlito"/>
+          <w:rFonts w:ascii="Calibri" w:hAnsi="Calibri" w:cs="Calibri"/>
           <w:b/>
           <w:bCs/>
           <w:sz w:val="36"/>
@@ -5993,7 +5993,7 @@
       </w:r>
       <w:r>
         <w:rPr>
-          <w:rFonts w:ascii="Carlito" w:hAnsi="Carlito" w:cs="Carlito"/>
+          <w:rFonts w:ascii="Calibri" w:hAnsi="Calibri" w:cs="Calibri"/>
           <w:sz w:val="36"/>
           <w:szCs w:val="36"/>
         </w:rPr>
@@ -6009,14 +6009,14 @@
         </w:numPr>
         <w:jc w:val="both"/>
         <w:rPr>
-          <w:rFonts w:ascii="Carlito" w:hAnsi="Carlito" w:cs="Carlito"/>
-          <w:sz w:val="36"/>
-          <w:szCs w:val="36"/>
-        </w:rPr>
-      </w:pPr>
-      <w:r>
-        <w:rPr>
-          <w:rFonts w:ascii="Carlito" w:hAnsi="Carlito" w:cs="Carlito"/>
+          <w:rFonts w:ascii="Calibri" w:hAnsi="Calibri" w:cs="Calibri"/>
+          <w:sz w:val="36"/>
+          <w:szCs w:val="36"/>
+        </w:rPr>
+      </w:pPr>
+      <w:r>
+        <w:rPr>
+          <w:rFonts w:ascii="Calibri" w:hAnsi="Calibri" w:cs="Calibri"/>
           <w:sz w:val="36"/>
           <w:szCs w:val="36"/>
         </w:rPr>
@@ -6025,7 +6025,7 @@
       <w:proofErr w:type="gramStart"/>
       <w:r>
         <w:rPr>
-          <w:rFonts w:ascii="Carlito" w:hAnsi="Carlito" w:cs="Carlito"/>
+          <w:rFonts w:ascii="Calibri" w:hAnsi="Calibri" w:cs="Calibri"/>
           <w:b/>
           <w:bCs/>
           <w:sz w:val="36"/>
@@ -6036,7 +6036,7 @@
       <w:proofErr w:type="gramEnd"/>
       <w:r>
         <w:rPr>
-          <w:rFonts w:ascii="Carlito" w:hAnsi="Carlito" w:cs="Carlito"/>
+          <w:rFonts w:ascii="Calibri" w:hAnsi="Calibri" w:cs="Calibri"/>
           <w:b/>
           <w:bCs/>
           <w:sz w:val="36"/>
@@ -6046,7 +6046,7 @@
       </w:r>
       <w:r>
         <w:rPr>
-          <w:rFonts w:ascii="Carlito" w:hAnsi="Carlito" w:cs="Carlito"/>
+          <w:rFonts w:ascii="Calibri" w:hAnsi="Calibri" w:cs="Calibri"/>
           <w:sz w:val="36"/>
           <w:szCs w:val="36"/>
         </w:rPr>
@@ -6055,7 +6055,7 @@
       <w:proofErr w:type="spellStart"/>
       <w:r>
         <w:rPr>
-          <w:rFonts w:ascii="Carlito" w:hAnsi="Carlito" w:cs="Carlito"/>
+          <w:rFonts w:ascii="Calibri" w:hAnsi="Calibri" w:cs="Calibri"/>
           <w:b/>
           <w:bCs/>
           <w:sz w:val="36"/>
@@ -6066,7 +6066,7 @@
       <w:proofErr w:type="spellEnd"/>
       <w:r>
         <w:rPr>
-          <w:rFonts w:ascii="Carlito" w:hAnsi="Carlito" w:cs="Carlito"/>
+          <w:rFonts w:ascii="Calibri" w:hAnsi="Calibri" w:cs="Calibri"/>
           <w:b/>
           <w:bCs/>
           <w:sz w:val="36"/>
@@ -6076,7 +6076,7 @@
       </w:r>
       <w:r>
         <w:rPr>
-          <w:rFonts w:ascii="Carlito" w:hAnsi="Carlito" w:cs="Carlito"/>
+          <w:rFonts w:ascii="Calibri" w:hAnsi="Calibri" w:cs="Calibri"/>
           <w:sz w:val="36"/>
           <w:szCs w:val="36"/>
         </w:rPr>
@@ -6084,7 +6084,7 @@
       </w:r>
       <w:r>
         <w:rPr>
-          <w:rFonts w:ascii="Carlito" w:hAnsi="Carlito" w:cs="Carlito"/>
+          <w:rFonts w:ascii="Calibri" w:hAnsi="Calibri" w:cs="Calibri"/>
           <w:b/>
           <w:bCs/>
           <w:sz w:val="36"/>
@@ -6094,7 +6094,7 @@
       </w:r>
       <w:r>
         <w:rPr>
-          <w:rFonts w:ascii="Carlito" w:hAnsi="Carlito" w:cs="Carlito"/>
+          <w:rFonts w:ascii="Calibri" w:hAnsi="Calibri" w:cs="Calibri"/>
           <w:sz w:val="36"/>
           <w:szCs w:val="36"/>
         </w:rPr>
@@ -6105,14 +6105,14 @@
       <w:pPr>
         <w:jc w:val="both"/>
         <w:rPr>
-          <w:rFonts w:ascii="Carlito" w:hAnsi="Carlito" w:cs="Carlito"/>
-          <w:sz w:val="36"/>
-          <w:szCs w:val="36"/>
-        </w:rPr>
-      </w:pPr>
-      <w:r>
-        <w:rPr>
-          <w:rFonts w:ascii="Carlito" w:hAnsi="Carlito" w:cs="Carlito"/>
+          <w:rFonts w:ascii="Calibri" w:hAnsi="Calibri" w:cs="Calibri"/>
+          <w:sz w:val="36"/>
+          <w:szCs w:val="36"/>
+        </w:rPr>
+      </w:pPr>
+      <w:r>
+        <w:rPr>
+          <w:rFonts w:ascii="Calibri" w:hAnsi="Calibri" w:cs="Calibri"/>
           <w:sz w:val="36"/>
           <w:szCs w:val="36"/>
         </w:rPr>
@@ -6120,7 +6120,7 @@
       </w:r>
       <w:r>
         <w:rPr>
-          <w:rFonts w:ascii="Carlito" w:hAnsi="Carlito" w:cs="Carlito"/>
+          <w:rFonts w:ascii="Calibri" w:hAnsi="Calibri" w:cs="Calibri"/>
           <w:b/>
           <w:bCs/>
           <w:sz w:val="36"/>
@@ -6130,7 +6130,7 @@
       </w:r>
       <w:r>
         <w:rPr>
-          <w:rFonts w:ascii="Carlito" w:hAnsi="Carlito" w:cs="Carlito"/>
+          <w:rFonts w:ascii="Calibri" w:hAnsi="Calibri" w:cs="Calibri"/>
           <w:sz w:val="36"/>
           <w:szCs w:val="36"/>
         </w:rPr>
@@ -6141,14 +6141,14 @@
       <w:pPr>
         <w:jc w:val="both"/>
         <w:rPr>
-          <w:rFonts w:ascii="Carlito" w:hAnsi="Carlito" w:cs="Carlito"/>
-          <w:sz w:val="36"/>
-          <w:szCs w:val="36"/>
-        </w:rPr>
-      </w:pPr>
-      <w:r>
-        <w:rPr>
-          <w:rFonts w:ascii="Carlito" w:hAnsi="Carlito" w:cs="Carlito"/>
+          <w:rFonts w:ascii="Calibri" w:hAnsi="Calibri" w:cs="Calibri"/>
+          <w:sz w:val="36"/>
+          <w:szCs w:val="36"/>
+        </w:rPr>
+      </w:pPr>
+      <w:r>
+        <w:rPr>
+          <w:rFonts w:ascii="Calibri" w:hAnsi="Calibri" w:cs="Calibri"/>
           <w:sz w:val="36"/>
           <w:szCs w:val="36"/>
         </w:rPr>
@@ -6156,7 +6156,7 @@
       </w:r>
       <w:r>
         <w:rPr>
-          <w:rFonts w:ascii="Carlito" w:hAnsi="Carlito" w:cs="Carlito"/>
+          <w:rFonts w:ascii="Calibri" w:hAnsi="Calibri" w:cs="Calibri"/>
           <w:b/>
           <w:bCs/>
           <w:sz w:val="36"/>
@@ -6166,7 +6166,7 @@
       </w:r>
       <w:r>
         <w:rPr>
-          <w:rFonts w:ascii="Carlito" w:hAnsi="Carlito" w:cs="Carlito"/>
+          <w:rFonts w:ascii="Calibri" w:hAnsi="Calibri" w:cs="Calibri"/>
           <w:sz w:val="36"/>
           <w:szCs w:val="36"/>
         </w:rPr>
@@ -6174,7 +6174,7 @@
       </w:r>
       <w:r>
         <w:rPr>
-          <w:rFonts w:ascii="Carlito" w:hAnsi="Carlito" w:cs="Carlito"/>
+          <w:rFonts w:ascii="Calibri" w:hAnsi="Calibri" w:cs="Calibri"/>
           <w:sz w:val="36"/>
           <w:szCs w:val="36"/>
         </w:rPr>
@@ -6182,7 +6182,7 @@
       </w:r>
       <w:r>
         <w:rPr>
-          <w:rFonts w:ascii="Carlito" w:hAnsi="Carlito" w:cs="Carlito"/>
+          <w:rFonts w:ascii="Calibri" w:hAnsi="Calibri" w:cs="Calibri"/>
           <w:sz w:val="36"/>
           <w:szCs w:val="36"/>
         </w:rPr>
@@ -6190,7 +6190,7 @@
       </w:r>
       <w:r>
         <w:rPr>
-          <w:rFonts w:ascii="Carlito" w:hAnsi="Carlito" w:cs="Carlito"/>
+          <w:rFonts w:ascii="Calibri" w:hAnsi="Calibri" w:cs="Calibri"/>
           <w:sz w:val="36"/>
           <w:szCs w:val="36"/>
         </w:rPr>
@@ -6199,7 +6199,7 @@
       <w:proofErr w:type="spellStart"/>
       <w:r>
         <w:rPr>
-          <w:rFonts w:ascii="Carlito" w:hAnsi="Carlito" w:cs="Carlito"/>
+          <w:rFonts w:ascii="Calibri" w:hAnsi="Calibri" w:cs="Calibri"/>
           <w:b/>
           <w:bCs/>
           <w:sz w:val="36"/>
@@ -6210,7 +6210,7 @@
       <w:proofErr w:type="spellEnd"/>
       <w:r>
         <w:rPr>
-          <w:rFonts w:ascii="Carlito" w:hAnsi="Carlito" w:cs="Carlito"/>
+          <w:rFonts w:ascii="Calibri" w:hAnsi="Calibri" w:cs="Calibri"/>
           <w:sz w:val="36"/>
           <w:szCs w:val="36"/>
         </w:rPr>
@@ -6221,14 +6221,14 @@
       <w:pPr>
         <w:jc w:val="both"/>
         <w:rPr>
-          <w:rFonts w:ascii="Carlito" w:hAnsi="Carlito" w:cs="Carlito"/>
-          <w:sz w:val="36"/>
-          <w:szCs w:val="36"/>
-        </w:rPr>
-      </w:pPr>
-      <w:r>
-        <w:rPr>
-          <w:rFonts w:ascii="Carlito" w:hAnsi="Carlito" w:cs="Carlito"/>
+          <w:rFonts w:ascii="Calibri" w:hAnsi="Calibri" w:cs="Calibri"/>
+          <w:sz w:val="36"/>
+          <w:szCs w:val="36"/>
+        </w:rPr>
+      </w:pPr>
+      <w:r>
+        <w:rPr>
+          <w:rFonts w:ascii="Calibri" w:hAnsi="Calibri" w:cs="Calibri"/>
           <w:sz w:val="36"/>
           <w:szCs w:val="36"/>
         </w:rPr>
@@ -6236,7 +6236,7 @@
       </w:r>
       <w:r>
         <w:rPr>
-          <w:rFonts w:ascii="Carlito" w:hAnsi="Carlito" w:cs="Carlito"/>
+          <w:rFonts w:ascii="Calibri" w:hAnsi="Calibri" w:cs="Calibri"/>
           <w:b/>
           <w:bCs/>
           <w:sz w:val="36"/>
@@ -6246,7 +6246,7 @@
       </w:r>
       <w:r>
         <w:rPr>
-          <w:rFonts w:ascii="Carlito" w:hAnsi="Carlito" w:cs="Carlito"/>
+          <w:rFonts w:ascii="Calibri" w:hAnsi="Calibri" w:cs="Calibri"/>
           <w:b/>
           <w:bCs/>
           <w:sz w:val="36"/>
@@ -6256,7 +6256,7 @@
       </w:r>
       <w:r>
         <w:rPr>
-          <w:rFonts w:ascii="Carlito" w:hAnsi="Carlito" w:cs="Carlito"/>
+          <w:rFonts w:ascii="Calibri" w:hAnsi="Calibri" w:cs="Calibri"/>
           <w:sz w:val="36"/>
           <w:szCs w:val="36"/>
         </w:rPr>
@@ -6264,7 +6264,7 @@
       </w:r>
       <w:r>
         <w:rPr>
-          <w:rFonts w:ascii="Carlito" w:hAnsi="Carlito" w:cs="Carlito"/>
+          <w:rFonts w:ascii="Calibri" w:hAnsi="Calibri" w:cs="Calibri"/>
           <w:sz w:val="36"/>
           <w:szCs w:val="36"/>
         </w:rPr>
@@ -6272,7 +6272,7 @@
       </w:r>
       <w:r>
         <w:rPr>
-          <w:rFonts w:ascii="Carlito" w:hAnsi="Carlito" w:cs="Carlito"/>
+          <w:rFonts w:ascii="Calibri" w:hAnsi="Calibri" w:cs="Calibri"/>
           <w:sz w:val="36"/>
           <w:szCs w:val="36"/>
         </w:rPr>
@@ -6280,7 +6280,7 @@
       </w:r>
       <w:r>
         <w:rPr>
-          <w:rFonts w:ascii="Carlito" w:hAnsi="Carlito" w:cs="Carlito"/>
+          <w:rFonts w:ascii="Calibri" w:hAnsi="Calibri" w:cs="Calibri"/>
           <w:sz w:val="36"/>
           <w:szCs w:val="36"/>
         </w:rPr>
@@ -6288,7 +6288,7 @@
       </w:r>
       <w:r>
         <w:rPr>
-          <w:rFonts w:ascii="Carlito" w:hAnsi="Carlito" w:cs="Carlito"/>
+          <w:rFonts w:ascii="Calibri" w:hAnsi="Calibri" w:cs="Calibri"/>
           <w:sz w:val="36"/>
           <w:szCs w:val="36"/>
         </w:rPr>
@@ -6296,7 +6296,7 @@
       </w:r>
       <w:r>
         <w:rPr>
-          <w:rFonts w:ascii="Carlito" w:hAnsi="Carlito" w:cs="Carlito"/>
+          <w:rFonts w:ascii="Calibri" w:hAnsi="Calibri" w:cs="Calibri"/>
           <w:sz w:val="36"/>
           <w:szCs w:val="36"/>
         </w:rPr>
@@ -6304,7 +6304,7 @@
       </w:r>
       <w:r>
         <w:rPr>
-          <w:rFonts w:ascii="Carlito" w:hAnsi="Carlito" w:cs="Carlito"/>
+          <w:rFonts w:ascii="Calibri" w:hAnsi="Calibri" w:cs="Calibri"/>
           <w:sz w:val="36"/>
           <w:szCs w:val="36"/>
         </w:rPr>
@@ -6316,14 +6316,14 @@
       <w:pPr>
         <w:jc w:val="both"/>
         <w:rPr>
-          <w:rFonts w:ascii="Carlito" w:hAnsi="Carlito" w:cs="Carlito"/>
-          <w:sz w:val="36"/>
-          <w:szCs w:val="36"/>
-        </w:rPr>
-      </w:pPr>
-      <w:r>
-        <w:rPr>
-          <w:rFonts w:ascii="Carlito" w:hAnsi="Carlito" w:cs="Carlito"/>
+          <w:rFonts w:ascii="Calibri" w:hAnsi="Calibri" w:cs="Calibri"/>
+          <w:sz w:val="36"/>
+          <w:szCs w:val="36"/>
+        </w:rPr>
+      </w:pPr>
+      <w:r>
+        <w:rPr>
+          <w:rFonts w:ascii="Calibri" w:hAnsi="Calibri" w:cs="Calibri"/>
           <w:sz w:val="36"/>
           <w:szCs w:val="36"/>
         </w:rPr>
@@ -6331,7 +6331,7 @@
       </w:r>
       <w:r>
         <w:rPr>
-          <w:rFonts w:ascii="Carlito" w:hAnsi="Carlito" w:cs="Carlito"/>
+          <w:rFonts w:ascii="Calibri" w:hAnsi="Calibri" w:cs="Calibri"/>
           <w:b/>
           <w:bCs/>
           <w:sz w:val="36"/>
@@ -6341,7 +6341,7 @@
       </w:r>
       <w:r>
         <w:rPr>
-          <w:rFonts w:ascii="Carlito" w:hAnsi="Carlito" w:cs="Carlito"/>
+          <w:rFonts w:ascii="Calibri" w:hAnsi="Calibri" w:cs="Calibri"/>
           <w:sz w:val="36"/>
           <w:szCs w:val="36"/>
         </w:rPr>
@@ -6352,14 +6352,14 @@
       <w:pPr>
         <w:jc w:val="both"/>
         <w:rPr>
-          <w:rFonts w:ascii="Carlito" w:hAnsi="Carlito" w:cs="Carlito"/>
-          <w:sz w:val="36"/>
-          <w:szCs w:val="36"/>
-        </w:rPr>
-      </w:pPr>
-      <w:r>
-        <w:rPr>
-          <w:rFonts w:ascii="Carlito" w:hAnsi="Carlito" w:cs="Carlito"/>
+          <w:rFonts w:ascii="Calibri" w:hAnsi="Calibri" w:cs="Calibri"/>
+          <w:sz w:val="36"/>
+          <w:szCs w:val="36"/>
+        </w:rPr>
+      </w:pPr>
+      <w:r>
+        <w:rPr>
+          <w:rFonts w:ascii="Calibri" w:hAnsi="Calibri" w:cs="Calibri"/>
           <w:sz w:val="36"/>
           <w:szCs w:val="36"/>
         </w:rPr>
@@ -6367,7 +6367,7 @@
       </w:r>
       <w:r>
         <w:rPr>
-          <w:rFonts w:ascii="Carlito" w:hAnsi="Carlito" w:cs="Carlito"/>
+          <w:rFonts w:ascii="Calibri" w:hAnsi="Calibri" w:cs="Calibri"/>
           <w:b/>
           <w:bCs/>
           <w:sz w:val="36"/>
@@ -6377,7 +6377,7 @@
       </w:r>
       <w:r>
         <w:rPr>
-          <w:rFonts w:ascii="Carlito" w:hAnsi="Carlito" w:cs="Carlito"/>
+          <w:rFonts w:ascii="Calibri" w:hAnsi="Calibri" w:cs="Calibri"/>
           <w:sz w:val="36"/>
           <w:szCs w:val="36"/>
         </w:rPr>
@@ -6385,7 +6385,7 @@
       </w:r>
       <w:r>
         <w:rPr>
-          <w:rFonts w:ascii="Carlito" w:hAnsi="Carlito" w:cs="Carlito"/>
+          <w:rFonts w:ascii="Calibri" w:hAnsi="Calibri" w:cs="Calibri"/>
           <w:sz w:val="36"/>
           <w:szCs w:val="36"/>
         </w:rPr>
@@ -6396,14 +6396,14 @@
       <w:pPr>
         <w:jc w:val="both"/>
         <w:rPr>
-          <w:rFonts w:ascii="Carlito" w:hAnsi="Carlito" w:cs="Carlito"/>
-          <w:sz w:val="36"/>
-          <w:szCs w:val="36"/>
-        </w:rPr>
-      </w:pPr>
-      <w:r>
-        <w:rPr>
-          <w:rFonts w:ascii="Carlito" w:hAnsi="Carlito" w:cs="Carlito"/>
+          <w:rFonts w:ascii="Calibri" w:hAnsi="Calibri" w:cs="Calibri"/>
+          <w:sz w:val="36"/>
+          <w:szCs w:val="36"/>
+        </w:rPr>
+      </w:pPr>
+      <w:r>
+        <w:rPr>
+          <w:rFonts w:ascii="Calibri" w:hAnsi="Calibri" w:cs="Calibri"/>
           <w:sz w:val="36"/>
           <w:szCs w:val="36"/>
         </w:rPr>
@@ -6414,14 +6414,14 @@
       <w:pPr>
         <w:jc w:val="both"/>
         <w:rPr>
-          <w:rFonts w:ascii="Carlito" w:hAnsi="Carlito" w:cs="Carlito"/>
-          <w:sz w:val="36"/>
-          <w:szCs w:val="36"/>
-        </w:rPr>
-      </w:pPr>
-      <w:r>
-        <w:rPr>
-          <w:rFonts w:ascii="Carlito" w:hAnsi="Carlito" w:cs="Carlito"/>
+          <w:rFonts w:ascii="Calibri" w:hAnsi="Calibri" w:cs="Calibri"/>
+          <w:sz w:val="36"/>
+          <w:szCs w:val="36"/>
+        </w:rPr>
+      </w:pPr>
+      <w:r>
+        <w:rPr>
+          <w:rFonts w:ascii="Calibri" w:hAnsi="Calibri" w:cs="Calibri"/>
           <w:sz w:val="36"/>
           <w:szCs w:val="36"/>
         </w:rPr>
@@ -6432,14 +6432,14 @@
       <w:pPr>
         <w:jc w:val="both"/>
         <w:rPr>
-          <w:rFonts w:ascii="Carlito" w:hAnsi="Carlito" w:cs="Carlito"/>
-          <w:sz w:val="36"/>
-          <w:szCs w:val="36"/>
-        </w:rPr>
-      </w:pPr>
-      <w:r>
-        <w:rPr>
-          <w:rFonts w:ascii="Carlito" w:hAnsi="Carlito" w:cs="Carlito"/>
+          <w:rFonts w:ascii="Calibri" w:hAnsi="Calibri" w:cs="Calibri"/>
+          <w:sz w:val="36"/>
+          <w:szCs w:val="36"/>
+        </w:rPr>
+      </w:pPr>
+      <w:r>
+        <w:rPr>
+          <w:rFonts w:ascii="Calibri" w:hAnsi="Calibri" w:cs="Calibri"/>
           <w:sz w:val="36"/>
           <w:szCs w:val="36"/>
         </w:rPr>
@@ -6450,14 +6450,14 @@
       <w:pPr>
         <w:jc w:val="both"/>
         <w:rPr>
-          <w:rFonts w:ascii="Carlito" w:hAnsi="Carlito" w:cs="Carlito"/>
-          <w:sz w:val="36"/>
-          <w:szCs w:val="36"/>
-        </w:rPr>
-      </w:pPr>
-      <w:r>
-        <w:rPr>
-          <w:rFonts w:ascii="Carlito" w:hAnsi="Carlito" w:cs="Carlito"/>
+          <w:rFonts w:ascii="Calibri" w:hAnsi="Calibri" w:cs="Calibri"/>
+          <w:sz w:val="36"/>
+          <w:szCs w:val="36"/>
+        </w:rPr>
+      </w:pPr>
+      <w:r>
+        <w:rPr>
+          <w:rFonts w:ascii="Calibri" w:hAnsi="Calibri" w:cs="Calibri"/>
           <w:sz w:val="36"/>
           <w:szCs w:val="36"/>
         </w:rPr>
@@ -6468,14 +6468,14 @@
       <w:pPr>
         <w:jc w:val="both"/>
         <w:rPr>
-          <w:rFonts w:ascii="Carlito" w:hAnsi="Carlito" w:cs="Carlito"/>
-          <w:sz w:val="36"/>
-          <w:szCs w:val="36"/>
-        </w:rPr>
-      </w:pPr>
-      <w:r>
-        <w:rPr>
-          <w:rFonts w:ascii="Carlito" w:hAnsi="Carlito" w:cs="Carlito"/>
+          <w:rFonts w:ascii="Calibri" w:hAnsi="Calibri" w:cs="Calibri"/>
+          <w:sz w:val="36"/>
+          <w:szCs w:val="36"/>
+        </w:rPr>
+      </w:pPr>
+      <w:r>
+        <w:rPr>
+          <w:rFonts w:ascii="Calibri" w:hAnsi="Calibri" w:cs="Calibri"/>
           <w:sz w:val="36"/>
           <w:szCs w:val="36"/>
         </w:rPr>
@@ -6483,7 +6483,7 @@
       </w:r>
       <w:r>
         <w:rPr>
-          <w:rFonts w:ascii="Carlito" w:hAnsi="Carlito" w:cs="Carlito"/>
+          <w:rFonts w:ascii="Calibri" w:hAnsi="Calibri" w:cs="Calibri"/>
           <w:sz w:val="36"/>
           <w:szCs w:val="36"/>
         </w:rPr>
@@ -6491,7 +6491,7 @@
       </w:r>
       <w:r>
         <w:rPr>
-          <w:rFonts w:ascii="Carlito" w:hAnsi="Carlito" w:cs="Carlito"/>
+          <w:rFonts w:ascii="Calibri" w:hAnsi="Calibri" w:cs="Calibri"/>
           <w:b/>
           <w:bCs/>
           <w:sz w:val="36"/>
@@ -6502,7 +6502,7 @@
       <w:proofErr w:type="spellStart"/>
       <w:r>
         <w:rPr>
-          <w:rFonts w:ascii="Carlito" w:hAnsi="Carlito" w:cs="Carlito"/>
+          <w:rFonts w:ascii="Calibri" w:hAnsi="Calibri" w:cs="Calibri"/>
           <w:b/>
           <w:bCs/>
           <w:sz w:val="36"/>
@@ -6513,7 +6513,7 @@
       <w:proofErr w:type="gramStart"/>
       <w:r>
         <w:rPr>
-          <w:rFonts w:ascii="Carlito" w:hAnsi="Carlito" w:cs="Carlito"/>
+          <w:rFonts w:ascii="Calibri" w:hAnsi="Calibri" w:cs="Calibri"/>
           <w:b/>
           <w:bCs/>
           <w:sz w:val="36"/>
@@ -6525,7 +6525,7 @@
       <w:proofErr w:type="gramEnd"/>
       <w:r>
         <w:rPr>
-          <w:rFonts w:ascii="Carlito" w:hAnsi="Carlito" w:cs="Carlito"/>
+          <w:rFonts w:ascii="Calibri" w:hAnsi="Calibri" w:cs="Calibri"/>
           <w:b/>
           <w:bCs/>
           <w:sz w:val="36"/>
@@ -6535,7 +6535,7 @@
       </w:r>
       <w:r>
         <w:rPr>
-          <w:rFonts w:ascii="Carlito" w:hAnsi="Carlito" w:cs="Carlito"/>
+          <w:rFonts w:ascii="Calibri" w:hAnsi="Calibri" w:cs="Calibri"/>
           <w:sz w:val="36"/>
           <w:szCs w:val="36"/>
         </w:rPr>
@@ -6546,14 +6546,14 @@
       <w:pPr>
         <w:jc w:val="both"/>
         <w:rPr>
-          <w:rFonts w:ascii="Carlito" w:hAnsi="Carlito" w:cs="Carlito"/>
-          <w:sz w:val="36"/>
-          <w:szCs w:val="36"/>
-        </w:rPr>
-      </w:pPr>
-      <w:r>
-        <w:rPr>
-          <w:rFonts w:ascii="Carlito" w:hAnsi="Carlito" w:cs="Carlito"/>
+          <w:rFonts w:ascii="Calibri" w:hAnsi="Calibri" w:cs="Calibri"/>
+          <w:sz w:val="36"/>
+          <w:szCs w:val="36"/>
+        </w:rPr>
+      </w:pPr>
+      <w:r>
+        <w:rPr>
+          <w:rFonts w:ascii="Calibri" w:hAnsi="Calibri" w:cs="Calibri"/>
           <w:sz w:val="36"/>
           <w:szCs w:val="36"/>
         </w:rPr>
@@ -6562,7 +6562,7 @@
       <w:proofErr w:type="spellStart"/>
       <w:r>
         <w:rPr>
-          <w:rFonts w:ascii="Carlito" w:hAnsi="Carlito" w:cs="Carlito"/>
+          <w:rFonts w:ascii="Calibri" w:hAnsi="Calibri" w:cs="Calibri"/>
           <w:b/>
           <w:bCs/>
           <w:sz w:val="36"/>
@@ -6573,7 +6573,7 @@
       <w:proofErr w:type="spellEnd"/>
       <w:r>
         <w:rPr>
-          <w:rFonts w:ascii="Carlito" w:hAnsi="Carlito" w:cs="Carlito"/>
+          <w:rFonts w:ascii="Calibri" w:hAnsi="Calibri" w:cs="Calibri"/>
           <w:sz w:val="36"/>
           <w:szCs w:val="36"/>
         </w:rPr>
@@ -6583,7 +6583,7 @@
       <w:proofErr w:type="gramStart"/>
       <w:r>
         <w:rPr>
-          <w:rFonts w:ascii="Carlito" w:hAnsi="Carlito" w:cs="Carlito"/>
+          <w:rFonts w:ascii="Calibri" w:hAnsi="Calibri" w:cs="Calibri"/>
           <w:b/>
           <w:bCs/>
           <w:sz w:val="36"/>
@@ -6594,7 +6594,7 @@
       <w:proofErr w:type="gramEnd"/>
       <w:r>
         <w:rPr>
-          <w:rFonts w:ascii="Carlito" w:hAnsi="Carlito" w:cs="Carlito"/>
+          <w:rFonts w:ascii="Calibri" w:hAnsi="Calibri" w:cs="Calibri"/>
           <w:b/>
           <w:bCs/>
           <w:sz w:val="36"/>
@@ -6605,7 +6605,7 @@
       <w:proofErr w:type="spellEnd"/>
       <w:r>
         <w:rPr>
-          <w:rFonts w:ascii="Carlito" w:hAnsi="Carlito" w:cs="Carlito"/>
+          <w:rFonts w:ascii="Calibri" w:hAnsi="Calibri" w:cs="Calibri"/>
           <w:sz w:val="36"/>
           <w:szCs w:val="36"/>
         </w:rPr>
@@ -6613,7 +6613,7 @@
       </w:r>
       <w:r>
         <w:rPr>
-          <w:rFonts w:ascii="Carlito" w:hAnsi="Carlito" w:cs="Carlito"/>
+          <w:rFonts w:ascii="Calibri" w:hAnsi="Calibri" w:cs="Calibri"/>
           <w:b/>
           <w:bCs/>
           <w:sz w:val="36"/>
@@ -6623,7 +6623,7 @@
       </w:r>
       <w:r>
         <w:rPr>
-          <w:rFonts w:ascii="Carlito" w:hAnsi="Carlito" w:cs="Carlito"/>
+          <w:rFonts w:ascii="Calibri" w:hAnsi="Calibri" w:cs="Calibri"/>
           <w:b/>
           <w:bCs/>
           <w:sz w:val="36"/>
@@ -6634,7 +6634,7 @@
       <w:proofErr w:type="spellStart"/>
       <w:r>
         <w:rPr>
-          <w:rFonts w:ascii="Carlito" w:hAnsi="Carlito" w:cs="Carlito"/>
+          <w:rFonts w:ascii="Calibri" w:hAnsi="Calibri" w:cs="Calibri"/>
           <w:b/>
           <w:bCs/>
           <w:sz w:val="36"/>
@@ -6645,7 +6645,7 @@
       <w:proofErr w:type="spellEnd"/>
       <w:r>
         <w:rPr>
-          <w:rFonts w:ascii="Carlito" w:hAnsi="Carlito" w:cs="Carlito"/>
+          <w:rFonts w:ascii="Calibri" w:hAnsi="Calibri" w:cs="Calibri"/>
           <w:b/>
           <w:bCs/>
           <w:sz w:val="36"/>
@@ -6655,7 +6655,7 @@
       </w:r>
       <w:r>
         <w:rPr>
-          <w:rFonts w:ascii="Carlito" w:hAnsi="Carlito" w:cs="Carlito"/>
+          <w:rFonts w:ascii="Calibri" w:hAnsi="Calibri" w:cs="Calibri"/>
           <w:sz w:val="36"/>
           <w:szCs w:val="36"/>
         </w:rPr>
@@ -6663,7 +6663,7 @@
       </w:r>
       <w:r>
         <w:rPr>
-          <w:rFonts w:ascii="Carlito" w:hAnsi="Carlito" w:cs="Carlito"/>
+          <w:rFonts w:ascii="Calibri" w:hAnsi="Calibri" w:cs="Calibri"/>
           <w:sz w:val="36"/>
           <w:szCs w:val="36"/>
         </w:rPr>
@@ -6671,7 +6671,7 @@
       </w:r>
       <w:r>
         <w:rPr>
-          <w:rFonts w:ascii="Carlito" w:hAnsi="Carlito" w:cs="Carlito"/>
+          <w:rFonts w:ascii="Calibri" w:hAnsi="Calibri" w:cs="Calibri"/>
           <w:sz w:val="36"/>
           <w:szCs w:val="36"/>
         </w:rPr>
@@ -6679,7 +6679,7 @@
       </w:r>
       <w:r>
         <w:rPr>
-          <w:rFonts w:ascii="Carlito" w:hAnsi="Carlito" w:cs="Carlito"/>
+          <w:rFonts w:ascii="Calibri" w:hAnsi="Calibri" w:cs="Calibri"/>
           <w:sz w:val="36"/>
           <w:szCs w:val="36"/>
         </w:rPr>
@@ -6695,14 +6695,14 @@
         </w:numPr>
         <w:jc w:val="both"/>
         <w:rPr>
-          <w:rFonts w:ascii="Carlito" w:hAnsi="Carlito" w:cs="Carlito"/>
-          <w:sz w:val="36"/>
-          <w:szCs w:val="36"/>
-        </w:rPr>
-      </w:pPr>
-      <w:r>
-        <w:rPr>
-          <w:rFonts w:ascii="Carlito" w:hAnsi="Carlito" w:cs="Carlito"/>
+          <w:rFonts w:ascii="Calibri" w:hAnsi="Calibri" w:cs="Calibri"/>
+          <w:sz w:val="36"/>
+          <w:szCs w:val="36"/>
+        </w:rPr>
+      </w:pPr>
+      <w:r>
+        <w:rPr>
+          <w:rFonts w:ascii="Calibri" w:hAnsi="Calibri" w:cs="Calibri"/>
           <w:b/>
           <w:bCs/>
           <w:sz w:val="36"/>
@@ -6712,7 +6712,7 @@
       </w:r>
       <w:r>
         <w:rPr>
-          <w:rFonts w:ascii="Carlito" w:hAnsi="Carlito" w:cs="Carlito"/>
+          <w:rFonts w:ascii="Calibri" w:hAnsi="Calibri" w:cs="Calibri"/>
           <w:b/>
           <w:bCs/>
           <w:sz w:val="36"/>
@@ -6722,7 +6722,7 @@
       </w:r>
       <w:r>
         <w:rPr>
-          <w:rFonts w:ascii="Carlito" w:hAnsi="Carlito" w:cs="Carlito"/>
+          <w:rFonts w:ascii="Calibri" w:hAnsi="Calibri" w:cs="Calibri"/>
           <w:b/>
           <w:bCs/>
           <w:sz w:val="36"/>
@@ -6732,13 +6732,13 @@
       </w:r>
       <w:r>
         <w:rPr>
-          <w:rFonts w:ascii="Carlito" w:hAnsi="Carlito" w:cs="Carlito"/>
+          <w:rFonts w:ascii="Calibri" w:hAnsi="Calibri" w:cs="Calibri"/>
         </w:rPr>
         <w:sym w:font="Wingdings" w:char="F0E0"/>
       </w:r>
       <w:r>
         <w:rPr>
-          <w:rFonts w:ascii="Carlito" w:hAnsi="Carlito" w:cs="Carlito"/>
+          <w:rFonts w:ascii="Calibri" w:hAnsi="Calibri" w:cs="Calibri"/>
           <w:sz w:val="36"/>
           <w:szCs w:val="36"/>
         </w:rPr>
@@ -6754,14 +6754,14 @@
         </w:numPr>
         <w:jc w:val="both"/>
         <w:rPr>
-          <w:rFonts w:ascii="Carlito" w:hAnsi="Carlito" w:cs="Carlito"/>
-          <w:sz w:val="36"/>
-          <w:szCs w:val="36"/>
-        </w:rPr>
-      </w:pPr>
-      <w:r>
-        <w:rPr>
-          <w:rFonts w:ascii="Carlito" w:hAnsi="Carlito" w:cs="Carlito"/>
+          <w:rFonts w:ascii="Calibri" w:hAnsi="Calibri" w:cs="Calibri"/>
+          <w:sz w:val="36"/>
+          <w:szCs w:val="36"/>
+        </w:rPr>
+      </w:pPr>
+      <w:r>
+        <w:rPr>
+          <w:rFonts w:ascii="Calibri" w:hAnsi="Calibri" w:cs="Calibri"/>
           <w:b/>
           <w:bCs/>
           <w:sz w:val="36"/>
@@ -6771,7 +6771,7 @@
       </w:r>
       <w:r>
         <w:rPr>
-          <w:rFonts w:ascii="Carlito" w:hAnsi="Carlito" w:cs="Carlito"/>
+          <w:rFonts w:ascii="Calibri" w:hAnsi="Calibri" w:cs="Calibri"/>
           <w:b/>
           <w:bCs/>
           <w:sz w:val="36"/>
@@ -6781,13 +6781,13 @@
       </w:r>
       <w:r>
         <w:rPr>
-          <w:rFonts w:ascii="Carlito" w:hAnsi="Carlito" w:cs="Carlito"/>
+          <w:rFonts w:ascii="Calibri" w:hAnsi="Calibri" w:cs="Calibri"/>
         </w:rPr>
         <w:sym w:font="Wingdings" w:char="F0E0"/>
       </w:r>
       <w:r>
         <w:rPr>
-          <w:rFonts w:ascii="Carlito" w:hAnsi="Carlito" w:cs="Carlito"/>
+          <w:rFonts w:ascii="Calibri" w:hAnsi="Calibri" w:cs="Calibri"/>
           <w:sz w:val="36"/>
           <w:szCs w:val="36"/>
         </w:rPr>
@@ -6795,7 +6795,7 @@
       </w:r>
       <w:r>
         <w:rPr>
-          <w:rFonts w:ascii="Carlito" w:hAnsi="Carlito" w:cs="Carlito"/>
+          <w:rFonts w:ascii="Calibri" w:hAnsi="Calibri" w:cs="Calibri"/>
           <w:sz w:val="36"/>
           <w:szCs w:val="36"/>
         </w:rPr>
@@ -6811,14 +6811,14 @@
         </w:numPr>
         <w:jc w:val="both"/>
         <w:rPr>
-          <w:rFonts w:ascii="Carlito" w:hAnsi="Carlito" w:cs="Carlito"/>
-          <w:sz w:val="36"/>
-          <w:szCs w:val="36"/>
-        </w:rPr>
-      </w:pPr>
-      <w:r>
-        <w:rPr>
-          <w:rFonts w:ascii="Carlito" w:hAnsi="Carlito" w:cs="Carlito"/>
+          <w:rFonts w:ascii="Calibri" w:hAnsi="Calibri" w:cs="Calibri"/>
+          <w:sz w:val="36"/>
+          <w:szCs w:val="36"/>
+        </w:rPr>
+      </w:pPr>
+      <w:r>
+        <w:rPr>
+          <w:rFonts w:ascii="Calibri" w:hAnsi="Calibri" w:cs="Calibri"/>
           <w:b/>
           <w:bCs/>
           <w:sz w:val="36"/>
@@ -6828,13 +6828,13 @@
       </w:r>
       <w:r>
         <w:rPr>
-          <w:rFonts w:ascii="Carlito" w:hAnsi="Carlito" w:cs="Carlito"/>
+          <w:rFonts w:ascii="Calibri" w:hAnsi="Calibri" w:cs="Calibri"/>
         </w:rPr>
         <w:sym w:font="Wingdings" w:char="F0E0"/>
       </w:r>
       <w:r>
         <w:rPr>
-          <w:rFonts w:ascii="Carlito" w:hAnsi="Carlito" w:cs="Carlito"/>
+          <w:rFonts w:ascii="Calibri" w:hAnsi="Calibri" w:cs="Calibri"/>
           <w:sz w:val="36"/>
           <w:szCs w:val="36"/>
         </w:rPr>
@@ -6842,7 +6842,7 @@
       </w:r>
       <w:r>
         <w:rPr>
-          <w:rFonts w:ascii="Carlito" w:hAnsi="Carlito" w:cs="Carlito"/>
+          <w:rFonts w:ascii="Calibri" w:hAnsi="Calibri" w:cs="Calibri"/>
           <w:sz w:val="36"/>
           <w:szCs w:val="36"/>
         </w:rPr>
@@ -6853,14 +6853,14 @@
       <w:pPr>
         <w:jc w:val="both"/>
         <w:rPr>
-          <w:rFonts w:ascii="Carlito" w:hAnsi="Carlito" w:cs="Carlito"/>
-          <w:sz w:val="36"/>
-          <w:szCs w:val="36"/>
-        </w:rPr>
-      </w:pPr>
-      <w:r>
-        <w:rPr>
-          <w:rFonts w:ascii="Carlito" w:hAnsi="Carlito" w:cs="Carlito"/>
+          <w:rFonts w:ascii="Calibri" w:hAnsi="Calibri" w:cs="Calibri"/>
+          <w:sz w:val="36"/>
+          <w:szCs w:val="36"/>
+        </w:rPr>
+      </w:pPr>
+      <w:r>
+        <w:rPr>
+          <w:rFonts w:ascii="Calibri" w:hAnsi="Calibri" w:cs="Calibri"/>
           <w:sz w:val="36"/>
           <w:szCs w:val="36"/>
         </w:rPr>
@@ -6868,7 +6868,7 @@
       </w:r>
       <w:r>
         <w:rPr>
-          <w:rFonts w:ascii="Carlito" w:hAnsi="Carlito" w:cs="Carlito"/>
+          <w:rFonts w:ascii="Calibri" w:hAnsi="Calibri" w:cs="Calibri"/>
           <w:sz w:val="36"/>
           <w:szCs w:val="36"/>
         </w:rPr>
@@ -6876,7 +6876,7 @@
       </w:r>
       <w:r>
         <w:rPr>
-          <w:rFonts w:ascii="Carlito" w:hAnsi="Carlito" w:cs="Carlito"/>
+          <w:rFonts w:ascii="Calibri" w:hAnsi="Calibri" w:cs="Calibri"/>
           <w:b/>
           <w:bCs/>
           <w:sz w:val="36"/>
@@ -6888,7 +6888,7 @@
       <w:proofErr w:type="gramStart"/>
       <w:r>
         <w:rPr>
-          <w:rFonts w:ascii="Carlito" w:hAnsi="Carlito" w:cs="Carlito"/>
+          <w:rFonts w:ascii="Calibri" w:hAnsi="Calibri" w:cs="Calibri"/>
           <w:b/>
           <w:bCs/>
           <w:sz w:val="36"/>
@@ -6899,7 +6899,7 @@
       <w:proofErr w:type="gramEnd"/>
       <w:r>
         <w:rPr>
-          <w:rFonts w:ascii="Carlito" w:hAnsi="Carlito" w:cs="Carlito"/>
+          <w:rFonts w:ascii="Calibri" w:hAnsi="Calibri" w:cs="Calibri"/>
           <w:b/>
           <w:bCs/>
           <w:sz w:val="36"/>
@@ -6910,7 +6910,7 @@
       <w:proofErr w:type="spellEnd"/>
       <w:r>
         <w:rPr>
-          <w:rFonts w:ascii="Carlito" w:hAnsi="Carlito" w:cs="Carlito"/>
+          <w:rFonts w:ascii="Calibri" w:hAnsi="Calibri" w:cs="Calibri"/>
           <w:b/>
           <w:bCs/>
           <w:sz w:val="36"/>
@@ -6928,14 +6928,14 @@
         </w:numPr>
         <w:jc w:val="both"/>
         <w:rPr>
-          <w:rFonts w:ascii="Carlito" w:hAnsi="Carlito" w:cs="Carlito"/>
-          <w:sz w:val="36"/>
-          <w:szCs w:val="36"/>
-        </w:rPr>
-      </w:pPr>
-      <w:r>
-        <w:rPr>
-          <w:rFonts w:ascii="Carlito" w:hAnsi="Carlito" w:cs="Carlito"/>
+          <w:rFonts w:ascii="Calibri" w:hAnsi="Calibri" w:cs="Calibri"/>
+          <w:sz w:val="36"/>
+          <w:szCs w:val="36"/>
+        </w:rPr>
+      </w:pPr>
+      <w:r>
+        <w:rPr>
+          <w:rFonts w:ascii="Calibri" w:hAnsi="Calibri" w:cs="Calibri"/>
           <w:sz w:val="36"/>
           <w:szCs w:val="36"/>
         </w:rPr>
@@ -6951,14 +6951,14 @@
         </w:numPr>
         <w:jc w:val="both"/>
         <w:rPr>
-          <w:rFonts w:ascii="Carlito" w:hAnsi="Carlito" w:cs="Carlito"/>
-          <w:sz w:val="36"/>
-          <w:szCs w:val="36"/>
-        </w:rPr>
-      </w:pPr>
-      <w:r>
-        <w:rPr>
-          <w:rFonts w:ascii="Carlito" w:hAnsi="Carlito" w:cs="Carlito"/>
+          <w:rFonts w:ascii="Calibri" w:hAnsi="Calibri" w:cs="Calibri"/>
+          <w:sz w:val="36"/>
+          <w:szCs w:val="36"/>
+        </w:rPr>
+      </w:pPr>
+      <w:r>
+        <w:rPr>
+          <w:rFonts w:ascii="Calibri" w:hAnsi="Calibri" w:cs="Calibri"/>
           <w:sz w:val="36"/>
           <w:szCs w:val="36"/>
         </w:rPr>
@@ -6974,14 +6974,14 @@
         </w:numPr>
         <w:jc w:val="both"/>
         <w:rPr>
-          <w:rFonts w:ascii="Carlito" w:hAnsi="Carlito" w:cs="Carlito"/>
-          <w:sz w:val="36"/>
-          <w:szCs w:val="36"/>
-        </w:rPr>
-      </w:pPr>
-      <w:r>
-        <w:rPr>
-          <w:rFonts w:ascii="Carlito" w:hAnsi="Carlito" w:cs="Carlito"/>
+          <w:rFonts w:ascii="Calibri" w:hAnsi="Calibri" w:cs="Calibri"/>
+          <w:sz w:val="36"/>
+          <w:szCs w:val="36"/>
+        </w:rPr>
+      </w:pPr>
+      <w:r>
+        <w:rPr>
+          <w:rFonts w:ascii="Calibri" w:hAnsi="Calibri" w:cs="Calibri"/>
           <w:sz w:val="36"/>
           <w:szCs w:val="36"/>
         </w:rPr>
@@ -6992,14 +6992,14 @@
       <w:pPr>
         <w:jc w:val="both"/>
         <w:rPr>
-          <w:rFonts w:ascii="Carlito" w:hAnsi="Carlito" w:cs="Carlito"/>
-          <w:sz w:val="36"/>
-          <w:szCs w:val="36"/>
-        </w:rPr>
-      </w:pPr>
-      <w:r>
-        <w:rPr>
-          <w:rFonts w:ascii="Carlito" w:hAnsi="Carlito" w:cs="Carlito"/>
+          <w:rFonts w:ascii="Calibri" w:hAnsi="Calibri" w:cs="Calibri"/>
+          <w:sz w:val="36"/>
+          <w:szCs w:val="36"/>
+        </w:rPr>
+      </w:pPr>
+      <w:r>
+        <w:rPr>
+          <w:rFonts w:ascii="Calibri" w:hAnsi="Calibri" w:cs="Calibri"/>
           <w:sz w:val="36"/>
           <w:szCs w:val="36"/>
         </w:rPr>
@@ -7008,7 +7008,7 @@
       </w:r>
       <w:r>
         <w:rPr>
-          <w:rFonts w:ascii="Carlito" w:hAnsi="Carlito" w:cs="Carlito"/>
+          <w:rFonts w:ascii="Calibri" w:hAnsi="Calibri" w:cs="Calibri"/>
           <w:sz w:val="36"/>
           <w:szCs w:val="36"/>
         </w:rPr>
@@ -7016,7 +7016,7 @@
       </w:r>
       <w:r>
         <w:rPr>
-          <w:rFonts w:ascii="Carlito" w:hAnsi="Carlito" w:cs="Carlito"/>
+          <w:rFonts w:ascii="Calibri" w:hAnsi="Calibri" w:cs="Calibri"/>
           <w:b/>
           <w:bCs/>
           <w:sz w:val="36"/>
@@ -7026,7 +7026,7 @@
       </w:r>
       <w:r>
         <w:rPr>
-          <w:rFonts w:ascii="Carlito" w:hAnsi="Carlito" w:cs="Carlito"/>
+          <w:rFonts w:ascii="Calibri" w:hAnsi="Calibri" w:cs="Calibri"/>
           <w:sz w:val="36"/>
           <w:szCs w:val="36"/>
         </w:rPr>
@@ -7037,14 +7037,14 @@
       <w:pPr>
         <w:jc w:val="both"/>
         <w:rPr>
-          <w:rFonts w:ascii="Carlito" w:hAnsi="Carlito" w:cs="Carlito"/>
-          <w:sz w:val="36"/>
-          <w:szCs w:val="36"/>
-        </w:rPr>
-      </w:pPr>
-      <w:r>
-        <w:rPr>
-          <w:rFonts w:ascii="Carlito" w:hAnsi="Carlito" w:cs="Carlito"/>
+          <w:rFonts w:ascii="Calibri" w:hAnsi="Calibri" w:cs="Calibri"/>
+          <w:sz w:val="36"/>
+          <w:szCs w:val="36"/>
+        </w:rPr>
+      </w:pPr>
+      <w:r>
+        <w:rPr>
+          <w:rFonts w:ascii="Calibri" w:hAnsi="Calibri" w:cs="Calibri"/>
           <w:sz w:val="36"/>
           <w:szCs w:val="36"/>
         </w:rPr>
@@ -7054,7 +7054,7 @@
       <w:proofErr w:type="gramStart"/>
       <w:r>
         <w:rPr>
-          <w:rFonts w:ascii="Carlito" w:hAnsi="Carlito" w:cs="Carlito"/>
+          <w:rFonts w:ascii="Calibri" w:hAnsi="Calibri" w:cs="Calibri"/>
           <w:b/>
           <w:bCs/>
           <w:sz w:val="36"/>
@@ -7066,7 +7066,7 @@
       <w:proofErr w:type="gramEnd"/>
       <w:r>
         <w:rPr>
-          <w:rFonts w:ascii="Carlito" w:hAnsi="Carlito" w:cs="Carlito"/>
+          <w:rFonts w:ascii="Calibri" w:hAnsi="Calibri" w:cs="Calibri"/>
           <w:b/>
           <w:bCs/>
           <w:sz w:val="36"/>
@@ -7076,7 +7076,7 @@
       </w:r>
       <w:r>
         <w:rPr>
-          <w:rFonts w:ascii="Carlito" w:hAnsi="Carlito" w:cs="Carlito"/>
+          <w:rFonts w:ascii="Calibri" w:hAnsi="Calibri" w:cs="Calibri"/>
           <w:b/>
           <w:bCs/>
           <w:sz w:val="36"/>
@@ -7086,7 +7086,7 @@
       </w:r>
       <w:r>
         <w:rPr>
-          <w:rFonts w:ascii="Carlito" w:hAnsi="Carlito" w:cs="Carlito"/>
+          <w:rFonts w:ascii="Calibri" w:hAnsi="Calibri" w:cs="Calibri"/>
           <w:sz w:val="36"/>
           <w:szCs w:val="36"/>
         </w:rPr>
@@ -7094,7 +7094,7 @@
       </w:r>
       <w:r>
         <w:rPr>
-          <w:rFonts w:ascii="Carlito" w:hAnsi="Carlito" w:cs="Carlito"/>
+          <w:rFonts w:ascii="Calibri" w:hAnsi="Calibri" w:cs="Calibri"/>
           <w:sz w:val="36"/>
           <w:szCs w:val="36"/>
         </w:rPr>
@@ -7102,7 +7102,7 @@
       </w:r>
       <w:r>
         <w:rPr>
-          <w:rFonts w:ascii="Carlito" w:hAnsi="Carlito" w:cs="Carlito"/>
+          <w:rFonts w:ascii="Calibri" w:hAnsi="Calibri" w:cs="Calibri"/>
           <w:sz w:val="36"/>
           <w:szCs w:val="36"/>
         </w:rPr>
@@ -7110,7 +7110,7 @@
       </w:r>
       <w:r>
         <w:rPr>
-          <w:rFonts w:ascii="Carlito" w:hAnsi="Carlito" w:cs="Carlito"/>
+          <w:rFonts w:ascii="Calibri" w:hAnsi="Calibri" w:cs="Calibri"/>
           <w:sz w:val="36"/>
           <w:szCs w:val="36"/>
         </w:rPr>
@@ -7121,14 +7121,14 @@
       <w:pPr>
         <w:jc w:val="both"/>
         <w:rPr>
-          <w:rFonts w:ascii="Carlito" w:hAnsi="Carlito" w:cs="Carlito"/>
-          <w:sz w:val="36"/>
-          <w:szCs w:val="36"/>
-        </w:rPr>
-      </w:pPr>
-      <w:r>
-        <w:rPr>
-          <w:rFonts w:ascii="Carlito" w:hAnsi="Carlito" w:cs="Carlito"/>
+          <w:rFonts w:ascii="Calibri" w:hAnsi="Calibri" w:cs="Calibri"/>
+          <w:sz w:val="36"/>
+          <w:szCs w:val="36"/>
+        </w:rPr>
+      </w:pPr>
+      <w:r>
+        <w:rPr>
+          <w:rFonts w:ascii="Calibri" w:hAnsi="Calibri" w:cs="Calibri"/>
           <w:sz w:val="36"/>
           <w:szCs w:val="36"/>
         </w:rPr>
@@ -7137,7 +7137,7 @@
       <w:proofErr w:type="spellStart"/>
       <w:r>
         <w:rPr>
-          <w:rFonts w:ascii="Carlito" w:hAnsi="Carlito" w:cs="Carlito"/>
+          <w:rFonts w:ascii="Calibri" w:hAnsi="Calibri" w:cs="Calibri"/>
           <w:b/>
           <w:bCs/>
           <w:sz w:val="36"/>
@@ -7148,7 +7148,7 @@
       <w:proofErr w:type="gramStart"/>
       <w:r>
         <w:rPr>
-          <w:rFonts w:ascii="Carlito" w:hAnsi="Carlito" w:cs="Carlito"/>
+          <w:rFonts w:ascii="Calibri" w:hAnsi="Calibri" w:cs="Calibri"/>
           <w:b/>
           <w:bCs/>
           <w:sz w:val="36"/>
@@ -7159,7 +7159,7 @@
       <w:proofErr w:type="spellEnd"/>
       <w:r>
         <w:rPr>
-          <w:rFonts w:ascii="Carlito" w:hAnsi="Carlito" w:cs="Carlito"/>
+          <w:rFonts w:ascii="Calibri" w:hAnsi="Calibri" w:cs="Calibri"/>
           <w:b/>
           <w:bCs/>
           <w:sz w:val="36"/>
@@ -7170,7 +7170,7 @@
       <w:proofErr w:type="gramEnd"/>
       <w:r>
         <w:rPr>
-          <w:rFonts w:ascii="Carlito" w:hAnsi="Carlito" w:cs="Carlito"/>
+          <w:rFonts w:ascii="Calibri" w:hAnsi="Calibri" w:cs="Calibri"/>
           <w:b/>
           <w:bCs/>
           <w:sz w:val="36"/>
@@ -7180,7 +7180,7 @@
       </w:r>
       <w:r>
         <w:rPr>
-          <w:rFonts w:ascii="Carlito" w:hAnsi="Carlito" w:cs="Carlito"/>
+          <w:rFonts w:ascii="Calibri" w:hAnsi="Calibri" w:cs="Calibri"/>
           <w:sz w:val="36"/>
           <w:szCs w:val="36"/>
         </w:rPr>
@@ -7188,7 +7188,7 @@
       </w:r>
       <w:r>
         <w:rPr>
-          <w:rFonts w:ascii="Carlito" w:hAnsi="Carlito" w:cs="Carlito"/>
+          <w:rFonts w:ascii="Calibri" w:hAnsi="Calibri" w:cs="Calibri"/>
           <w:sz w:val="36"/>
           <w:szCs w:val="36"/>
         </w:rPr>
@@ -7196,7 +7196,7 @@
       </w:r>
       <w:r>
         <w:rPr>
-          <w:rFonts w:ascii="Carlito" w:hAnsi="Carlito" w:cs="Carlito"/>
+          <w:rFonts w:ascii="Calibri" w:hAnsi="Calibri" w:cs="Calibri"/>
           <w:sz w:val="36"/>
           <w:szCs w:val="36"/>
         </w:rPr>
@@ -7204,7 +7204,7 @@
       </w:r>
       <w:r>
         <w:rPr>
-          <w:rFonts w:ascii="Carlito" w:hAnsi="Carlito" w:cs="Carlito"/>
+          <w:rFonts w:ascii="Calibri" w:hAnsi="Calibri" w:cs="Calibri"/>
           <w:sz w:val="36"/>
           <w:szCs w:val="36"/>
         </w:rPr>
@@ -7215,14 +7215,14 @@
       <w:pPr>
         <w:jc w:val="both"/>
         <w:rPr>
-          <w:rFonts w:ascii="Carlito" w:hAnsi="Carlito" w:cs="Carlito"/>
-          <w:sz w:val="36"/>
-          <w:szCs w:val="36"/>
-        </w:rPr>
-      </w:pPr>
-      <w:r>
-        <w:rPr>
-          <w:rFonts w:ascii="Carlito" w:hAnsi="Carlito" w:cs="Carlito"/>
+          <w:rFonts w:ascii="Calibri" w:hAnsi="Calibri" w:cs="Calibri"/>
+          <w:sz w:val="36"/>
+          <w:szCs w:val="36"/>
+        </w:rPr>
+      </w:pPr>
+      <w:r>
+        <w:rPr>
+          <w:rFonts w:ascii="Calibri" w:hAnsi="Calibri" w:cs="Calibri"/>
           <w:sz w:val="36"/>
           <w:szCs w:val="36"/>
         </w:rPr>
@@ -7230,7 +7230,7 @@
       </w:r>
       <w:r>
         <w:rPr>
-          <w:rFonts w:ascii="Carlito" w:hAnsi="Carlito" w:cs="Carlito"/>
+          <w:rFonts w:ascii="Calibri" w:hAnsi="Calibri" w:cs="Calibri"/>
           <w:sz w:val="36"/>
           <w:szCs w:val="36"/>
         </w:rPr>
@@ -7240,7 +7240,7 @@
       <w:proofErr w:type="gramStart"/>
       <w:r>
         <w:rPr>
-          <w:rFonts w:ascii="Carlito" w:hAnsi="Carlito" w:cs="Carlito"/>
+          <w:rFonts w:ascii="Calibri" w:hAnsi="Calibri" w:cs="Calibri"/>
           <w:b/>
           <w:bCs/>
           <w:sz w:val="36"/>
@@ -7250,7 +7250,7 @@
       </w:r>
       <w:r>
         <w:rPr>
-          <w:rFonts w:ascii="Carlito" w:hAnsi="Carlito" w:cs="Carlito"/>
+          <w:rFonts w:ascii="Calibri" w:hAnsi="Calibri" w:cs="Calibri"/>
           <w:b/>
           <w:bCs/>
           <w:sz w:val="36"/>
@@ -7260,7 +7260,7 @@
       </w:r>
       <w:r>
         <w:rPr>
-          <w:rFonts w:ascii="Carlito" w:hAnsi="Carlito" w:cs="Carlito"/>
+          <w:rFonts w:ascii="Calibri" w:hAnsi="Calibri" w:cs="Calibri"/>
           <w:b/>
           <w:bCs/>
           <w:sz w:val="36"/>
@@ -7272,7 +7272,7 @@
       <w:proofErr w:type="gramEnd"/>
       <w:r>
         <w:rPr>
-          <w:rFonts w:ascii="Carlito" w:hAnsi="Carlito" w:cs="Carlito"/>
+          <w:rFonts w:ascii="Calibri" w:hAnsi="Calibri" w:cs="Calibri"/>
           <w:sz w:val="36"/>
           <w:szCs w:val="36"/>
         </w:rPr>
@@ -7283,14 +7283,14 @@
       <w:pPr>
         <w:jc w:val="both"/>
         <w:rPr>
-          <w:rFonts w:ascii="Carlito" w:hAnsi="Carlito" w:cs="Carlito"/>
-          <w:sz w:val="36"/>
-          <w:szCs w:val="36"/>
-        </w:rPr>
-      </w:pPr>
-      <w:r>
-        <w:rPr>
-          <w:rFonts w:ascii="Carlito" w:hAnsi="Carlito" w:cs="Carlito"/>
+          <w:rFonts w:ascii="Calibri" w:hAnsi="Calibri" w:cs="Calibri"/>
+          <w:sz w:val="36"/>
+          <w:szCs w:val="36"/>
+        </w:rPr>
+      </w:pPr>
+      <w:r>
+        <w:rPr>
+          <w:rFonts w:ascii="Calibri" w:hAnsi="Calibri" w:cs="Calibri"/>
           <w:sz w:val="36"/>
           <w:szCs w:val="36"/>
         </w:rPr>
@@ -7300,7 +7300,7 @@
       <w:proofErr w:type="gramStart"/>
       <w:r>
         <w:rPr>
-          <w:rFonts w:ascii="Carlito" w:hAnsi="Carlito" w:cs="Carlito"/>
+          <w:rFonts w:ascii="Calibri" w:hAnsi="Calibri" w:cs="Calibri"/>
           <w:b/>
           <w:bCs/>
           <w:sz w:val="36"/>
@@ -7311,7 +7311,7 @@
       <w:proofErr w:type="gramEnd"/>
       <w:r>
         <w:rPr>
-          <w:rFonts w:ascii="Carlito" w:hAnsi="Carlito" w:cs="Carlito"/>
+          <w:rFonts w:ascii="Calibri" w:hAnsi="Calibri" w:cs="Calibri"/>
           <w:b/>
           <w:bCs/>
           <w:sz w:val="36"/>
@@ -7322,7 +7322,7 @@
       <w:proofErr w:type="spellEnd"/>
       <w:r>
         <w:rPr>
-          <w:rFonts w:ascii="Carlito" w:hAnsi="Carlito" w:cs="Carlito"/>
+          <w:rFonts w:ascii="Calibri" w:hAnsi="Calibri" w:cs="Calibri"/>
           <w:b/>
           <w:bCs/>
           <w:sz w:val="36"/>
@@ -7332,7 +7332,7 @@
       </w:r>
       <w:r>
         <w:rPr>
-          <w:rFonts w:ascii="Carlito" w:hAnsi="Carlito" w:cs="Carlito"/>
+          <w:rFonts w:ascii="Calibri" w:hAnsi="Calibri" w:cs="Calibri"/>
           <w:sz w:val="36"/>
           <w:szCs w:val="36"/>
         </w:rPr>
@@ -7340,7 +7340,7 @@
       </w:r>
       <w:r>
         <w:rPr>
-          <w:rFonts w:ascii="Carlito" w:hAnsi="Carlito" w:cs="Carlito"/>
+          <w:rFonts w:ascii="Calibri" w:hAnsi="Calibri" w:cs="Calibri"/>
           <w:sz w:val="36"/>
           <w:szCs w:val="36"/>
         </w:rPr>
@@ -7348,7 +7348,7 @@
       </w:r>
       <w:r>
         <w:rPr>
-          <w:rFonts w:ascii="Carlito" w:hAnsi="Carlito" w:cs="Carlito"/>
+          <w:rFonts w:ascii="Calibri" w:hAnsi="Calibri" w:cs="Calibri"/>
           <w:b/>
           <w:bCs/>
           <w:sz w:val="36"/>
@@ -7359,7 +7359,7 @@
       <w:proofErr w:type="spellStart"/>
       <w:r>
         <w:rPr>
-          <w:rFonts w:ascii="Carlito" w:hAnsi="Carlito" w:cs="Carlito"/>
+          <w:rFonts w:ascii="Calibri" w:hAnsi="Calibri" w:cs="Calibri"/>
           <w:b/>
           <w:bCs/>
           <w:sz w:val="36"/>
@@ -7370,7 +7370,7 @@
       <w:proofErr w:type="spellEnd"/>
       <w:r>
         <w:rPr>
-          <w:rFonts w:ascii="Carlito" w:hAnsi="Carlito" w:cs="Carlito"/>
+          <w:rFonts w:ascii="Calibri" w:hAnsi="Calibri" w:cs="Calibri"/>
           <w:sz w:val="36"/>
           <w:szCs w:val="36"/>
         </w:rPr>
@@ -7378,7 +7378,7 @@
       </w:r>
       <w:r>
         <w:rPr>
-          <w:rFonts w:ascii="Carlito" w:hAnsi="Carlito" w:cs="Carlito"/>
+          <w:rFonts w:ascii="Calibri" w:hAnsi="Calibri" w:cs="Calibri"/>
           <w:sz w:val="36"/>
           <w:szCs w:val="36"/>
         </w:rPr>
@@ -7386,7 +7386,7 @@
       </w:r>
       <w:r>
         <w:rPr>
-          <w:rFonts w:ascii="Carlito" w:hAnsi="Carlito" w:cs="Carlito"/>
+          <w:rFonts w:ascii="Calibri" w:hAnsi="Calibri" w:cs="Calibri"/>
           <w:sz w:val="36"/>
           <w:szCs w:val="36"/>
         </w:rPr>
@@ -7394,7 +7394,7 @@
       </w:r>
       <w:r>
         <w:rPr>
-          <w:rFonts w:ascii="Carlito" w:hAnsi="Carlito" w:cs="Carlito"/>
+          <w:rFonts w:ascii="Calibri" w:hAnsi="Calibri" w:cs="Calibri"/>
           <w:b/>
           <w:bCs/>
           <w:sz w:val="36"/>
@@ -7404,7 +7404,7 @@
       </w:r>
       <w:r>
         <w:rPr>
-          <w:rFonts w:ascii="Carlito" w:hAnsi="Carlito" w:cs="Carlito"/>
+          <w:rFonts w:ascii="Calibri" w:hAnsi="Calibri" w:cs="Calibri"/>
           <w:sz w:val="36"/>
           <w:szCs w:val="36"/>
         </w:rPr>
@@ -7415,17 +7415,17 @@
       <w:pPr>
         <w:jc w:val="both"/>
         <w:rPr>
-          <w:rFonts w:ascii="Carlito" w:hAnsi="Carlito" w:cs="Carlito"/>
-          <w:b/>
-          <w:bCs/>
-          <w:color w:val="D86DCB" w:themeColor="accent5" w:themeTint="99"/>
-          <w:sz w:val="36"/>
-          <w:szCs w:val="36"/>
-        </w:rPr>
-      </w:pPr>
-      <w:r>
-        <w:rPr>
-          <w:rFonts w:ascii="Carlito" w:hAnsi="Carlito" w:cs="Carlito"/>
+          <w:rFonts w:ascii="Calibri" w:hAnsi="Calibri" w:cs="Calibri"/>
+          <w:b/>
+          <w:bCs/>
+          <w:color w:val="D86DCB" w:themeColor="accent5" w:themeTint="99"/>
+          <w:sz w:val="36"/>
+          <w:szCs w:val="36"/>
+        </w:rPr>
+      </w:pPr>
+      <w:r>
+        <w:rPr>
+          <w:rFonts w:ascii="Calibri" w:hAnsi="Calibri" w:cs="Calibri"/>
           <w:b/>
           <w:bCs/>
           <w:color w:val="D86DCB" w:themeColor="accent5" w:themeTint="99"/>
@@ -7437,7 +7437,7 @@
       <w:proofErr w:type="spellStart"/>
       <w:r>
         <w:rPr>
-          <w:rFonts w:ascii="Carlito" w:hAnsi="Carlito" w:cs="Carlito"/>
+          <w:rFonts w:ascii="Calibri" w:hAnsi="Calibri" w:cs="Calibri"/>
           <w:b/>
           <w:bCs/>
           <w:color w:val="D86DCB" w:themeColor="accent5" w:themeTint="99"/>
@@ -7452,17 +7452,17 @@
       <w:pPr>
         <w:jc w:val="both"/>
         <w:rPr>
-          <w:rFonts w:ascii="Carlito" w:hAnsi="Carlito" w:cs="Carlito"/>
-          <w:b/>
-          <w:bCs/>
-          <w:color w:val="D86DCB" w:themeColor="accent5" w:themeTint="99"/>
-          <w:sz w:val="36"/>
-          <w:szCs w:val="36"/>
-        </w:rPr>
-      </w:pPr>
-      <w:r>
-        <w:rPr>
-          <w:rFonts w:ascii="Carlito" w:hAnsi="Carlito" w:cs="Carlito"/>
+          <w:rFonts w:ascii="Calibri" w:hAnsi="Calibri" w:cs="Calibri"/>
+          <w:b/>
+          <w:bCs/>
+          <w:color w:val="D86DCB" w:themeColor="accent5" w:themeTint="99"/>
+          <w:sz w:val="36"/>
+          <w:szCs w:val="36"/>
+        </w:rPr>
+      </w:pPr>
+      <w:r>
+        <w:rPr>
+          <w:rFonts w:ascii="Calibri" w:hAnsi="Calibri" w:cs="Calibri"/>
           <w:b/>
           <w:bCs/>
           <w:color w:val="D86DCB" w:themeColor="accent5" w:themeTint="99"/>
@@ -7475,7 +7475,7 @@
       <w:proofErr w:type="gramStart"/>
       <w:r>
         <w:rPr>
-          <w:rFonts w:ascii="Carlito" w:hAnsi="Carlito" w:cs="Carlito"/>
+          <w:rFonts w:ascii="Calibri" w:hAnsi="Calibri" w:cs="Calibri"/>
           <w:b/>
           <w:bCs/>
           <w:color w:val="D86DCB" w:themeColor="accent5" w:themeTint="99"/>
@@ -7487,7 +7487,7 @@
       <w:proofErr w:type="gramEnd"/>
       <w:r>
         <w:rPr>
-          <w:rFonts w:ascii="Carlito" w:hAnsi="Carlito" w:cs="Carlito"/>
+          <w:rFonts w:ascii="Calibri" w:hAnsi="Calibri" w:cs="Calibri"/>
           <w:b/>
           <w:bCs/>
           <w:color w:val="D86DCB" w:themeColor="accent5" w:themeTint="99"/>
@@ -7499,7 +7499,7 @@
       <w:proofErr w:type="spellEnd"/>
       <w:r>
         <w:rPr>
-          <w:rFonts w:ascii="Carlito" w:hAnsi="Carlito" w:cs="Carlito"/>
+          <w:rFonts w:ascii="Calibri" w:hAnsi="Calibri" w:cs="Calibri"/>
           <w:b/>
           <w:bCs/>
           <w:color w:val="D86DCB" w:themeColor="accent5" w:themeTint="99"/>
@@ -7511,7 +7511,7 @@
       <w:proofErr w:type="spellStart"/>
       <w:r>
         <w:rPr>
-          <w:rFonts w:ascii="Carlito" w:hAnsi="Carlito" w:cs="Carlito"/>
+          <w:rFonts w:ascii="Calibri" w:hAnsi="Calibri" w:cs="Calibri"/>
           <w:b/>
           <w:bCs/>
           <w:color w:val="D86DCB" w:themeColor="accent5" w:themeTint="99"/>
@@ -7526,17 +7526,17 @@
       <w:pPr>
         <w:jc w:val="both"/>
         <w:rPr>
-          <w:rFonts w:ascii="Carlito" w:hAnsi="Carlito" w:cs="Carlito"/>
-          <w:b/>
-          <w:bCs/>
-          <w:color w:val="D86DCB" w:themeColor="accent5" w:themeTint="99"/>
-          <w:sz w:val="36"/>
-          <w:szCs w:val="36"/>
-        </w:rPr>
-      </w:pPr>
-      <w:r>
-        <w:rPr>
-          <w:rFonts w:ascii="Carlito" w:hAnsi="Carlito" w:cs="Carlito"/>
+          <w:rFonts w:ascii="Calibri" w:hAnsi="Calibri" w:cs="Calibri"/>
+          <w:b/>
+          <w:bCs/>
+          <w:color w:val="D86DCB" w:themeColor="accent5" w:themeTint="99"/>
+          <w:sz w:val="36"/>
+          <w:szCs w:val="36"/>
+        </w:rPr>
+      </w:pPr>
+      <w:r>
+        <w:rPr>
+          <w:rFonts w:ascii="Calibri" w:hAnsi="Calibri" w:cs="Calibri"/>
           <w:b/>
           <w:bCs/>
           <w:color w:val="D86DCB" w:themeColor="accent5" w:themeTint="99"/>
@@ -7548,7 +7548,7 @@
       <w:proofErr w:type="spellStart"/>
       <w:r>
         <w:rPr>
-          <w:rFonts w:ascii="Carlito" w:hAnsi="Carlito" w:cs="Carlito"/>
+          <w:rFonts w:ascii="Calibri" w:hAnsi="Calibri" w:cs="Calibri"/>
           <w:b/>
           <w:bCs/>
           <w:color w:val="D86DCB" w:themeColor="accent5" w:themeTint="99"/>
@@ -7560,7 +7560,7 @@
       <w:proofErr w:type="spellEnd"/>
       <w:r>
         <w:rPr>
-          <w:rFonts w:ascii="Carlito" w:hAnsi="Carlito" w:cs="Carlito"/>
+          <w:rFonts w:ascii="Calibri" w:hAnsi="Calibri" w:cs="Calibri"/>
           <w:b/>
           <w:bCs/>
           <w:color w:val="D86DCB" w:themeColor="accent5" w:themeTint="99"/>
@@ -7572,7 +7572,7 @@
       <w:proofErr w:type="spellStart"/>
       <w:r>
         <w:rPr>
-          <w:rFonts w:ascii="Carlito" w:hAnsi="Carlito" w:cs="Carlito"/>
+          <w:rFonts w:ascii="Calibri" w:hAnsi="Calibri" w:cs="Calibri"/>
           <w:b/>
           <w:bCs/>
           <w:color w:val="D86DCB" w:themeColor="accent5" w:themeTint="99"/>
@@ -7587,17 +7587,17 @@
       <w:pPr>
         <w:jc w:val="both"/>
         <w:rPr>
-          <w:rFonts w:ascii="Carlito" w:hAnsi="Carlito" w:cs="Carlito"/>
-          <w:b/>
-          <w:bCs/>
-          <w:color w:val="D86DCB" w:themeColor="accent5" w:themeTint="99"/>
-          <w:sz w:val="36"/>
-          <w:szCs w:val="36"/>
-        </w:rPr>
-      </w:pPr>
-      <w:r>
-        <w:rPr>
-          <w:rFonts w:ascii="Carlito" w:hAnsi="Carlito" w:cs="Carlito"/>
+          <w:rFonts w:ascii="Calibri" w:hAnsi="Calibri" w:cs="Calibri"/>
+          <w:b/>
+          <w:bCs/>
+          <w:color w:val="D86DCB" w:themeColor="accent5" w:themeTint="99"/>
+          <w:sz w:val="36"/>
+          <w:szCs w:val="36"/>
+        </w:rPr>
+      </w:pPr>
+      <w:r>
+        <w:rPr>
+          <w:rFonts w:ascii="Calibri" w:hAnsi="Calibri" w:cs="Calibri"/>
           <w:b/>
           <w:bCs/>
           <w:color w:val="D86DCB" w:themeColor="accent5" w:themeTint="99"/>
@@ -7608,7 +7608,7 @@
       </w:r>
       <w:r>
         <w:rPr>
-          <w:rFonts w:ascii="Carlito" w:hAnsi="Carlito" w:cs="Carlito"/>
+          <w:rFonts w:ascii="Calibri" w:hAnsi="Calibri" w:cs="Calibri"/>
           <w:b/>
           <w:bCs/>
           <w:color w:val="D86DCB" w:themeColor="accent5" w:themeTint="99"/>
@@ -7620,7 +7620,7 @@
       <w:proofErr w:type="spellStart"/>
       <w:r>
         <w:rPr>
-          <w:rFonts w:ascii="Carlito" w:hAnsi="Carlito" w:cs="Carlito"/>
+          <w:rFonts w:ascii="Calibri" w:hAnsi="Calibri" w:cs="Calibri"/>
           <w:b/>
           <w:bCs/>
           <w:color w:val="D86DCB" w:themeColor="accent5" w:themeTint="99"/>
@@ -7632,7 +7632,7 @@
       <w:proofErr w:type="spellEnd"/>
       <w:r>
         <w:rPr>
-          <w:rFonts w:ascii="Carlito" w:hAnsi="Carlito" w:cs="Carlito"/>
+          <w:rFonts w:ascii="Calibri" w:hAnsi="Calibri" w:cs="Calibri"/>
           <w:b/>
           <w:bCs/>
           <w:color w:val="D86DCB" w:themeColor="accent5" w:themeTint="99"/>
@@ -7644,7 +7644,7 @@
       <w:proofErr w:type="gramStart"/>
       <w:r>
         <w:rPr>
-          <w:rFonts w:ascii="Carlito" w:hAnsi="Carlito" w:cs="Carlito"/>
+          <w:rFonts w:ascii="Calibri" w:hAnsi="Calibri" w:cs="Calibri"/>
           <w:b/>
           <w:bCs/>
           <w:color w:val="D86DCB" w:themeColor="accent5" w:themeTint="99"/>
@@ -7656,7 +7656,7 @@
       <w:proofErr w:type="gramEnd"/>
       <w:r>
         <w:rPr>
-          <w:rFonts w:ascii="Carlito" w:hAnsi="Carlito" w:cs="Carlito"/>
+          <w:rFonts w:ascii="Calibri" w:hAnsi="Calibri" w:cs="Calibri"/>
           <w:b/>
           <w:bCs/>
           <w:color w:val="D86DCB" w:themeColor="accent5" w:themeTint="99"/>
@@ -7670,17 +7670,17 @@
       <w:pPr>
         <w:jc w:val="both"/>
         <w:rPr>
-          <w:rFonts w:ascii="Carlito" w:hAnsi="Carlito" w:cs="Carlito"/>
-          <w:b/>
-          <w:bCs/>
-          <w:color w:val="D86DCB" w:themeColor="accent5" w:themeTint="99"/>
-          <w:sz w:val="36"/>
-          <w:szCs w:val="36"/>
-        </w:rPr>
-      </w:pPr>
-      <w:r>
-        <w:rPr>
-          <w:rFonts w:ascii="Carlito" w:hAnsi="Carlito" w:cs="Carlito"/>
+          <w:rFonts w:ascii="Calibri" w:hAnsi="Calibri" w:cs="Calibri"/>
+          <w:b/>
+          <w:bCs/>
+          <w:color w:val="D86DCB" w:themeColor="accent5" w:themeTint="99"/>
+          <w:sz w:val="36"/>
+          <w:szCs w:val="36"/>
+        </w:rPr>
+      </w:pPr>
+      <w:r>
+        <w:rPr>
+          <w:rFonts w:ascii="Calibri" w:hAnsi="Calibri" w:cs="Calibri"/>
           <w:b/>
           <w:bCs/>
           <w:color w:val="D86DCB" w:themeColor="accent5" w:themeTint="99"/>
@@ -7694,17 +7694,17 @@
       <w:pPr>
         <w:jc w:val="both"/>
         <w:rPr>
-          <w:rFonts w:ascii="Carlito" w:hAnsi="Carlito" w:cs="Carlito"/>
-          <w:b/>
-          <w:bCs/>
-          <w:color w:val="D86DCB" w:themeColor="accent5" w:themeTint="99"/>
-          <w:sz w:val="36"/>
-          <w:szCs w:val="36"/>
-        </w:rPr>
-      </w:pPr>
-      <w:r>
-        <w:rPr>
-          <w:rFonts w:ascii="Carlito" w:hAnsi="Carlito" w:cs="Carlito"/>
+          <w:rFonts w:ascii="Calibri" w:hAnsi="Calibri" w:cs="Calibri"/>
+          <w:b/>
+          <w:bCs/>
+          <w:color w:val="D86DCB" w:themeColor="accent5" w:themeTint="99"/>
+          <w:sz w:val="36"/>
+          <w:szCs w:val="36"/>
+        </w:rPr>
+      </w:pPr>
+      <w:r>
+        <w:rPr>
+          <w:rFonts w:ascii="Calibri" w:hAnsi="Calibri" w:cs="Calibri"/>
           <w:b/>
           <w:bCs/>
           <w:color w:val="D86DCB" w:themeColor="accent5" w:themeTint="99"/>
@@ -7718,17 +7718,17 @@
       <w:pPr>
         <w:jc w:val="both"/>
         <w:rPr>
-          <w:rFonts w:ascii="Carlito" w:hAnsi="Carlito" w:cs="Carlito"/>
-          <w:b/>
-          <w:bCs/>
-          <w:color w:val="D86DCB" w:themeColor="accent5" w:themeTint="99"/>
-          <w:sz w:val="36"/>
-          <w:szCs w:val="36"/>
-        </w:rPr>
-      </w:pPr>
-      <w:r>
-        <w:rPr>
-          <w:rFonts w:ascii="Carlito" w:hAnsi="Carlito" w:cs="Carlito"/>
+          <w:rFonts w:ascii="Calibri" w:hAnsi="Calibri" w:cs="Calibri"/>
+          <w:b/>
+          <w:bCs/>
+          <w:color w:val="D86DCB" w:themeColor="accent5" w:themeTint="99"/>
+          <w:sz w:val="36"/>
+          <w:szCs w:val="36"/>
+        </w:rPr>
+      </w:pPr>
+      <w:r>
+        <w:rPr>
+          <w:rFonts w:ascii="Calibri" w:hAnsi="Calibri" w:cs="Calibri"/>
           <w:b/>
           <w:bCs/>
           <w:color w:val="D86DCB" w:themeColor="accent5" w:themeTint="99"/>
@@ -7742,17 +7742,17 @@
       <w:pPr>
         <w:jc w:val="both"/>
         <w:rPr>
-          <w:rFonts w:ascii="Carlito" w:hAnsi="Carlito" w:cs="Carlito"/>
-          <w:b/>
-          <w:bCs/>
-          <w:color w:val="D86DCB" w:themeColor="accent5" w:themeTint="99"/>
-          <w:sz w:val="36"/>
-          <w:szCs w:val="36"/>
-        </w:rPr>
-      </w:pPr>
-      <w:r>
-        <w:rPr>
-          <w:rFonts w:ascii="Carlito" w:hAnsi="Carlito" w:cs="Carlito"/>
+          <w:rFonts w:ascii="Calibri" w:hAnsi="Calibri" w:cs="Calibri"/>
+          <w:b/>
+          <w:bCs/>
+          <w:color w:val="D86DCB" w:themeColor="accent5" w:themeTint="99"/>
+          <w:sz w:val="36"/>
+          <w:szCs w:val="36"/>
+        </w:rPr>
+      </w:pPr>
+      <w:r>
+        <w:rPr>
+          <w:rFonts w:ascii="Calibri" w:hAnsi="Calibri" w:cs="Calibri"/>
           <w:b/>
           <w:bCs/>
           <w:color w:val="D86DCB" w:themeColor="accent5" w:themeTint="99"/>
@@ -7764,7 +7764,7 @@
       <w:proofErr w:type="spellStart"/>
       <w:r>
         <w:rPr>
-          <w:rFonts w:ascii="Carlito" w:hAnsi="Carlito" w:cs="Carlito"/>
+          <w:rFonts w:ascii="Calibri" w:hAnsi="Calibri" w:cs="Calibri"/>
           <w:b/>
           <w:bCs/>
           <w:color w:val="D86DCB" w:themeColor="accent5" w:themeTint="99"/>
@@ -7776,7 +7776,7 @@
       <w:proofErr w:type="spellEnd"/>
       <w:r>
         <w:rPr>
-          <w:rFonts w:ascii="Carlito" w:hAnsi="Carlito" w:cs="Carlito"/>
+          <w:rFonts w:ascii="Calibri" w:hAnsi="Calibri" w:cs="Calibri"/>
           <w:b/>
           <w:bCs/>
           <w:color w:val="D86DCB" w:themeColor="accent5" w:themeTint="99"/>
@@ -7790,17 +7790,17 @@
       <w:pPr>
         <w:jc w:val="both"/>
         <w:rPr>
-          <w:rFonts w:ascii="Carlito" w:hAnsi="Carlito" w:cs="Carlito"/>
-          <w:b/>
-          <w:bCs/>
-          <w:color w:val="D86DCB" w:themeColor="accent5" w:themeTint="99"/>
-          <w:sz w:val="36"/>
-          <w:szCs w:val="36"/>
-        </w:rPr>
-      </w:pPr>
-      <w:r>
-        <w:rPr>
-          <w:rFonts w:ascii="Carlito" w:hAnsi="Carlito" w:cs="Carlito"/>
+          <w:rFonts w:ascii="Calibri" w:hAnsi="Calibri" w:cs="Calibri"/>
+          <w:b/>
+          <w:bCs/>
+          <w:color w:val="D86DCB" w:themeColor="accent5" w:themeTint="99"/>
+          <w:sz w:val="36"/>
+          <w:szCs w:val="36"/>
+        </w:rPr>
+      </w:pPr>
+      <w:r>
+        <w:rPr>
+          <w:rFonts w:ascii="Calibri" w:hAnsi="Calibri" w:cs="Calibri"/>
           <w:b/>
           <w:bCs/>
           <w:color w:val="D86DCB" w:themeColor="accent5" w:themeTint="99"/>
@@ -7812,7 +7812,7 @@
       <w:proofErr w:type="spellStart"/>
       <w:r>
         <w:rPr>
-          <w:rFonts w:ascii="Carlito" w:hAnsi="Carlito" w:cs="Carlito"/>
+          <w:rFonts w:ascii="Calibri" w:hAnsi="Calibri" w:cs="Calibri"/>
           <w:b/>
           <w:bCs/>
           <w:color w:val="D86DCB" w:themeColor="accent5" w:themeTint="99"/>
@@ -7824,7 +7824,7 @@
       <w:proofErr w:type="gramStart"/>
       <w:r>
         <w:rPr>
-          <w:rFonts w:ascii="Carlito" w:hAnsi="Carlito" w:cs="Carlito"/>
+          <w:rFonts w:ascii="Calibri" w:hAnsi="Calibri" w:cs="Calibri"/>
           <w:b/>
           <w:bCs/>
           <w:color w:val="D86DCB" w:themeColor="accent5" w:themeTint="99"/>
@@ -7837,7 +7837,7 @@
       <w:proofErr w:type="gramEnd"/>
       <w:r>
         <w:rPr>
-          <w:rFonts w:ascii="Carlito" w:hAnsi="Carlito" w:cs="Carlito"/>
+          <w:rFonts w:ascii="Calibri" w:hAnsi="Calibri" w:cs="Calibri"/>
           <w:b/>
           <w:bCs/>
           <w:color w:val="D86DCB" w:themeColor="accent5" w:themeTint="99"/>
@@ -7849,7 +7849,7 @@
       <w:proofErr w:type="spellStart"/>
       <w:r>
         <w:rPr>
-          <w:rFonts w:ascii="Carlito" w:hAnsi="Carlito" w:cs="Carlito"/>
+          <w:rFonts w:ascii="Calibri" w:hAnsi="Calibri" w:cs="Calibri"/>
           <w:b/>
           <w:bCs/>
           <w:color w:val="D86DCB" w:themeColor="accent5" w:themeTint="99"/>
@@ -7861,7 +7861,7 @@
       <w:proofErr w:type="spellEnd"/>
       <w:r>
         <w:rPr>
-          <w:rFonts w:ascii="Carlito" w:hAnsi="Carlito" w:cs="Carlito"/>
+          <w:rFonts w:ascii="Calibri" w:hAnsi="Calibri" w:cs="Calibri"/>
           <w:b/>
           <w:bCs/>
           <w:color w:val="D86DCB" w:themeColor="accent5" w:themeTint="99"/>
@@ -7875,17 +7875,17 @@
       <w:pPr>
         <w:jc w:val="both"/>
         <w:rPr>
-          <w:rFonts w:ascii="Carlito" w:hAnsi="Carlito" w:cs="Carlito"/>
-          <w:b/>
-          <w:bCs/>
-          <w:color w:val="D86DCB" w:themeColor="accent5" w:themeTint="99"/>
-          <w:sz w:val="36"/>
-          <w:szCs w:val="36"/>
-        </w:rPr>
-      </w:pPr>
-      <w:r>
-        <w:rPr>
-          <w:rFonts w:ascii="Carlito" w:hAnsi="Carlito" w:cs="Carlito"/>
+          <w:rFonts w:ascii="Calibri" w:hAnsi="Calibri" w:cs="Calibri"/>
+          <w:b/>
+          <w:bCs/>
+          <w:color w:val="D86DCB" w:themeColor="accent5" w:themeTint="99"/>
+          <w:sz w:val="36"/>
+          <w:szCs w:val="36"/>
+        </w:rPr>
+      </w:pPr>
+      <w:r>
+        <w:rPr>
+          <w:rFonts w:ascii="Calibri" w:hAnsi="Calibri" w:cs="Calibri"/>
           <w:b/>
           <w:bCs/>
           <w:color w:val="D86DCB" w:themeColor="accent5" w:themeTint="99"/>
@@ -7897,7 +7897,7 @@
       <w:proofErr w:type="spellStart"/>
       <w:r>
         <w:rPr>
-          <w:rFonts w:ascii="Carlito" w:hAnsi="Carlito" w:cs="Carlito"/>
+          <w:rFonts w:ascii="Calibri" w:hAnsi="Calibri" w:cs="Calibri"/>
           <w:b/>
           <w:bCs/>
           <w:color w:val="D86DCB" w:themeColor="accent5" w:themeTint="99"/>
@@ -7909,7 +7909,7 @@
       <w:proofErr w:type="spellEnd"/>
       <w:r>
         <w:rPr>
-          <w:rFonts w:ascii="Carlito" w:hAnsi="Carlito" w:cs="Carlito"/>
+          <w:rFonts w:ascii="Calibri" w:hAnsi="Calibri" w:cs="Calibri"/>
           <w:b/>
           <w:bCs/>
           <w:color w:val="D86DCB" w:themeColor="accent5" w:themeTint="99"/>
@@ -7923,17 +7923,17 @@
       <w:pPr>
         <w:jc w:val="both"/>
         <w:rPr>
-          <w:rFonts w:ascii="Carlito" w:hAnsi="Carlito" w:cs="Carlito"/>
-          <w:b/>
-          <w:bCs/>
-          <w:color w:val="D86DCB" w:themeColor="accent5" w:themeTint="99"/>
-          <w:sz w:val="36"/>
-          <w:szCs w:val="36"/>
-        </w:rPr>
-      </w:pPr>
-      <w:r>
-        <w:rPr>
-          <w:rFonts w:ascii="Carlito" w:hAnsi="Carlito" w:cs="Carlito"/>
+          <w:rFonts w:ascii="Calibri" w:hAnsi="Calibri" w:cs="Calibri"/>
+          <w:b/>
+          <w:bCs/>
+          <w:color w:val="D86DCB" w:themeColor="accent5" w:themeTint="99"/>
+          <w:sz w:val="36"/>
+          <w:szCs w:val="36"/>
+        </w:rPr>
+      </w:pPr>
+      <w:r>
+        <w:rPr>
+          <w:rFonts w:ascii="Calibri" w:hAnsi="Calibri" w:cs="Calibri"/>
           <w:b/>
           <w:bCs/>
           <w:color w:val="D86DCB" w:themeColor="accent5" w:themeTint="99"/>
@@ -7947,17 +7947,17 @@
       <w:pPr>
         <w:jc w:val="both"/>
         <w:rPr>
-          <w:rFonts w:ascii="Carlito" w:hAnsi="Carlito" w:cs="Carlito"/>
-          <w:b/>
-          <w:bCs/>
-          <w:color w:val="D86DCB" w:themeColor="accent5" w:themeTint="99"/>
-          <w:sz w:val="36"/>
-          <w:szCs w:val="36"/>
-        </w:rPr>
-      </w:pPr>
-      <w:r>
-        <w:rPr>
-          <w:rFonts w:ascii="Carlito" w:hAnsi="Carlito" w:cs="Carlito"/>
+          <w:rFonts w:ascii="Calibri" w:hAnsi="Calibri" w:cs="Calibri"/>
+          <w:b/>
+          <w:bCs/>
+          <w:color w:val="D86DCB" w:themeColor="accent5" w:themeTint="99"/>
+          <w:sz w:val="36"/>
+          <w:szCs w:val="36"/>
+        </w:rPr>
+      </w:pPr>
+      <w:r>
+        <w:rPr>
+          <w:rFonts w:ascii="Calibri" w:hAnsi="Calibri" w:cs="Calibri"/>
           <w:b/>
           <w:bCs/>
           <w:color w:val="D86DCB" w:themeColor="accent5" w:themeTint="99"/>
@@ -7971,17 +7971,17 @@
       <w:pPr>
         <w:jc w:val="both"/>
         <w:rPr>
-          <w:rFonts w:ascii="Carlito" w:hAnsi="Carlito" w:cs="Carlito"/>
-          <w:b/>
-          <w:bCs/>
-          <w:color w:val="D86DCB" w:themeColor="accent5" w:themeTint="99"/>
-          <w:sz w:val="36"/>
-          <w:szCs w:val="36"/>
-        </w:rPr>
-      </w:pPr>
-      <w:r>
-        <w:rPr>
-          <w:rFonts w:ascii="Carlito" w:hAnsi="Carlito" w:cs="Carlito"/>
+          <w:rFonts w:ascii="Calibri" w:hAnsi="Calibri" w:cs="Calibri"/>
+          <w:b/>
+          <w:bCs/>
+          <w:color w:val="D86DCB" w:themeColor="accent5" w:themeTint="99"/>
+          <w:sz w:val="36"/>
+          <w:szCs w:val="36"/>
+        </w:rPr>
+      </w:pPr>
+      <w:r>
+        <w:rPr>
+          <w:rFonts w:ascii="Calibri" w:hAnsi="Calibri" w:cs="Calibri"/>
           <w:b/>
           <w:bCs/>
           <w:color w:val="D86DCB" w:themeColor="accent5" w:themeTint="99"/>
@@ -7996,17 +7996,17 @@
       <w:pPr>
         <w:jc w:val="both"/>
         <w:rPr>
-          <w:rFonts w:ascii="Carlito" w:hAnsi="Carlito" w:cs="Carlito"/>
-          <w:b/>
-          <w:bCs/>
-          <w:color w:val="D86DCB" w:themeColor="accent5" w:themeTint="99"/>
-          <w:sz w:val="36"/>
-          <w:szCs w:val="36"/>
-        </w:rPr>
-      </w:pPr>
-      <w:r>
-        <w:rPr>
-          <w:rFonts w:ascii="Carlito" w:hAnsi="Carlito" w:cs="Carlito"/>
+          <w:rFonts w:ascii="Calibri" w:hAnsi="Calibri" w:cs="Calibri"/>
+          <w:b/>
+          <w:bCs/>
+          <w:color w:val="D86DCB" w:themeColor="accent5" w:themeTint="99"/>
+          <w:sz w:val="36"/>
+          <w:szCs w:val="36"/>
+        </w:rPr>
+      </w:pPr>
+      <w:r>
+        <w:rPr>
+          <w:rFonts w:ascii="Calibri" w:hAnsi="Calibri" w:cs="Calibri"/>
           <w:b/>
           <w:bCs/>
           <w:color w:val="D86DCB" w:themeColor="accent5" w:themeTint="99"/>
@@ -8017,7 +8017,7 @@
       </w:r>
       <w:r>
         <w:rPr>
-          <w:rFonts w:ascii="Carlito" w:hAnsi="Carlito" w:cs="Carlito"/>
+          <w:rFonts w:ascii="Calibri" w:hAnsi="Calibri" w:cs="Calibri"/>
           <w:b/>
           <w:bCs/>
           <w:color w:val="D86DCB" w:themeColor="accent5" w:themeTint="99"/>
@@ -8031,17 +8031,17 @@
       <w:pPr>
         <w:jc w:val="both"/>
         <w:rPr>
-          <w:rFonts w:ascii="Carlito" w:hAnsi="Carlito" w:cs="Carlito"/>
-          <w:b/>
-          <w:bCs/>
-          <w:color w:val="D86DCB" w:themeColor="accent5" w:themeTint="99"/>
-          <w:sz w:val="36"/>
-          <w:szCs w:val="36"/>
-        </w:rPr>
-      </w:pPr>
-      <w:r>
-        <w:rPr>
-          <w:rFonts w:ascii="Carlito" w:hAnsi="Carlito" w:cs="Carlito"/>
+          <w:rFonts w:ascii="Calibri" w:hAnsi="Calibri" w:cs="Calibri"/>
+          <w:b/>
+          <w:bCs/>
+          <w:color w:val="D86DCB" w:themeColor="accent5" w:themeTint="99"/>
+          <w:sz w:val="36"/>
+          <w:szCs w:val="36"/>
+        </w:rPr>
+      </w:pPr>
+      <w:r>
+        <w:rPr>
+          <w:rFonts w:ascii="Calibri" w:hAnsi="Calibri" w:cs="Calibri"/>
           <w:b/>
           <w:bCs/>
           <w:color w:val="D86DCB" w:themeColor="accent5" w:themeTint="99"/>
@@ -8054,7 +8054,7 @@
       <w:proofErr w:type="gramStart"/>
       <w:r>
         <w:rPr>
-          <w:rFonts w:ascii="Carlito" w:hAnsi="Carlito" w:cs="Carlito"/>
+          <w:rFonts w:ascii="Calibri" w:hAnsi="Calibri" w:cs="Calibri"/>
           <w:b/>
           <w:bCs/>
           <w:color w:val="D86DCB" w:themeColor="accent5" w:themeTint="99"/>
@@ -8066,7 +8066,7 @@
       <w:proofErr w:type="gramEnd"/>
       <w:r>
         <w:rPr>
-          <w:rFonts w:ascii="Carlito" w:hAnsi="Carlito" w:cs="Carlito"/>
+          <w:rFonts w:ascii="Calibri" w:hAnsi="Calibri" w:cs="Calibri"/>
           <w:b/>
           <w:bCs/>
           <w:color w:val="D86DCB" w:themeColor="accent5" w:themeTint="99"/>
@@ -8078,7 +8078,7 @@
       <w:proofErr w:type="spellEnd"/>
       <w:r>
         <w:rPr>
-          <w:rFonts w:ascii="Carlito" w:hAnsi="Carlito" w:cs="Carlito"/>
+          <w:rFonts w:ascii="Calibri" w:hAnsi="Calibri" w:cs="Calibri"/>
           <w:b/>
           <w:bCs/>
           <w:color w:val="D86DCB" w:themeColor="accent5" w:themeTint="99"/>
@@ -8092,17 +8092,17 @@
       <w:pPr>
         <w:jc w:val="both"/>
         <w:rPr>
-          <w:rFonts w:ascii="Carlito" w:hAnsi="Carlito" w:cs="Carlito"/>
-          <w:b/>
-          <w:bCs/>
-          <w:color w:val="D86DCB" w:themeColor="accent5" w:themeTint="99"/>
-          <w:sz w:val="36"/>
-          <w:szCs w:val="36"/>
-        </w:rPr>
-      </w:pPr>
-      <w:r>
-        <w:rPr>
-          <w:rFonts w:ascii="Carlito" w:hAnsi="Carlito" w:cs="Carlito"/>
+          <w:rFonts w:ascii="Calibri" w:hAnsi="Calibri" w:cs="Calibri"/>
+          <w:b/>
+          <w:bCs/>
+          <w:color w:val="D86DCB" w:themeColor="accent5" w:themeTint="99"/>
+          <w:sz w:val="36"/>
+          <w:szCs w:val="36"/>
+        </w:rPr>
+      </w:pPr>
+      <w:r>
+        <w:rPr>
+          <w:rFonts w:ascii="Calibri" w:hAnsi="Calibri" w:cs="Calibri"/>
           <w:b/>
           <w:bCs/>
           <w:color w:val="D86DCB" w:themeColor="accent5" w:themeTint="99"/>
@@ -8115,7 +8115,7 @@
       <w:proofErr w:type="gramStart"/>
       <w:r>
         <w:rPr>
-          <w:rFonts w:ascii="Carlito" w:hAnsi="Carlito" w:cs="Carlito"/>
+          <w:rFonts w:ascii="Calibri" w:hAnsi="Calibri" w:cs="Calibri"/>
           <w:b/>
           <w:bCs/>
           <w:color w:val="D86DCB" w:themeColor="accent5" w:themeTint="99"/>
@@ -8128,7 +8128,7 @@
       <w:proofErr w:type="gramEnd"/>
       <w:r>
         <w:rPr>
-          <w:rFonts w:ascii="Carlito" w:hAnsi="Carlito" w:cs="Carlito"/>
+          <w:rFonts w:ascii="Calibri" w:hAnsi="Calibri" w:cs="Calibri"/>
           <w:b/>
           <w:bCs/>
           <w:color w:val="D86DCB" w:themeColor="accent5" w:themeTint="99"/>
@@ -8142,17 +8142,17 @@
       <w:pPr>
         <w:jc w:val="both"/>
         <w:rPr>
-          <w:rFonts w:ascii="Carlito" w:hAnsi="Carlito" w:cs="Carlito"/>
-          <w:b/>
-          <w:bCs/>
-          <w:color w:val="D86DCB" w:themeColor="accent5" w:themeTint="99"/>
-          <w:sz w:val="36"/>
-          <w:szCs w:val="36"/>
-        </w:rPr>
-      </w:pPr>
-      <w:r>
-        <w:rPr>
-          <w:rFonts w:ascii="Carlito" w:hAnsi="Carlito" w:cs="Carlito"/>
+          <w:rFonts w:ascii="Calibri" w:hAnsi="Calibri" w:cs="Calibri"/>
+          <w:b/>
+          <w:bCs/>
+          <w:color w:val="D86DCB" w:themeColor="accent5" w:themeTint="99"/>
+          <w:sz w:val="36"/>
+          <w:szCs w:val="36"/>
+        </w:rPr>
+      </w:pPr>
+      <w:r>
+        <w:rPr>
+          <w:rFonts w:ascii="Calibri" w:hAnsi="Calibri" w:cs="Calibri"/>
           <w:b/>
           <w:bCs/>
           <w:color w:val="D86DCB" w:themeColor="accent5" w:themeTint="99"/>
@@ -8164,7 +8164,7 @@
       <w:proofErr w:type="spellStart"/>
       <w:r>
         <w:rPr>
-          <w:rFonts w:ascii="Carlito" w:hAnsi="Carlito" w:cs="Carlito"/>
+          <w:rFonts w:ascii="Calibri" w:hAnsi="Calibri" w:cs="Calibri"/>
           <w:b/>
           <w:bCs/>
           <w:color w:val="D86DCB" w:themeColor="accent5" w:themeTint="99"/>
@@ -8176,7 +8176,7 @@
       <w:proofErr w:type="gramStart"/>
       <w:r>
         <w:rPr>
-          <w:rFonts w:ascii="Carlito" w:hAnsi="Carlito" w:cs="Carlito"/>
+          <w:rFonts w:ascii="Calibri" w:hAnsi="Calibri" w:cs="Calibri"/>
           <w:b/>
           <w:bCs/>
           <w:color w:val="D86DCB" w:themeColor="accent5" w:themeTint="99"/>
@@ -8188,7 +8188,7 @@
       <w:proofErr w:type="spellEnd"/>
       <w:r>
         <w:rPr>
-          <w:rFonts w:ascii="Carlito" w:hAnsi="Carlito" w:cs="Carlito"/>
+          <w:rFonts w:ascii="Calibri" w:hAnsi="Calibri" w:cs="Calibri"/>
           <w:b/>
           <w:bCs/>
           <w:color w:val="D86DCB" w:themeColor="accent5" w:themeTint="99"/>
@@ -8200,7 +8200,7 @@
       <w:proofErr w:type="gramEnd"/>
       <w:r>
         <w:rPr>
-          <w:rFonts w:ascii="Carlito" w:hAnsi="Carlito" w:cs="Carlito"/>
+          <w:rFonts w:ascii="Calibri" w:hAnsi="Calibri" w:cs="Calibri"/>
           <w:b/>
           <w:bCs/>
           <w:color w:val="D86DCB" w:themeColor="accent5" w:themeTint="99"/>
@@ -8214,17 +8214,17 @@
       <w:pPr>
         <w:jc w:val="both"/>
         <w:rPr>
-          <w:rFonts w:ascii="Carlito" w:hAnsi="Carlito" w:cs="Carlito"/>
-          <w:b/>
-          <w:bCs/>
-          <w:color w:val="D86DCB" w:themeColor="accent5" w:themeTint="99"/>
-          <w:sz w:val="36"/>
-          <w:szCs w:val="36"/>
-        </w:rPr>
-      </w:pPr>
-      <w:r>
-        <w:rPr>
-          <w:rFonts w:ascii="Carlito" w:hAnsi="Carlito" w:cs="Carlito"/>
+          <w:rFonts w:ascii="Calibri" w:hAnsi="Calibri" w:cs="Calibri"/>
+          <w:b/>
+          <w:bCs/>
+          <w:color w:val="D86DCB" w:themeColor="accent5" w:themeTint="99"/>
+          <w:sz w:val="36"/>
+          <w:szCs w:val="36"/>
+        </w:rPr>
+      </w:pPr>
+      <w:r>
+        <w:rPr>
+          <w:rFonts w:ascii="Calibri" w:hAnsi="Calibri" w:cs="Calibri"/>
           <w:b/>
           <w:bCs/>
           <w:color w:val="D86DCB" w:themeColor="accent5" w:themeTint="99"/>
@@ -8237,7 +8237,7 @@
       <w:proofErr w:type="gramStart"/>
       <w:r>
         <w:rPr>
-          <w:rFonts w:ascii="Carlito" w:hAnsi="Carlito" w:cs="Carlito"/>
+          <w:rFonts w:ascii="Calibri" w:hAnsi="Calibri" w:cs="Calibri"/>
           <w:b/>
           <w:bCs/>
           <w:color w:val="D86DCB" w:themeColor="accent5" w:themeTint="99"/>
@@ -8249,7 +8249,7 @@
       <w:proofErr w:type="gramEnd"/>
       <w:r>
         <w:rPr>
-          <w:rFonts w:ascii="Carlito" w:hAnsi="Carlito" w:cs="Carlito"/>
+          <w:rFonts w:ascii="Calibri" w:hAnsi="Calibri" w:cs="Calibri"/>
           <w:b/>
           <w:bCs/>
           <w:color w:val="D86DCB" w:themeColor="accent5" w:themeTint="99"/>
@@ -8261,7 +8261,7 @@
       <w:proofErr w:type="spellEnd"/>
       <w:r>
         <w:rPr>
-          <w:rFonts w:ascii="Carlito" w:hAnsi="Carlito" w:cs="Carlito"/>
+          <w:rFonts w:ascii="Calibri" w:hAnsi="Calibri" w:cs="Calibri"/>
           <w:b/>
           <w:bCs/>
           <w:color w:val="D86DCB" w:themeColor="accent5" w:themeTint="99"/>
@@ -8275,17 +8275,17 @@
       <w:pPr>
         <w:jc w:val="both"/>
         <w:rPr>
-          <w:rFonts w:ascii="Carlito" w:hAnsi="Carlito" w:cs="Carlito"/>
-          <w:b/>
-          <w:bCs/>
-          <w:color w:val="D86DCB" w:themeColor="accent5" w:themeTint="99"/>
-          <w:sz w:val="36"/>
-          <w:szCs w:val="36"/>
-        </w:rPr>
-      </w:pPr>
-      <w:r>
-        <w:rPr>
-          <w:rFonts w:ascii="Carlito" w:hAnsi="Carlito" w:cs="Carlito"/>
+          <w:rFonts w:ascii="Calibri" w:hAnsi="Calibri" w:cs="Calibri"/>
+          <w:b/>
+          <w:bCs/>
+          <w:color w:val="D86DCB" w:themeColor="accent5" w:themeTint="99"/>
+          <w:sz w:val="36"/>
+          <w:szCs w:val="36"/>
+        </w:rPr>
+      </w:pPr>
+      <w:r>
+        <w:rPr>
+          <w:rFonts w:ascii="Calibri" w:hAnsi="Calibri" w:cs="Calibri"/>
           <w:b/>
           <w:bCs/>
           <w:color w:val="D86DCB" w:themeColor="accent5" w:themeTint="99"/>
@@ -8297,7 +8297,7 @@
       <w:proofErr w:type="gramStart"/>
       <w:r>
         <w:rPr>
-          <w:rFonts w:ascii="Carlito" w:hAnsi="Carlito" w:cs="Carlito"/>
+          <w:rFonts w:ascii="Calibri" w:hAnsi="Calibri" w:cs="Calibri"/>
           <w:b/>
           <w:bCs/>
           <w:color w:val="D86DCB" w:themeColor="accent5" w:themeTint="99"/>
@@ -8309,7 +8309,7 @@
       <w:proofErr w:type="gramEnd"/>
       <w:r>
         <w:rPr>
-          <w:rFonts w:ascii="Carlito" w:hAnsi="Carlito" w:cs="Carlito"/>
+          <w:rFonts w:ascii="Calibri" w:hAnsi="Calibri" w:cs="Calibri"/>
           <w:b/>
           <w:bCs/>
           <w:color w:val="D86DCB" w:themeColor="accent5" w:themeTint="99"/>
@@ -8323,17 +8323,17 @@
       <w:pPr>
         <w:jc w:val="both"/>
         <w:rPr>
-          <w:rFonts w:ascii="Carlito" w:hAnsi="Carlito" w:cs="Carlito"/>
-          <w:b/>
-          <w:bCs/>
-          <w:color w:val="D86DCB" w:themeColor="accent5" w:themeTint="99"/>
-          <w:sz w:val="36"/>
-          <w:szCs w:val="36"/>
-        </w:rPr>
-      </w:pPr>
-      <w:r>
-        <w:rPr>
-          <w:rFonts w:ascii="Carlito" w:hAnsi="Carlito" w:cs="Carlito"/>
+          <w:rFonts w:ascii="Calibri" w:hAnsi="Calibri" w:cs="Calibri"/>
+          <w:b/>
+          <w:bCs/>
+          <w:color w:val="D86DCB" w:themeColor="accent5" w:themeTint="99"/>
+          <w:sz w:val="36"/>
+          <w:szCs w:val="36"/>
+        </w:rPr>
+      </w:pPr>
+      <w:r>
+        <w:rPr>
+          <w:rFonts w:ascii="Calibri" w:hAnsi="Calibri" w:cs="Calibri"/>
           <w:b/>
           <w:bCs/>
           <w:color w:val="D86DCB" w:themeColor="accent5" w:themeTint="99"/>
@@ -8346,7 +8346,7 @@
       <w:proofErr w:type="gramStart"/>
       <w:r>
         <w:rPr>
-          <w:rFonts w:ascii="Carlito" w:hAnsi="Carlito" w:cs="Carlito"/>
+          <w:rFonts w:ascii="Calibri" w:hAnsi="Calibri" w:cs="Calibri"/>
           <w:b/>
           <w:bCs/>
           <w:color w:val="D86DCB" w:themeColor="accent5" w:themeTint="99"/>
@@ -8359,7 +8359,7 @@
       <w:proofErr w:type="gramEnd"/>
       <w:r>
         <w:rPr>
-          <w:rFonts w:ascii="Carlito" w:hAnsi="Carlito" w:cs="Carlito"/>
+          <w:rFonts w:ascii="Calibri" w:hAnsi="Calibri" w:cs="Calibri"/>
           <w:b/>
           <w:bCs/>
           <w:color w:val="D86DCB" w:themeColor="accent5" w:themeTint="99"/>
@@ -8373,17 +8373,17 @@
       <w:pPr>
         <w:jc w:val="both"/>
         <w:rPr>
-          <w:rFonts w:ascii="Carlito" w:hAnsi="Carlito" w:cs="Carlito"/>
-          <w:b/>
-          <w:bCs/>
-          <w:color w:val="D86DCB" w:themeColor="accent5" w:themeTint="99"/>
-          <w:sz w:val="36"/>
-          <w:szCs w:val="36"/>
-        </w:rPr>
-      </w:pPr>
-      <w:r>
-        <w:rPr>
-          <w:rFonts w:ascii="Carlito" w:hAnsi="Carlito" w:cs="Carlito"/>
+          <w:rFonts w:ascii="Calibri" w:hAnsi="Calibri" w:cs="Calibri"/>
+          <w:b/>
+          <w:bCs/>
+          <w:color w:val="D86DCB" w:themeColor="accent5" w:themeTint="99"/>
+          <w:sz w:val="36"/>
+          <w:szCs w:val="36"/>
+        </w:rPr>
+      </w:pPr>
+      <w:r>
+        <w:rPr>
+          <w:rFonts w:ascii="Calibri" w:hAnsi="Calibri" w:cs="Calibri"/>
           <w:b/>
           <w:bCs/>
           <w:color w:val="D86DCB" w:themeColor="accent5" w:themeTint="99"/>
@@ -8395,7 +8395,7 @@
       <w:proofErr w:type="gramStart"/>
       <w:r>
         <w:rPr>
-          <w:rFonts w:ascii="Carlito" w:hAnsi="Carlito" w:cs="Carlito"/>
+          <w:rFonts w:ascii="Calibri" w:hAnsi="Calibri" w:cs="Calibri"/>
           <w:b/>
           <w:bCs/>
           <w:color w:val="D86DCB" w:themeColor="accent5" w:themeTint="99"/>
@@ -8407,7 +8407,7 @@
       <w:proofErr w:type="gramEnd"/>
       <w:r>
         <w:rPr>
-          <w:rFonts w:ascii="Carlito" w:hAnsi="Carlito" w:cs="Carlito"/>
+          <w:rFonts w:ascii="Calibri" w:hAnsi="Calibri" w:cs="Calibri"/>
           <w:b/>
           <w:bCs/>
           <w:color w:val="D86DCB" w:themeColor="accent5" w:themeTint="99"/>
@@ -8419,7 +8419,7 @@
       <w:proofErr w:type="spellStart"/>
       <w:r>
         <w:rPr>
-          <w:rFonts w:ascii="Carlito" w:hAnsi="Carlito" w:cs="Carlito"/>
+          <w:rFonts w:ascii="Calibri" w:hAnsi="Calibri" w:cs="Calibri"/>
           <w:b/>
           <w:bCs/>
           <w:color w:val="D86DCB" w:themeColor="accent5" w:themeTint="99"/>
@@ -8431,7 +8431,7 @@
       <w:proofErr w:type="spellEnd"/>
       <w:r>
         <w:rPr>
-          <w:rFonts w:ascii="Carlito" w:hAnsi="Carlito" w:cs="Carlito"/>
+          <w:rFonts w:ascii="Calibri" w:hAnsi="Calibri" w:cs="Calibri"/>
           <w:b/>
           <w:bCs/>
           <w:color w:val="D86DCB" w:themeColor="accent5" w:themeTint="99"/>
@@ -8445,17 +8445,17 @@
       <w:pPr>
         <w:jc w:val="both"/>
         <w:rPr>
-          <w:rFonts w:ascii="Carlito" w:hAnsi="Carlito" w:cs="Carlito"/>
-          <w:b/>
-          <w:bCs/>
-          <w:color w:val="D86DCB" w:themeColor="accent5" w:themeTint="99"/>
-          <w:sz w:val="36"/>
-          <w:szCs w:val="36"/>
-        </w:rPr>
-      </w:pPr>
-      <w:r>
-        <w:rPr>
-          <w:rFonts w:ascii="Carlito" w:hAnsi="Carlito" w:cs="Carlito"/>
+          <w:rFonts w:ascii="Calibri" w:hAnsi="Calibri" w:cs="Calibri"/>
+          <w:b/>
+          <w:bCs/>
+          <w:color w:val="D86DCB" w:themeColor="accent5" w:themeTint="99"/>
+          <w:sz w:val="36"/>
+          <w:szCs w:val="36"/>
+        </w:rPr>
+      </w:pPr>
+      <w:r>
+        <w:rPr>
+          <w:rFonts w:ascii="Calibri" w:hAnsi="Calibri" w:cs="Calibri"/>
           <w:b/>
           <w:bCs/>
           <w:color w:val="D86DCB" w:themeColor="accent5" w:themeTint="99"/>
@@ -8469,14 +8469,14 @@
       <w:pPr>
         <w:jc w:val="both"/>
         <w:rPr>
-          <w:rFonts w:ascii="Carlito" w:hAnsi="Carlito" w:cs="Carlito"/>
-          <w:sz w:val="36"/>
-          <w:szCs w:val="36"/>
-        </w:rPr>
-      </w:pPr>
-      <w:r>
-        <w:rPr>
-          <w:rFonts w:ascii="Carlito" w:hAnsi="Carlito" w:cs="Carlito"/>
+          <w:rFonts w:ascii="Calibri" w:hAnsi="Calibri" w:cs="Calibri"/>
+          <w:sz w:val="36"/>
+          <w:szCs w:val="36"/>
+        </w:rPr>
+      </w:pPr>
+      <w:r>
+        <w:rPr>
+          <w:rFonts w:ascii="Calibri" w:hAnsi="Calibri" w:cs="Calibri"/>
           <w:b/>
           <w:bCs/>
           <w:color w:val="D86DCB" w:themeColor="accent5" w:themeTint="99"/>
@@ -8488,7 +8488,7 @@
       <w:proofErr w:type="gramStart"/>
       <w:r>
         <w:rPr>
-          <w:rFonts w:ascii="Carlito" w:hAnsi="Carlito" w:cs="Carlito"/>
+          <w:rFonts w:ascii="Calibri" w:hAnsi="Calibri" w:cs="Calibri"/>
           <w:b/>
           <w:bCs/>
           <w:color w:val="D86DCB" w:themeColor="accent5" w:themeTint="99"/>
@@ -8501,7 +8501,7 @@
       <w:proofErr w:type="gramEnd"/>
       <w:r>
         <w:rPr>
-          <w:rFonts w:ascii="Carlito" w:hAnsi="Carlito" w:cs="Carlito"/>
+          <w:rFonts w:ascii="Calibri" w:hAnsi="Calibri" w:cs="Calibri"/>
           <w:b/>
           <w:bCs/>
           <w:color w:val="D86DCB" w:themeColor="accent5" w:themeTint="99"/>
@@ -8513,7 +8513,7 @@
       <w:proofErr w:type="spellEnd"/>
       <w:r>
         <w:rPr>
-          <w:rFonts w:ascii="Carlito" w:hAnsi="Carlito" w:cs="Carlito"/>
+          <w:rFonts w:ascii="Calibri" w:hAnsi="Calibri" w:cs="Calibri"/>
           <w:b/>
           <w:bCs/>
           <w:color w:val="D86DCB" w:themeColor="accent5" w:themeTint="99"/>
@@ -8527,17 +8527,17 @@
       <w:pPr>
         <w:jc w:val="both"/>
         <w:rPr>
-          <w:rFonts w:ascii="Carlito" w:hAnsi="Carlito" w:cs="Carlito"/>
-          <w:sz w:val="36"/>
-          <w:szCs w:val="36"/>
-        </w:rPr>
-      </w:pPr>
-    </w:p>
-    <w:p>
-      <w:pPr>
-        <w:jc w:val="both"/>
-        <w:rPr>
-          <w:rFonts w:ascii="Carlito" w:hAnsi="Carlito" w:cs="Carlito"/>
+          <w:rFonts w:ascii="Calibri" w:hAnsi="Calibri" w:cs="Calibri"/>
+          <w:sz w:val="36"/>
+          <w:szCs w:val="36"/>
+        </w:rPr>
+      </w:pPr>
+    </w:p>
+    <w:p>
+      <w:pPr>
+        <w:jc w:val="both"/>
+        <w:rPr>
+          <w:rFonts w:ascii="Calibri" w:hAnsi="Calibri" w:cs="Calibri"/>
           <w:sz w:val="36"/>
           <w:szCs w:val="36"/>
         </w:rPr>
